--- a/doc/詞/宋朝/柳永/柳永-鶴沖天·黃金榜上.docx
+++ b/doc/詞/宋朝/柳永/柳永-鶴沖天·黃金榜上.docx
@@ -1,6 +1,6 @@
 
 <file path=word/document.xml><?xml version="1.0" encoding="utf-8"?>
-<w:document xmlns:wpc="http://schemas.microsoft.com/office/word/2010/wordprocessingCanvas" xmlns:cx="http://schemas.microsoft.com/office/drawing/2014/chartex" xmlns:cx1="http://schemas.microsoft.com/office/drawing/2015/9/8/chartex" xmlns:cx2="http://schemas.microsoft.com/office/drawing/2015/10/21/chartex" xmlns:cx3="http://schemas.microsoft.com/office/drawing/2016/5/9/chartex" xmlns:cx4="http://schemas.microsoft.com/office/drawing/2016/5/10/chartex" xmlns:cx5="http://schemas.microsoft.com/office/drawing/2016/5/11/chartex" xmlns:cx6="http://schemas.microsoft.com/office/drawing/2016/5/12/chartex" xmlns:cx7="http://schemas.microsoft.com/office/drawing/2016/5/13/chartex" xmlns:cx8="http://schemas.microsoft.com/office/drawing/2016/5/14/chartex" xmlns:mc="http://schemas.openxmlformats.org/markup-compatibility/2006" xmlns:aink="http://schemas.microsoft.com/office/drawing/2016/ink" xmlns:am3d="http://schemas.microsoft.com/office/drawing/2017/model3d" xmlns:o="urn:schemas-microsoft-com:office:office" xmlns:oel="http://schemas.microsoft.com/office/2019/extlst" xmlns:r="http://schemas.openxmlformats.org/officeDocument/2006/relationships" xmlns:m="http://schemas.openxmlformats.org/officeDocument/2006/math" xmlns:v="urn:schemas-microsoft-com:vml" xmlns:wp14="http://schemas.microsoft.com/office/word/2010/wordprocessingDrawing" xmlns:wp="http://schemas.openxmlformats.org/drawingml/2006/wordprocessingDrawing" xmlns:w10="urn:schemas-microsoft-com:office:word" xmlns:w="http://schemas.openxmlformats.org/wordprocessingml/2006/main" xmlns:w14="http://schemas.microsoft.com/office/word/2010/wordml" xmlns:w15="http://schemas.microsoft.com/office/word/2012/wordml" xmlns:w16cex="http://schemas.microsoft.com/office/word/2018/wordml/cex" xmlns:w16cid="http://schemas.microsoft.com/office/word/2016/wordml/cid" xmlns:w16="http://schemas.microsoft.com/office/word/2018/wordml" xmlns:w16du="http://schemas.microsoft.com/office/word/2023/wordml/word16du" xmlns:w16sdtdh="http://schemas.microsoft.com/office/word/2020/wordml/sdtdatahash" xmlns:w16se="http://schemas.microsoft.com/office/word/2015/wordml/symex" xmlns:wpg="http://schemas.microsoft.com/office/word/2010/wordprocessingGroup" xmlns:wpi="http://schemas.microsoft.com/office/word/2010/wordprocessingInk" xmlns:wne="http://schemas.microsoft.com/office/word/2006/wordml" xmlns:wps="http://schemas.microsoft.com/office/word/2010/wordprocessingShape" mc:Ignorable="w14 w15 w16se w16cid w16 w16cex w16sdtdh w16du wp14">
+<w:document xmlns:wpc="http://schemas.microsoft.com/office/word/2010/wordprocessingCanvas" xmlns:cx="http://schemas.microsoft.com/office/drawing/2014/chartex" xmlns:cx1="http://schemas.microsoft.com/office/drawing/2015/9/8/chartex" xmlns:cx2="http://schemas.microsoft.com/office/drawing/2015/10/21/chartex" xmlns:cx3="http://schemas.microsoft.com/office/drawing/2016/5/9/chartex" xmlns:cx4="http://schemas.microsoft.com/office/drawing/2016/5/10/chartex" xmlns:cx5="http://schemas.microsoft.com/office/drawing/2016/5/11/chartex" xmlns:cx6="http://schemas.microsoft.com/office/drawing/2016/5/12/chartex" xmlns:cx7="http://schemas.microsoft.com/office/drawing/2016/5/13/chartex" xmlns:cx8="http://schemas.microsoft.com/office/drawing/2016/5/14/chartex" xmlns:mc="http://schemas.openxmlformats.org/markup-compatibility/2006" xmlns:aink="http://schemas.microsoft.com/office/drawing/2016/ink" xmlns:am3d="http://schemas.microsoft.com/office/drawing/2017/model3d" xmlns:o="urn:schemas-microsoft-com:office:office" xmlns:oel="http://schemas.microsoft.com/office/2019/extlst" xmlns:r="http://schemas.openxmlformats.org/officeDocument/2006/relationships" xmlns:m="http://schemas.openxmlformats.org/officeDocument/2006/math" xmlns:v="urn:schemas-microsoft-com:vml" xmlns:wp14="http://schemas.microsoft.com/office/word/2010/wordprocessingDrawing" xmlns:wp="http://schemas.openxmlformats.org/drawingml/2006/wordprocessingDrawing" xmlns:w10="urn:schemas-microsoft-com:office:word" xmlns:w="http://schemas.openxmlformats.org/wordprocessingml/2006/main" xmlns:w14="http://schemas.microsoft.com/office/word/2010/wordml" xmlns:w15="http://schemas.microsoft.com/office/word/2012/wordml" xmlns:w16cex="http://schemas.microsoft.com/office/word/2018/wordml/cex" xmlns:w16cid="http://schemas.microsoft.com/office/word/2016/wordml/cid" xmlns:w16="http://schemas.microsoft.com/office/word/2018/wordml" xmlns:w16du="http://schemas.microsoft.com/office/word/2023/wordml/word16du" xmlns:w16sdtdh="http://schemas.microsoft.com/office/word/2020/wordml/sdtdatahash" xmlns:w16sdtfl="http://schemas.microsoft.com/office/word/2024/wordml/sdtformatlock" xmlns:w16se="http://schemas.microsoft.com/office/word/2015/wordml/symex" xmlns:wpg="http://schemas.microsoft.com/office/word/2010/wordprocessingGroup" xmlns:wpi="http://schemas.microsoft.com/office/word/2010/wordprocessingInk" xmlns:wne="http://schemas.microsoft.com/office/word/2006/wordml" xmlns:wps="http://schemas.microsoft.com/office/word/2010/wordprocessingShape" mc:Ignorable="w14 w15 w16se w16cid w16 w16cex w16sdtdh w16sdtfl w16du wp14">
   <w:body>
     <w:p>
       <w:pPr>
@@ -10,7 +10,6 @@
           <w:szCs w:val="32"/>
         </w:rPr>
       </w:pPr>
-      <w:proofErr w:type="gramStart"/>
       <w:r>
         <w:rPr>
           <w:rFonts w:ascii="標楷體" w:eastAsia="標楷體" w:hAnsi="標楷體" w:hint="eastAsia"/>
@@ -45,7 +44,6 @@
         </w:rPr>
         <w:t>》</w:t>
       </w:r>
-      <w:proofErr w:type="gramEnd"/>
       <w:r>
         <w:rPr>
           <w:rFonts w:ascii="標楷體" w:eastAsia="標楷體" w:hAnsi="標楷體" w:hint="eastAsia"/>
@@ -68,7 +66,7 @@
           <w:sz w:val="48"/>
           <w:szCs w:val="48"/>
         </w:rPr>
-        <w:t xml:space="preserve">  </w:t>
+        <w:t xml:space="preserve"> </w:t>
       </w:r>
       <w:r>
         <w:rPr>
@@ -76,7 +74,7 @@
           <w:sz w:val="48"/>
           <w:szCs w:val="48"/>
         </w:rPr>
-        <w:t xml:space="preserve">      </w:t>
+        <w:t xml:space="preserve">     </w:t>
       </w:r>
       <w:r>
         <w:rPr>
@@ -97,7 +95,7 @@
     </w:p>
     <w:p>
       <w:pPr>
-        <w:spacing w:line="480" w:lineRule="exact"/>
+        <w:spacing w:line="440" w:lineRule="exact"/>
         <w:rPr>
           <w:rFonts w:ascii="標楷體" w:eastAsia="標楷體" w:hAnsi="標楷體"/>
           <w:sz w:val="34"/>
@@ -110,48 +108,12 @@
           <w:sz w:val="34"/>
           <w:szCs w:val="34"/>
         </w:rPr>
-        <w:t>黃金榜上，</w:t>
-      </w:r>
-      <w:proofErr w:type="gramStart"/>
-      <w:r>
-        <w:rPr>
-          <w:rFonts w:ascii="標楷體" w:eastAsia="標楷體" w:hAnsi="標楷體" w:hint="eastAsia"/>
-          <w:sz w:val="34"/>
-          <w:szCs w:val="34"/>
-        </w:rPr>
-        <w:t>偶失龍頭</w:t>
-      </w:r>
-      <w:proofErr w:type="gramEnd"/>
-      <w:r>
-        <w:rPr>
-          <w:rFonts w:ascii="標楷體" w:eastAsia="標楷體" w:hAnsi="標楷體" w:hint="eastAsia"/>
-          <w:sz w:val="34"/>
-          <w:szCs w:val="34"/>
-        </w:rPr>
-        <w:t>望。明代</w:t>
-      </w:r>
-      <w:proofErr w:type="gramStart"/>
-      <w:r>
-        <w:rPr>
-          <w:rFonts w:ascii="標楷體" w:eastAsia="標楷體" w:hAnsi="標楷體" w:hint="eastAsia"/>
-          <w:sz w:val="34"/>
-          <w:szCs w:val="34"/>
-        </w:rPr>
-        <w:t>暫遺賢</w:t>
-      </w:r>
-      <w:proofErr w:type="gramEnd"/>
-      <w:r>
-        <w:rPr>
-          <w:rFonts w:ascii="標楷體" w:eastAsia="標楷體" w:hAnsi="標楷體" w:hint="eastAsia"/>
-          <w:sz w:val="34"/>
-          <w:szCs w:val="34"/>
-        </w:rPr>
-        <w:t>，如何向。</w:t>
+        <w:t>黃金榜上，偶失龍頭望。明代暫遺賢，如何向。</w:t>
       </w:r>
     </w:p>
     <w:p>
       <w:pPr>
-        <w:spacing w:line="480" w:lineRule="exact"/>
+        <w:spacing w:line="440" w:lineRule="exact"/>
         <w:rPr>
           <w:rFonts w:ascii="標楷體" w:eastAsia="標楷體" w:hAnsi="標楷體"/>
           <w:sz w:val="34"/>
@@ -164,94 +126,12 @@
           <w:sz w:val="34"/>
           <w:szCs w:val="34"/>
         </w:rPr>
-        <w:t>未遂風雲便，爭不</w:t>
-      </w:r>
-      <w:proofErr w:type="gramStart"/>
-      <w:r>
-        <w:rPr>
-          <w:rFonts w:ascii="標楷體" w:eastAsia="標楷體" w:hAnsi="標楷體" w:hint="eastAsia"/>
-          <w:sz w:val="34"/>
-          <w:szCs w:val="34"/>
-        </w:rPr>
-        <w:t>恣</w:t>
-      </w:r>
-      <w:proofErr w:type="gramEnd"/>
-      <w:r>
-        <w:rPr>
-          <w:rFonts w:ascii="標楷體" w:eastAsia="標楷體" w:hAnsi="標楷體" w:hint="eastAsia"/>
-          <w:sz w:val="34"/>
-          <w:szCs w:val="34"/>
-        </w:rPr>
-        <w:t>狂</w:t>
-      </w:r>
-      <w:proofErr w:type="gramStart"/>
-      <w:r>
-        <w:rPr>
-          <w:rFonts w:ascii="標楷體" w:eastAsia="標楷體" w:hAnsi="標楷體" w:hint="eastAsia"/>
-          <w:sz w:val="34"/>
-          <w:szCs w:val="34"/>
-        </w:rPr>
-        <w:t>盪</w:t>
-      </w:r>
-      <w:proofErr w:type="gramEnd"/>
-      <w:r>
-        <w:rPr>
-          <w:rFonts w:ascii="標楷體" w:eastAsia="標楷體" w:hAnsi="標楷體" w:hint="eastAsia"/>
-          <w:sz w:val="34"/>
-          <w:szCs w:val="34"/>
-        </w:rPr>
-        <w:t>。何須</w:t>
-      </w:r>
-      <w:proofErr w:type="gramStart"/>
-      <w:r>
-        <w:rPr>
-          <w:rFonts w:ascii="標楷體" w:eastAsia="標楷體" w:hAnsi="標楷體" w:hint="eastAsia"/>
-          <w:sz w:val="34"/>
-          <w:szCs w:val="34"/>
-        </w:rPr>
-        <w:t>論得喪？</w:t>
-      </w:r>
-      <w:proofErr w:type="gramEnd"/>
+        <w:t>未遂風雲便，爭不恣狂盪。何須論得喪？</w:t>
+      </w:r>
     </w:p>
     <w:p>
       <w:pPr>
-        <w:spacing w:line="480" w:lineRule="exact"/>
-        <w:rPr>
-          <w:rFonts w:ascii="標楷體" w:eastAsia="標楷體" w:hAnsi="標楷體" w:hint="eastAsia"/>
-          <w:sz w:val="34"/>
-          <w:szCs w:val="34"/>
-        </w:rPr>
-      </w:pPr>
-      <w:r>
-        <w:rPr>
-          <w:rFonts w:ascii="標楷體" w:eastAsia="標楷體" w:hAnsi="標楷體" w:hint="eastAsia"/>
-          <w:sz w:val="34"/>
-          <w:szCs w:val="34"/>
-        </w:rPr>
-        <w:t>才子詞人，自是</w:t>
-      </w:r>
-      <w:proofErr w:type="gramStart"/>
-      <w:r>
-        <w:rPr>
-          <w:rFonts w:ascii="標楷體" w:eastAsia="標楷體" w:hAnsi="標楷體" w:hint="eastAsia"/>
-          <w:sz w:val="34"/>
-          <w:szCs w:val="34"/>
-        </w:rPr>
-        <w:t>白衣卿相</w:t>
-      </w:r>
-      <w:proofErr w:type="gramEnd"/>
-      <w:r>
-        <w:rPr>
-          <w:rFonts w:ascii="標楷體" w:eastAsia="標楷體" w:hAnsi="標楷體" w:hint="eastAsia"/>
-          <w:sz w:val="34"/>
-          <w:szCs w:val="34"/>
-        </w:rPr>
-        <w:t>。</w:t>
-      </w:r>
-    </w:p>
-    <w:p>
-      <w:pPr>
-        <w:spacing w:line="480" w:lineRule="exact"/>
+        <w:spacing w:line="440" w:lineRule="exact"/>
         <w:rPr>
           <w:rFonts w:ascii="標楷體" w:eastAsia="標楷體" w:hAnsi="標楷體"/>
           <w:sz w:val="34"/>
@@ -264,48 +144,12 @@
           <w:sz w:val="34"/>
           <w:szCs w:val="34"/>
         </w:rPr>
-        <w:t>煙花巷</w:t>
-      </w:r>
-      <w:proofErr w:type="gramStart"/>
-      <w:r>
-        <w:rPr>
-          <w:rFonts w:ascii="標楷體" w:eastAsia="標楷體" w:hAnsi="標楷體" w:hint="eastAsia"/>
-          <w:sz w:val="34"/>
-          <w:szCs w:val="34"/>
-        </w:rPr>
-        <w:t>陌</w:t>
-      </w:r>
-      <w:proofErr w:type="gramEnd"/>
-      <w:r>
-        <w:rPr>
-          <w:rFonts w:ascii="標楷體" w:eastAsia="標楷體" w:hAnsi="標楷體" w:hint="eastAsia"/>
-          <w:sz w:val="34"/>
-          <w:szCs w:val="34"/>
-        </w:rPr>
-        <w:t>，依約丹青屏障。</w:t>
-      </w:r>
-      <w:proofErr w:type="gramStart"/>
-      <w:r>
-        <w:rPr>
-          <w:rFonts w:ascii="標楷體" w:eastAsia="標楷體" w:hAnsi="標楷體" w:hint="eastAsia"/>
-          <w:sz w:val="34"/>
-          <w:szCs w:val="34"/>
-        </w:rPr>
-        <w:t>幸</w:t>
-      </w:r>
-      <w:proofErr w:type="gramEnd"/>
-      <w:r>
-        <w:rPr>
-          <w:rFonts w:ascii="標楷體" w:eastAsia="標楷體" w:hAnsi="標楷體" w:hint="eastAsia"/>
-          <w:sz w:val="34"/>
-          <w:szCs w:val="34"/>
-        </w:rPr>
-        <w:t>有意中人，堪尋訪。</w:t>
+        <w:t>才子詞人，自是白衣卿相。</w:t>
       </w:r>
     </w:p>
     <w:p>
       <w:pPr>
-        <w:spacing w:line="480" w:lineRule="exact"/>
+        <w:spacing w:line="440" w:lineRule="exact"/>
         <w:rPr>
           <w:rFonts w:ascii="標楷體" w:eastAsia="標楷體" w:hAnsi="標楷體"/>
           <w:sz w:val="34"/>
@@ -318,30 +162,12 @@
           <w:sz w:val="34"/>
           <w:szCs w:val="34"/>
         </w:rPr>
-        <w:t>且</w:t>
-      </w:r>
-      <w:proofErr w:type="gramStart"/>
-      <w:r>
-        <w:rPr>
-          <w:rFonts w:ascii="標楷體" w:eastAsia="標楷體" w:hAnsi="標楷體" w:hint="eastAsia"/>
-          <w:sz w:val="34"/>
-          <w:szCs w:val="34"/>
-        </w:rPr>
-        <w:t>恁偎紅倚翠</w:t>
-      </w:r>
-      <w:proofErr w:type="gramEnd"/>
-      <w:r>
-        <w:rPr>
-          <w:rFonts w:ascii="標楷體" w:eastAsia="標楷體" w:hAnsi="標楷體" w:hint="eastAsia"/>
-          <w:sz w:val="34"/>
-          <w:szCs w:val="34"/>
-        </w:rPr>
-        <w:t>，風流事，平生暢。</w:t>
+        <w:t>煙花巷陌，依約丹青屏障。幸有意中人，堪尋訪。</w:t>
       </w:r>
     </w:p>
     <w:p>
       <w:pPr>
-        <w:spacing w:line="480" w:lineRule="exact"/>
+        <w:spacing w:line="440" w:lineRule="exact"/>
         <w:rPr>
           <w:rFonts w:ascii="標楷體" w:eastAsia="標楷體" w:hAnsi="標楷體"/>
           <w:sz w:val="34"/>
@@ -354,43 +180,25 @@
           <w:sz w:val="34"/>
           <w:szCs w:val="34"/>
         </w:rPr>
-        <w:t>青春都</w:t>
-      </w:r>
-      <w:proofErr w:type="gramStart"/>
-      <w:r>
-        <w:rPr>
-          <w:rFonts w:ascii="標楷體" w:eastAsia="標楷體" w:hAnsi="標楷體" w:hint="eastAsia"/>
+        <w:t>且恁偎紅倚翠，風流事，平生暢。</w:t>
+      </w:r>
+    </w:p>
+    <w:p>
+      <w:pPr>
+        <w:spacing w:line="440" w:lineRule="exact"/>
+        <w:rPr>
+          <w:rFonts w:ascii="標楷體" w:eastAsia="標楷體" w:hAnsi="標楷體"/>
           <w:sz w:val="34"/>
           <w:szCs w:val="34"/>
         </w:rPr>
-        <w:t>一</w:t>
-      </w:r>
-      <w:proofErr w:type="gramEnd"/>
+      </w:pPr>
       <w:r>
         <w:rPr>
           <w:rFonts w:ascii="標楷體" w:eastAsia="標楷體" w:hAnsi="標楷體" w:hint="eastAsia"/>
           <w:sz w:val="34"/>
           <w:szCs w:val="34"/>
         </w:rPr>
-        <w:t>餉。忍把浮名，換了</w:t>
-      </w:r>
-      <w:proofErr w:type="gramStart"/>
-      <w:r>
-        <w:rPr>
-          <w:rFonts w:ascii="標楷體" w:eastAsia="標楷體" w:hAnsi="標楷體" w:hint="eastAsia"/>
-          <w:sz w:val="34"/>
-          <w:szCs w:val="34"/>
-        </w:rPr>
-        <w:t>淺斟低唱</w:t>
-      </w:r>
-      <w:proofErr w:type="gramEnd"/>
-      <w:r>
-        <w:rPr>
-          <w:rFonts w:ascii="標楷體" w:eastAsia="標楷體" w:hAnsi="標楷體" w:hint="eastAsia"/>
-          <w:sz w:val="34"/>
-          <w:szCs w:val="34"/>
-        </w:rPr>
-        <w:t>！</w:t>
+        <w:t>青春都一餉。忍把浮名，換了淺斟低唱！</w:t>
       </w:r>
     </w:p>
     <w:p>
@@ -443,110 +251,38 @@
           <w:ilvl w:val="0"/>
           <w:numId w:val="16"/>
         </w:numPr>
-        <w:spacing w:line="480" w:lineRule="exact"/>
-        <w:ind w:leftChars="0" w:left="482" w:hanging="482"/>
+        <w:spacing w:line="440" w:lineRule="exact"/>
+        <w:ind w:leftChars="0" w:left="284" w:hanging="284"/>
+        <w:rPr>
+          <w:rFonts w:ascii="標楷體" w:eastAsia="標楷體" w:hAnsi="標楷體" w:cs="標楷體"/>
+          <w:sz w:val="28"/>
+          <w:szCs w:val="28"/>
+        </w:rPr>
+      </w:pPr>
+      <w:r>
         <w:rPr>
           <w:rFonts w:ascii="標楷體" w:eastAsia="標楷體" w:hAnsi="標楷體" w:cs="標楷體" w:hint="eastAsia"/>
           <w:sz w:val="28"/>
           <w:szCs w:val="28"/>
         </w:rPr>
-      </w:pPr>
+        <w:t>鶴沖天：詞牌名。</w:t>
+      </w:r>
       <w:r>
         <w:rPr>
           <w:rFonts w:ascii="標楷體" w:eastAsia="標楷體" w:hAnsi="標楷體" w:cs="標楷體" w:hint="eastAsia"/>
           <w:sz w:val="28"/>
           <w:szCs w:val="28"/>
-        </w:rPr>
-        <w:t>鶴沖天：詞牌名。</w:t>
-      </w:r>
-      <w:proofErr w:type="gramStart"/>
+          <w:u w:val="single"/>
+        </w:rPr>
+        <w:t>柳永</w:t>
+      </w:r>
       <w:r>
         <w:rPr>
           <w:rFonts w:ascii="標楷體" w:eastAsia="標楷體" w:hAnsi="標楷體" w:cs="標楷體" w:hint="eastAsia"/>
           <w:sz w:val="28"/>
           <w:szCs w:val="28"/>
-          <w:u w:val="single"/>
-        </w:rPr>
-        <w:t>柳永</w:t>
-      </w:r>
-      <w:r>
-        <w:rPr>
-          <w:rFonts w:ascii="標楷體" w:eastAsia="標楷體" w:hAnsi="標楷體" w:cs="標楷體" w:hint="eastAsia"/>
-          <w:sz w:val="28"/>
-          <w:szCs w:val="28"/>
-        </w:rPr>
-        <w:t>大作</w:t>
-      </w:r>
-      <w:proofErr w:type="gramEnd"/>
-      <w:r>
-        <w:rPr>
-          <w:rFonts w:ascii="標楷體" w:eastAsia="標楷體" w:hAnsi="標楷體" w:cs="標楷體" w:hint="eastAsia"/>
-          <w:sz w:val="28"/>
-          <w:szCs w:val="28"/>
-        </w:rPr>
-        <w:t>，</w:t>
-      </w:r>
-      <w:proofErr w:type="gramStart"/>
-      <w:r>
-        <w:rPr>
-          <w:rFonts w:ascii="標楷體" w:eastAsia="標楷體" w:hAnsi="標楷體" w:cs="標楷體" w:hint="eastAsia"/>
-          <w:sz w:val="28"/>
-          <w:szCs w:val="28"/>
-        </w:rPr>
-        <w:t>調見柳永</w:t>
-      </w:r>
-      <w:proofErr w:type="gramEnd"/>
-      <w:r>
-        <w:rPr>
-          <w:rFonts w:ascii="標楷體" w:eastAsia="標楷體" w:hAnsi="標楷體" w:cs="標楷體" w:hint="eastAsia"/>
-          <w:sz w:val="28"/>
-          <w:szCs w:val="28"/>
-        </w:rPr>
-        <w:t>《樂章集》</w:t>
-      </w:r>
-      <w:r>
-        <w:rPr>
-          <w:rFonts w:ascii="標楷體" w:eastAsia="標楷體" w:hAnsi="標楷體" w:cs="標楷體" w:hint="eastAsia"/>
-          <w:sz w:val="28"/>
-          <w:szCs w:val="28"/>
-        </w:rPr>
-        <w:t>，</w:t>
-      </w:r>
-      <w:proofErr w:type="gramStart"/>
-      <w:r>
-        <w:rPr>
-          <w:rFonts w:ascii="標楷體" w:eastAsia="標楷體" w:hAnsi="標楷體" w:cs="標楷體" w:hint="eastAsia"/>
-          <w:sz w:val="28"/>
-          <w:szCs w:val="28"/>
-        </w:rPr>
-        <w:t>雙調八十四</w:t>
-      </w:r>
-      <w:proofErr w:type="gramEnd"/>
-      <w:r>
-        <w:rPr>
-          <w:rFonts w:ascii="標楷體" w:eastAsia="標楷體" w:hAnsi="標楷體" w:cs="標楷體" w:hint="eastAsia"/>
-          <w:sz w:val="28"/>
-          <w:szCs w:val="28"/>
-        </w:rPr>
-        <w:t>字，</w:t>
-      </w:r>
-      <w:proofErr w:type="gramStart"/>
-      <w:r>
-        <w:rPr>
-          <w:rFonts w:ascii="標楷體" w:eastAsia="標楷體" w:hAnsi="標楷體" w:cs="標楷體" w:hint="eastAsia"/>
-          <w:sz w:val="28"/>
-          <w:szCs w:val="28"/>
-        </w:rPr>
-        <w:t>仄韻格</w:t>
-      </w:r>
-      <w:proofErr w:type="gramEnd"/>
-      <w:r>
-        <w:rPr>
-          <w:rFonts w:ascii="標楷體" w:eastAsia="標楷體" w:hAnsi="標楷體" w:cs="標楷體" w:hint="eastAsia"/>
-          <w:sz w:val="28"/>
-          <w:szCs w:val="28"/>
-        </w:rPr>
-        <w:t>。</w:t>
+        </w:rPr>
+        <w:t>大作。</w:t>
       </w:r>
     </w:p>
     <w:p>
@@ -556,10 +292,10 @@
           <w:ilvl w:val="0"/>
           <w:numId w:val="16"/>
         </w:numPr>
-        <w:spacing w:line="480" w:lineRule="exact"/>
-        <w:ind w:leftChars="0" w:left="482" w:hanging="482"/>
-        <w:rPr>
-          <w:rFonts w:ascii="標楷體" w:eastAsia="標楷體" w:hAnsi="標楷體" w:cs="標楷體" w:hint="eastAsia"/>
+        <w:spacing w:line="440" w:lineRule="exact"/>
+        <w:ind w:leftChars="0" w:left="284" w:hanging="284"/>
+        <w:rPr>
+          <w:rFonts w:ascii="標楷體" w:eastAsia="標楷體" w:hAnsi="標楷體" w:cs="標楷體"/>
           <w:spacing w:val="-6"/>
           <w:sz w:val="28"/>
           <w:szCs w:val="28"/>
@@ -582,10 +318,10 @@
           <w:ilvl w:val="0"/>
           <w:numId w:val="16"/>
         </w:numPr>
-        <w:spacing w:line="480" w:lineRule="exact"/>
-        <w:ind w:leftChars="0" w:left="482" w:hanging="482"/>
-        <w:rPr>
-          <w:rFonts w:ascii="標楷體" w:eastAsia="標楷體" w:hAnsi="標楷體" w:cs="標楷體" w:hint="eastAsia"/>
+        <w:spacing w:line="440" w:lineRule="exact"/>
+        <w:ind w:leftChars="0" w:left="284" w:hanging="284"/>
+        <w:rPr>
+          <w:rFonts w:ascii="標楷體" w:eastAsia="標楷體" w:hAnsi="標楷體" w:cs="標楷體"/>
           <w:sz w:val="28"/>
           <w:szCs w:val="28"/>
         </w:rPr>
@@ -606,39 +342,21 @@
           <w:ilvl w:val="0"/>
           <w:numId w:val="16"/>
         </w:numPr>
-        <w:spacing w:line="480" w:lineRule="exact"/>
-        <w:ind w:leftChars="0" w:left="482" w:hanging="482"/>
+        <w:spacing w:line="440" w:lineRule="exact"/>
+        <w:ind w:leftChars="0" w:left="284" w:hanging="284"/>
+        <w:rPr>
+          <w:rFonts w:ascii="標楷體" w:eastAsia="標楷體" w:hAnsi="標楷體" w:cs="標楷體"/>
+          <w:sz w:val="28"/>
+          <w:szCs w:val="28"/>
+        </w:rPr>
+      </w:pPr>
+      <w:r>
         <w:rPr>
           <w:rFonts w:ascii="標楷體" w:eastAsia="標楷體" w:hAnsi="標楷體" w:cs="標楷體" w:hint="eastAsia"/>
           <w:sz w:val="28"/>
           <w:szCs w:val="28"/>
         </w:rPr>
-      </w:pPr>
-      <w:r>
-        <w:rPr>
-          <w:rFonts w:ascii="標楷體" w:eastAsia="標楷體" w:hAnsi="標楷體" w:cs="標楷體" w:hint="eastAsia"/>
-          <w:sz w:val="28"/>
-          <w:szCs w:val="28"/>
-        </w:rPr>
         <w:t>明代：聖明的時代。</w:t>
-      </w:r>
-      <w:proofErr w:type="gramStart"/>
-      <w:r>
-        <w:rPr>
-          <w:rFonts w:ascii="標楷體" w:eastAsia="標楷體" w:hAnsi="標楷體" w:cs="標楷體" w:hint="eastAsia"/>
-          <w:sz w:val="28"/>
-          <w:szCs w:val="28"/>
-        </w:rPr>
-        <w:t>遺賢</w:t>
-      </w:r>
-      <w:proofErr w:type="gramEnd"/>
-      <w:r>
-        <w:rPr>
-          <w:rFonts w:ascii="標楷體" w:eastAsia="標楷體" w:hAnsi="標楷體" w:cs="標楷體" w:hint="eastAsia"/>
-          <w:sz w:val="28"/>
-          <w:szCs w:val="28"/>
-        </w:rPr>
-        <w:t>：拋棄了賢能之士，指自己為仕途所棄。</w:t>
       </w:r>
     </w:p>
     <w:p>
@@ -648,21 +366,21 @@
           <w:ilvl w:val="0"/>
           <w:numId w:val="16"/>
         </w:numPr>
-        <w:spacing w:line="480" w:lineRule="exact"/>
-        <w:ind w:leftChars="0" w:left="482" w:hanging="482"/>
+        <w:spacing w:line="440" w:lineRule="exact"/>
+        <w:ind w:leftChars="0" w:left="284" w:hanging="284"/>
+        <w:rPr>
+          <w:rFonts w:ascii="標楷體" w:eastAsia="標楷體" w:hAnsi="標楷體" w:cs="標楷體"/>
+          <w:sz w:val="28"/>
+          <w:szCs w:val="28"/>
+        </w:rPr>
+      </w:pPr>
+      <w:r>
         <w:rPr>
           <w:rFonts w:ascii="標楷體" w:eastAsia="標楷體" w:hAnsi="標楷體" w:cs="標楷體" w:hint="eastAsia"/>
           <w:sz w:val="28"/>
           <w:szCs w:val="28"/>
         </w:rPr>
-      </w:pPr>
-      <w:r>
-        <w:rPr>
-          <w:rFonts w:ascii="標楷體" w:eastAsia="標楷體" w:hAnsi="標楷體" w:cs="標楷體" w:hint="eastAsia"/>
-          <w:sz w:val="28"/>
-          <w:szCs w:val="28"/>
-        </w:rPr>
-        <w:t>如何向：向何處。</w:t>
+        <w:t>遺賢：拋棄了賢能之士，指自己為仕途所棄。</w:t>
       </w:r>
     </w:p>
     <w:p>
@@ -672,41 +390,21 @@
           <w:ilvl w:val="0"/>
           <w:numId w:val="16"/>
         </w:numPr>
-        <w:spacing w:line="480" w:lineRule="exact"/>
-        <w:ind w:leftChars="0" w:left="482" w:hanging="482"/>
+        <w:spacing w:line="440" w:lineRule="exact"/>
+        <w:ind w:leftChars="0" w:left="284" w:hanging="284"/>
+        <w:rPr>
+          <w:rFonts w:ascii="標楷體" w:eastAsia="標楷體" w:hAnsi="標楷體" w:cs="標楷體"/>
+          <w:sz w:val="28"/>
+          <w:szCs w:val="28"/>
+        </w:rPr>
+      </w:pPr>
+      <w:r>
         <w:rPr>
           <w:rFonts w:ascii="標楷體" w:eastAsia="標楷體" w:hAnsi="標楷體" w:cs="標楷體" w:hint="eastAsia"/>
-          <w:spacing w:val="-6"/>
-          <w:sz w:val="28"/>
-          <w:szCs w:val="28"/>
-        </w:rPr>
-      </w:pPr>
-      <w:r>
-        <w:rPr>
-          <w:rFonts w:ascii="標楷體" w:eastAsia="標楷體" w:hAnsi="標楷體" w:cs="標楷體" w:hint="eastAsia"/>
-          <w:spacing w:val="-6"/>
-          <w:sz w:val="28"/>
-          <w:szCs w:val="28"/>
-        </w:rPr>
-        <w:t>風</w:t>
-      </w:r>
-      <w:r>
-        <w:rPr>
-          <w:rFonts w:ascii="標楷體" w:eastAsia="標楷體" w:hAnsi="標楷體" w:cs="標楷體" w:hint="eastAsia"/>
-          <w:spacing w:val="-6"/>
-          <w:sz w:val="28"/>
-          <w:szCs w:val="28"/>
-        </w:rPr>
-        <w:t>雲</w:t>
-      </w:r>
-      <w:r>
-        <w:rPr>
-          <w:rFonts w:ascii="標楷體" w:eastAsia="標楷體" w:hAnsi="標楷體" w:cs="標楷體" w:hint="eastAsia"/>
-          <w:spacing w:val="-6"/>
-          <w:sz w:val="28"/>
-          <w:szCs w:val="28"/>
-        </w:rPr>
-        <w:t>：際會風雲，指得到好的遭遇。</w:t>
+          <w:sz w:val="28"/>
+          <w:szCs w:val="28"/>
+        </w:rPr>
+        <w:t>如何向：向何處。</w:t>
       </w:r>
     </w:p>
     <w:p>
@@ -716,10 +414,11 @@
           <w:ilvl w:val="0"/>
           <w:numId w:val="16"/>
         </w:numPr>
-        <w:spacing w:line="480" w:lineRule="exact"/>
-        <w:ind w:leftChars="0" w:left="482" w:hanging="482"/>
+        <w:spacing w:line="440" w:lineRule="exact"/>
+        <w:ind w:leftChars="0" w:left="284" w:hanging="284"/>
         <w:rPr>
           <w:rFonts w:ascii="標楷體" w:eastAsia="標楷體" w:hAnsi="標楷體" w:cs="標楷體"/>
+          <w:spacing w:val="-6"/>
           <w:sz w:val="28"/>
           <w:szCs w:val="28"/>
         </w:rPr>
@@ -727,10 +426,29 @@
       <w:r>
         <w:rPr>
           <w:rFonts w:ascii="標楷體" w:eastAsia="標楷體" w:hAnsi="標楷體" w:cs="標楷體" w:hint="eastAsia"/>
-          <w:sz w:val="28"/>
-          <w:szCs w:val="28"/>
-        </w:rPr>
-        <w:t>爭不：怎不。</w:t>
+          <w:spacing w:val="-6"/>
+          <w:sz w:val="28"/>
+          <w:szCs w:val="28"/>
+        </w:rPr>
+        <w:t>風</w:t>
+      </w:r>
+      <w:r>
+        <w:rPr>
+          <w:rFonts w:ascii="標楷體" w:eastAsia="標楷體" w:hAnsi="標楷體" w:cs="標楷體" w:hint="eastAsia"/>
+          <w:spacing w:val="-6"/>
+          <w:sz w:val="28"/>
+          <w:szCs w:val="28"/>
+        </w:rPr>
+        <w:t>雲</w:t>
+      </w:r>
+      <w:r>
+        <w:rPr>
+          <w:rFonts w:ascii="標楷體" w:eastAsia="標楷體" w:hAnsi="標楷體" w:cs="標楷體" w:hint="eastAsia"/>
+          <w:spacing w:val="-6"/>
+          <w:sz w:val="28"/>
+          <w:szCs w:val="28"/>
+        </w:rPr>
+        <w:t>：際會風雲，指得到好的遭遇。</w:t>
       </w:r>
     </w:p>
     <w:p>
@@ -740,31 +458,21 @@
           <w:ilvl w:val="0"/>
           <w:numId w:val="16"/>
         </w:numPr>
-        <w:spacing w:line="480" w:lineRule="exact"/>
-        <w:ind w:leftChars="0" w:left="482" w:hanging="482"/>
+        <w:spacing w:line="440" w:lineRule="exact"/>
+        <w:ind w:leftChars="0" w:left="284" w:hanging="284"/>
+        <w:rPr>
+          <w:rFonts w:ascii="標楷體" w:eastAsia="標楷體" w:hAnsi="標楷體" w:cs="標楷體"/>
+          <w:sz w:val="28"/>
+          <w:szCs w:val="28"/>
+        </w:rPr>
+      </w:pPr>
+      <w:r>
         <w:rPr>
           <w:rFonts w:ascii="標楷體" w:eastAsia="標楷體" w:hAnsi="標楷體" w:cs="標楷體" w:hint="eastAsia"/>
           <w:sz w:val="28"/>
           <w:szCs w:val="28"/>
         </w:rPr>
-      </w:pPr>
-      <w:proofErr w:type="gramStart"/>
-      <w:r>
-        <w:rPr>
-          <w:rFonts w:ascii="標楷體" w:eastAsia="標楷體" w:hAnsi="標楷體" w:cs="標楷體" w:hint="eastAsia"/>
-          <w:sz w:val="28"/>
-          <w:szCs w:val="28"/>
-        </w:rPr>
-        <w:t>恣</w:t>
-      </w:r>
-      <w:proofErr w:type="gramEnd"/>
-      <w:r>
-        <w:rPr>
-          <w:rFonts w:ascii="標楷體" w:eastAsia="標楷體" w:hAnsi="標楷體" w:cs="標楷體" w:hint="eastAsia"/>
-          <w:sz w:val="28"/>
-          <w:szCs w:val="28"/>
-        </w:rPr>
-        <w:t>：放縱，隨心所欲。</w:t>
+        <w:t>爭不：怎不。</w:t>
       </w:r>
     </w:p>
     <w:p>
@@ -774,31 +482,21 @@
           <w:ilvl w:val="0"/>
           <w:numId w:val="16"/>
         </w:numPr>
-        <w:spacing w:line="480" w:lineRule="exact"/>
-        <w:ind w:leftChars="0" w:left="482" w:hanging="482"/>
+        <w:spacing w:line="440" w:lineRule="exact"/>
+        <w:ind w:leftChars="0" w:left="284" w:hanging="284"/>
+        <w:rPr>
+          <w:rFonts w:ascii="標楷體" w:eastAsia="標楷體" w:hAnsi="標楷體" w:cs="標楷體"/>
+          <w:sz w:val="28"/>
+          <w:szCs w:val="28"/>
+        </w:rPr>
+      </w:pPr>
+      <w:r>
         <w:rPr>
           <w:rFonts w:ascii="標楷體" w:eastAsia="標楷體" w:hAnsi="標楷體" w:cs="標楷體" w:hint="eastAsia"/>
           <w:sz w:val="28"/>
           <w:szCs w:val="28"/>
         </w:rPr>
-      </w:pPr>
-      <w:proofErr w:type="gramStart"/>
-      <w:r>
-        <w:rPr>
-          <w:rFonts w:ascii="標楷體" w:eastAsia="標楷體" w:hAnsi="標楷體" w:cs="標楷體" w:hint="eastAsia"/>
-          <w:sz w:val="28"/>
-          <w:szCs w:val="28"/>
-        </w:rPr>
-        <w:t>得喪：</w:t>
-      </w:r>
-      <w:proofErr w:type="gramEnd"/>
-      <w:r>
-        <w:rPr>
-          <w:rFonts w:ascii="標楷體" w:eastAsia="標楷體" w:hAnsi="標楷體" w:cs="標楷體" w:hint="eastAsia"/>
-          <w:sz w:val="28"/>
-          <w:szCs w:val="28"/>
-        </w:rPr>
-        <w:t>得失。</w:t>
+        <w:t>恣：放縱，隨心所欲。</w:t>
       </w:r>
     </w:p>
     <w:p>
@@ -808,85 +506,21 @@
           <w:ilvl w:val="0"/>
           <w:numId w:val="16"/>
         </w:numPr>
-        <w:spacing w:line="480" w:lineRule="exact"/>
-        <w:ind w:leftChars="0" w:left="482" w:hanging="482"/>
+        <w:spacing w:line="440" w:lineRule="exact"/>
+        <w:ind w:leftChars="0" w:left="284" w:hanging="426"/>
+        <w:rPr>
+          <w:rFonts w:ascii="標楷體" w:eastAsia="標楷體" w:hAnsi="標楷體" w:cs="標楷體"/>
+          <w:sz w:val="28"/>
+          <w:szCs w:val="28"/>
+        </w:rPr>
+      </w:pPr>
+      <w:r>
         <w:rPr>
           <w:rFonts w:ascii="標楷體" w:eastAsia="標楷體" w:hAnsi="標楷體" w:cs="標楷體" w:hint="eastAsia"/>
           <w:sz w:val="28"/>
           <w:szCs w:val="28"/>
         </w:rPr>
-      </w:pPr>
-      <w:proofErr w:type="gramStart"/>
-      <w:r>
-        <w:rPr>
-          <w:rFonts w:ascii="標楷體" w:eastAsia="標楷體" w:hAnsi="標楷體" w:cs="標楷體" w:hint="eastAsia"/>
-          <w:sz w:val="28"/>
-          <w:szCs w:val="28"/>
-        </w:rPr>
-        <w:t>白衣卿相</w:t>
-      </w:r>
-      <w:proofErr w:type="gramEnd"/>
-      <w:r>
-        <w:rPr>
-          <w:rFonts w:ascii="標楷體" w:eastAsia="標楷體" w:hAnsi="標楷體" w:cs="標楷體" w:hint="eastAsia"/>
-          <w:sz w:val="28"/>
-          <w:szCs w:val="28"/>
-        </w:rPr>
-        <w:t>：指自己才華出眾，雖不入仕途，也</w:t>
-      </w:r>
-      <w:proofErr w:type="gramStart"/>
-      <w:r>
-        <w:rPr>
-          <w:rFonts w:ascii="標楷體" w:eastAsia="標楷體" w:hAnsi="標楷體" w:cs="標楷體" w:hint="eastAsia"/>
-          <w:sz w:val="28"/>
-          <w:szCs w:val="28"/>
-        </w:rPr>
-        <w:t>有卿相</w:t>
-      </w:r>
-      <w:proofErr w:type="gramEnd"/>
-      <w:r>
-        <w:rPr>
-          <w:rFonts w:ascii="標楷體" w:eastAsia="標楷體" w:hAnsi="標楷體" w:cs="標楷體" w:hint="eastAsia"/>
-          <w:sz w:val="28"/>
-          <w:szCs w:val="28"/>
-        </w:rPr>
-        <w:t>一般尊貴。白衣：古代未</w:t>
-      </w:r>
-      <w:proofErr w:type="gramStart"/>
-      <w:r>
-        <w:rPr>
-          <w:rFonts w:ascii="標楷體" w:eastAsia="標楷體" w:hAnsi="標楷體" w:cs="標楷體" w:hint="eastAsia"/>
-          <w:sz w:val="28"/>
-          <w:szCs w:val="28"/>
-        </w:rPr>
-        <w:t>仕</w:t>
-      </w:r>
-      <w:proofErr w:type="gramEnd"/>
-      <w:r>
-        <w:rPr>
-          <w:rFonts w:ascii="標楷體" w:eastAsia="標楷體" w:hAnsi="標楷體" w:cs="標楷體" w:hint="eastAsia"/>
-          <w:sz w:val="28"/>
-          <w:szCs w:val="28"/>
-        </w:rPr>
-        <w:t>之</w:t>
-      </w:r>
-      <w:proofErr w:type="gramStart"/>
-      <w:r>
-        <w:rPr>
-          <w:rFonts w:ascii="標楷體" w:eastAsia="標楷體" w:hAnsi="標楷體" w:cs="標楷體" w:hint="eastAsia"/>
-          <w:sz w:val="28"/>
-          <w:szCs w:val="28"/>
-        </w:rPr>
-        <w:t>士著</w:t>
-      </w:r>
-      <w:proofErr w:type="gramEnd"/>
-      <w:r>
-        <w:rPr>
-          <w:rFonts w:ascii="標楷體" w:eastAsia="標楷體" w:hAnsi="標楷體" w:cs="標楷體" w:hint="eastAsia"/>
-          <w:sz w:val="28"/>
-          <w:szCs w:val="28"/>
-        </w:rPr>
-        <w:t>白衣。</w:t>
+        <w:t>得喪：得失。</w:t>
       </w:r>
     </w:p>
     <w:p>
@@ -896,39 +530,21 @@
           <w:ilvl w:val="0"/>
           <w:numId w:val="16"/>
         </w:numPr>
-        <w:spacing w:line="480" w:lineRule="exact"/>
-        <w:ind w:leftChars="0" w:left="482" w:hanging="482"/>
+        <w:spacing w:line="440" w:lineRule="exact"/>
+        <w:ind w:leftChars="0" w:left="284" w:hanging="426"/>
+        <w:rPr>
+          <w:rFonts w:ascii="標楷體" w:eastAsia="標楷體" w:hAnsi="標楷體" w:cs="標楷體"/>
+          <w:sz w:val="28"/>
+          <w:szCs w:val="28"/>
+        </w:rPr>
+      </w:pPr>
+      <w:r>
         <w:rPr>
           <w:rFonts w:ascii="標楷體" w:eastAsia="標楷體" w:hAnsi="標楷體" w:cs="標楷體" w:hint="eastAsia"/>
           <w:sz w:val="28"/>
           <w:szCs w:val="28"/>
         </w:rPr>
-      </w:pPr>
-      <w:r>
-        <w:rPr>
-          <w:rFonts w:ascii="標楷體" w:eastAsia="標楷體" w:hAnsi="標楷體" w:cs="標楷體" w:hint="eastAsia"/>
-          <w:sz w:val="28"/>
-          <w:szCs w:val="28"/>
-        </w:rPr>
-        <w:t>煙花：指妓女。巷</w:t>
-      </w:r>
-      <w:proofErr w:type="gramStart"/>
-      <w:r>
-        <w:rPr>
-          <w:rFonts w:ascii="標楷體" w:eastAsia="標楷體" w:hAnsi="標楷體" w:cs="標楷體" w:hint="eastAsia"/>
-          <w:sz w:val="28"/>
-          <w:szCs w:val="28"/>
-        </w:rPr>
-        <w:t>陌</w:t>
-      </w:r>
-      <w:proofErr w:type="gramEnd"/>
-      <w:r>
-        <w:rPr>
-          <w:rFonts w:ascii="標楷體" w:eastAsia="標楷體" w:hAnsi="標楷體" w:cs="標楷體" w:hint="eastAsia"/>
-          <w:sz w:val="28"/>
-          <w:szCs w:val="28"/>
-        </w:rPr>
-        <w:t>：指街巷。</w:t>
+        <w:t>白衣卿相：指自己才華出眾，雖不入仕途，也有卿相一般尊貴。白衣：古代未仕之士著白衣。</w:t>
       </w:r>
     </w:p>
     <w:p>
@@ -938,39 +554,21 @@
           <w:ilvl w:val="0"/>
           <w:numId w:val="16"/>
         </w:numPr>
-        <w:spacing w:line="480" w:lineRule="exact"/>
-        <w:ind w:leftChars="0" w:left="482" w:hanging="482"/>
+        <w:spacing w:line="440" w:lineRule="exact"/>
+        <w:ind w:leftChars="0" w:left="284" w:hanging="426"/>
+        <w:rPr>
+          <w:rFonts w:ascii="標楷體" w:eastAsia="標楷體" w:hAnsi="標楷體" w:cs="標楷體"/>
+          <w:sz w:val="28"/>
+          <w:szCs w:val="28"/>
+        </w:rPr>
+      </w:pPr>
+      <w:r>
         <w:rPr>
           <w:rFonts w:ascii="標楷體" w:eastAsia="標楷體" w:hAnsi="標楷體" w:cs="標楷體" w:hint="eastAsia"/>
           <w:sz w:val="28"/>
           <w:szCs w:val="28"/>
         </w:rPr>
-      </w:pPr>
-      <w:r>
-        <w:rPr>
-          <w:rFonts w:ascii="標楷體" w:eastAsia="標楷體" w:hAnsi="標楷體" w:cs="標楷體" w:hint="eastAsia"/>
-          <w:sz w:val="28"/>
-          <w:szCs w:val="28"/>
-        </w:rPr>
-        <w:t>丹青屏障：彩繪的屏風。丹青：繪畫的顏料，這裡</w:t>
-      </w:r>
-      <w:proofErr w:type="gramStart"/>
-      <w:r>
-        <w:rPr>
-          <w:rFonts w:ascii="標楷體" w:eastAsia="標楷體" w:hAnsi="標楷體" w:cs="標楷體" w:hint="eastAsia"/>
-          <w:sz w:val="28"/>
-          <w:szCs w:val="28"/>
-        </w:rPr>
-        <w:t>借指畫</w:t>
-      </w:r>
-      <w:proofErr w:type="gramEnd"/>
-      <w:r>
-        <w:rPr>
-          <w:rFonts w:ascii="標楷體" w:eastAsia="標楷體" w:hAnsi="標楷體" w:cs="標楷體" w:hint="eastAsia"/>
-          <w:sz w:val="28"/>
-          <w:szCs w:val="28"/>
-        </w:rPr>
-        <w:t>。</w:t>
+        <w:t>煙花：指妓女。巷陌：指街巷。</w:t>
       </w:r>
     </w:p>
     <w:p>
@@ -980,31 +578,21 @@
           <w:ilvl w:val="0"/>
           <w:numId w:val="16"/>
         </w:numPr>
-        <w:spacing w:line="480" w:lineRule="exact"/>
-        <w:ind w:leftChars="0" w:left="482" w:hanging="482"/>
+        <w:spacing w:line="440" w:lineRule="exact"/>
+        <w:ind w:leftChars="0" w:left="284" w:hanging="426"/>
+        <w:rPr>
+          <w:rFonts w:ascii="標楷體" w:eastAsia="標楷體" w:hAnsi="標楷體" w:cs="標楷體"/>
+          <w:sz w:val="28"/>
+          <w:szCs w:val="28"/>
+        </w:rPr>
+      </w:pPr>
+      <w:r>
         <w:rPr>
           <w:rFonts w:ascii="標楷體" w:eastAsia="標楷體" w:hAnsi="標楷體" w:cs="標楷體" w:hint="eastAsia"/>
           <w:sz w:val="28"/>
           <w:szCs w:val="28"/>
         </w:rPr>
-      </w:pPr>
-      <w:proofErr w:type="gramStart"/>
-      <w:r>
-        <w:rPr>
-          <w:rFonts w:ascii="標楷體" w:eastAsia="標楷體" w:hAnsi="標楷體" w:cs="標楷體" w:hint="eastAsia"/>
-          <w:sz w:val="28"/>
-          <w:szCs w:val="28"/>
-        </w:rPr>
-        <w:t>堪</w:t>
-      </w:r>
-      <w:proofErr w:type="gramEnd"/>
-      <w:r>
-        <w:rPr>
-          <w:rFonts w:ascii="標楷體" w:eastAsia="標楷體" w:hAnsi="標楷體" w:cs="標楷體" w:hint="eastAsia"/>
-          <w:sz w:val="28"/>
-          <w:szCs w:val="28"/>
-        </w:rPr>
-        <w:t>：能，可以。</w:t>
+        <w:t>丹青屏障：彩繪的屏風。丹青：繪畫的顏料，這裡借指畫。</w:t>
       </w:r>
     </w:p>
     <w:p>
@@ -1014,15 +602,14 @@
           <w:ilvl w:val="0"/>
           <w:numId w:val="16"/>
         </w:numPr>
-        <w:spacing w:line="480" w:lineRule="exact"/>
-        <w:ind w:leftChars="0" w:left="482" w:hanging="482"/>
+        <w:spacing w:line="440" w:lineRule="exact"/>
+        <w:ind w:leftChars="0" w:left="284" w:hanging="426"/>
         <w:rPr>
           <w:rFonts w:ascii="標楷體" w:eastAsia="標楷體" w:hAnsi="標楷體" w:cs="標楷體"/>
           <w:sz w:val="28"/>
           <w:szCs w:val="28"/>
         </w:rPr>
       </w:pPr>
-      <w:proofErr w:type="gramStart"/>
       <w:r>
         <w:rPr>
           <w:rFonts w:ascii="標楷體" w:eastAsia="標楷體" w:hAnsi="標楷體" w:cs="標楷體" w:hint="eastAsia"/>
@@ -1031,7 +618,31 @@
         </w:rPr>
         <w:t>恁</w:t>
       </w:r>
-      <w:proofErr w:type="gramEnd"/>
+      <w:r>
+        <w:rPr>
+          <w:rFonts w:ascii="標楷體" w:eastAsia="標楷體" w:hAnsi="標楷體" w:cs="標楷體" w:hint="eastAsia"/>
+          <w:sz w:val="28"/>
+          <w:szCs w:val="28"/>
+        </w:rPr>
+        <w:t>（</w:t>
+      </w:r>
+      <w:r>
+        <w:rPr>
+          <w:rFonts w:ascii="標楷體" w:eastAsia="標楷體" w:hAnsi="標楷體" w:cs="標楷體" w:hint="eastAsia"/>
+          <w:color w:val="EE0000"/>
+          <w:sz w:val="16"/>
+          <w:szCs w:val="16"/>
+        </w:rPr>
+        <w:t>ㄖㄣˋ</w:t>
+      </w:r>
+      <w:r>
+        <w:rPr>
+          <w:rFonts w:ascii="標楷體" w:eastAsia="標楷體" w:hAnsi="標楷體" w:cs="標楷體" w:hint="eastAsia"/>
+          <w:sz w:val="28"/>
+          <w:szCs w:val="28"/>
+        </w:rPr>
+        <w:t>）</w:t>
+      </w:r>
       <w:r>
         <w:rPr>
           <w:rFonts w:ascii="標楷體" w:eastAsia="標楷體" w:hAnsi="標楷體" w:cs="標楷體" w:hint="eastAsia"/>
@@ -1048,31 +659,21 @@
           <w:ilvl w:val="0"/>
           <w:numId w:val="16"/>
         </w:numPr>
-        <w:spacing w:line="480" w:lineRule="exact"/>
-        <w:ind w:leftChars="0" w:left="482" w:hanging="482"/>
+        <w:spacing w:line="440" w:lineRule="exact"/>
+        <w:ind w:leftChars="0" w:left="284" w:hanging="426"/>
+        <w:rPr>
+          <w:rFonts w:ascii="標楷體" w:eastAsia="標楷體" w:hAnsi="標楷體" w:cs="標楷體"/>
+          <w:sz w:val="28"/>
+          <w:szCs w:val="28"/>
+        </w:rPr>
+      </w:pPr>
+      <w:r>
         <w:rPr>
           <w:rFonts w:ascii="標楷體" w:eastAsia="標楷體" w:hAnsi="標楷體" w:cs="標楷體" w:hint="eastAsia"/>
           <w:sz w:val="28"/>
           <w:szCs w:val="28"/>
         </w:rPr>
-      </w:pPr>
-      <w:proofErr w:type="gramStart"/>
-      <w:r>
-        <w:rPr>
-          <w:rFonts w:ascii="標楷體" w:eastAsia="標楷體" w:hAnsi="標楷體" w:cs="標楷體" w:hint="eastAsia"/>
-          <w:sz w:val="28"/>
-          <w:szCs w:val="28"/>
-        </w:rPr>
-        <w:t>偎紅倚翠</w:t>
-      </w:r>
-      <w:proofErr w:type="gramEnd"/>
-      <w:r>
-        <w:rPr>
-          <w:rFonts w:ascii="標楷體" w:eastAsia="標楷體" w:hAnsi="標楷體" w:cs="標楷體" w:hint="eastAsia"/>
-          <w:sz w:val="28"/>
-          <w:szCs w:val="28"/>
-        </w:rPr>
-        <w:t>：指狎妓。</w:t>
+        <w:t>偎紅倚翠：指狎妓。</w:t>
       </w:r>
     </w:p>
     <w:p>
@@ -1082,10 +683,10 @@
           <w:ilvl w:val="0"/>
           <w:numId w:val="16"/>
         </w:numPr>
-        <w:spacing w:line="480" w:lineRule="exact"/>
-        <w:ind w:leftChars="0" w:left="482" w:hanging="482"/>
-        <w:rPr>
-          <w:rFonts w:ascii="標楷體" w:eastAsia="標楷體" w:hAnsi="標楷體" w:cs="標楷體" w:hint="eastAsia"/>
+        <w:spacing w:line="440" w:lineRule="exact"/>
+        <w:ind w:leftChars="0" w:left="284" w:hanging="426"/>
+        <w:rPr>
+          <w:rFonts w:ascii="標楷體" w:eastAsia="標楷體" w:hAnsi="標楷體" w:cs="標楷體"/>
           <w:sz w:val="28"/>
           <w:szCs w:val="28"/>
         </w:rPr>
@@ -1106,39 +707,21 @@
           <w:ilvl w:val="0"/>
           <w:numId w:val="16"/>
         </w:numPr>
-        <w:spacing w:line="480" w:lineRule="exact"/>
-        <w:ind w:leftChars="0" w:left="482" w:hanging="482"/>
+        <w:spacing w:line="440" w:lineRule="exact"/>
+        <w:ind w:leftChars="0" w:left="284" w:hanging="426"/>
+        <w:rPr>
+          <w:rFonts w:ascii="標楷體" w:eastAsia="標楷體" w:hAnsi="標楷體" w:cs="標楷體"/>
+          <w:sz w:val="28"/>
+          <w:szCs w:val="28"/>
+        </w:rPr>
+      </w:pPr>
+      <w:r>
         <w:rPr>
           <w:rFonts w:ascii="標楷體" w:eastAsia="標楷體" w:hAnsi="標楷體" w:cs="標楷體" w:hint="eastAsia"/>
           <w:sz w:val="28"/>
           <w:szCs w:val="28"/>
         </w:rPr>
-      </w:pPr>
-      <w:r>
-        <w:rPr>
-          <w:rFonts w:ascii="標楷體" w:eastAsia="標楷體" w:hAnsi="標楷體" w:cs="標楷體" w:hint="eastAsia"/>
-          <w:sz w:val="28"/>
-          <w:szCs w:val="28"/>
-        </w:rPr>
-        <w:t>餉：片刻，</w:t>
-      </w:r>
-      <w:proofErr w:type="gramStart"/>
-      <w:r>
-        <w:rPr>
-          <w:rFonts w:ascii="標楷體" w:eastAsia="標楷體" w:hAnsi="標楷體" w:cs="標楷體" w:hint="eastAsia"/>
-          <w:sz w:val="28"/>
-          <w:szCs w:val="28"/>
-        </w:rPr>
-        <w:t>極</w:t>
-      </w:r>
-      <w:proofErr w:type="gramEnd"/>
-      <w:r>
-        <w:rPr>
-          <w:rFonts w:ascii="標楷體" w:eastAsia="標楷體" w:hAnsi="標楷體" w:cs="標楷體" w:hint="eastAsia"/>
-          <w:sz w:val="28"/>
-          <w:szCs w:val="28"/>
-        </w:rPr>
-        <w:t>言青年時期的短暫。</w:t>
+        <w:t>餉：片刻，極言青年時期的短暫。</w:t>
       </w:r>
     </w:p>
     <w:p>
@@ -1148,8 +731,8 @@
           <w:ilvl w:val="0"/>
           <w:numId w:val="16"/>
         </w:numPr>
-        <w:spacing w:line="480" w:lineRule="exact"/>
-        <w:ind w:leftChars="0" w:left="482" w:hanging="482"/>
+        <w:spacing w:line="440" w:lineRule="exact"/>
+        <w:ind w:leftChars="0" w:left="284" w:hanging="426"/>
         <w:rPr>
           <w:rFonts w:ascii="標楷體" w:eastAsia="標楷體" w:hAnsi="標楷體" w:cs="標楷體"/>
           <w:sz w:val="28"/>
@@ -1205,7 +788,7 @@
     </w:p>
     <w:p>
       <w:pPr>
-        <w:spacing w:line="480" w:lineRule="exact"/>
+        <w:spacing w:line="440" w:lineRule="exact"/>
         <w:rPr>
           <w:rFonts w:ascii="標楷體" w:eastAsia="標楷體" w:hAnsi="標楷體" w:hint="eastAsia"/>
           <w:sz w:val="28"/>
@@ -1226,39 +809,7 @@
           <w:sz w:val="28"/>
           <w:szCs w:val="28"/>
         </w:rPr>
-        <w:t>在金字題名的榜上，我只不過是偶然失去取得狀元的機會。即使在政治清明的時代，君王也會一時錯失賢能之才，我今後該怎</w:t>
-      </w:r>
-      <w:r>
-        <w:rPr>
-          <w:rFonts w:ascii="標楷體" w:eastAsia="標楷體" w:hAnsi="標楷體" w:hint="eastAsia"/>
-          <w:sz w:val="28"/>
-          <w:szCs w:val="28"/>
-        </w:rPr>
-        <w:t>麼</w:t>
-      </w:r>
-      <w:r>
-        <w:rPr>
-          <w:rFonts w:ascii="標楷體" w:eastAsia="標楷體" w:hAnsi="標楷體" w:hint="eastAsia"/>
-          <w:sz w:val="28"/>
-          <w:szCs w:val="28"/>
-        </w:rPr>
-        <w:t>辦呢？既然沒有得到好的機遇，為什麼不隨心所欲</w:t>
-      </w:r>
-      <w:r>
-        <w:rPr>
-          <w:rFonts w:ascii="標楷體" w:eastAsia="標楷體" w:hAnsi="標楷體" w:hint="eastAsia"/>
-          <w:sz w:val="28"/>
-          <w:szCs w:val="28"/>
-        </w:rPr>
-        <w:t>的</w:t>
-      </w:r>
-      <w:r>
-        <w:rPr>
-          <w:rFonts w:ascii="標楷體" w:eastAsia="標楷體" w:hAnsi="標楷體" w:hint="eastAsia"/>
-          <w:sz w:val="28"/>
-          <w:szCs w:val="28"/>
-        </w:rPr>
-        <w:t>遊樂呢！何必為功名</w:t>
+        <w:t>在金榜題名的科舉考試中，我偶然錯失了考取狀元的名次。聖明的時代暫時遺漏了我這樣的賢能之士，但那又能怎麼樣呢？既然未能趁勢</w:t>
       </w:r>
       <w:r>
         <w:rPr>
@@ -1268,51 +819,41 @@
           <w:sz w:val="28"/>
           <w:szCs w:val="28"/>
         </w:rPr>
-        <w:t>患得患失</w:t>
-      </w:r>
-      <w:r>
-        <w:rPr>
-          <w:rFonts w:ascii="標楷體" w:eastAsia="標楷體" w:hAnsi="標楷體" w:hint="eastAsia"/>
-          <w:sz w:val="28"/>
-          <w:szCs w:val="28"/>
-        </w:rPr>
-        <w:t>？做一個風流才子</w:t>
-      </w:r>
-      <w:proofErr w:type="gramStart"/>
-      <w:r>
-        <w:rPr>
-          <w:rFonts w:ascii="標楷體" w:eastAsia="標楷體" w:hAnsi="標楷體" w:hint="eastAsia"/>
-          <w:sz w:val="28"/>
-          <w:szCs w:val="28"/>
-        </w:rPr>
-        <w:t>為歌姬譜寫</w:t>
-      </w:r>
-      <w:proofErr w:type="gramEnd"/>
-      <w:r>
-        <w:rPr>
-          <w:rFonts w:ascii="標楷體" w:eastAsia="標楷體" w:hAnsi="標楷體" w:hint="eastAsia"/>
-          <w:sz w:val="28"/>
-          <w:szCs w:val="28"/>
-        </w:rPr>
-        <w:t>詞章，即使</w:t>
-      </w:r>
-      <w:proofErr w:type="gramStart"/>
-      <w:r>
-        <w:rPr>
-          <w:rFonts w:ascii="標楷體" w:eastAsia="標楷體" w:hAnsi="標楷體" w:hint="eastAsia"/>
-          <w:sz w:val="28"/>
-          <w:szCs w:val="28"/>
-        </w:rPr>
-        <w:t>身著</w:t>
-      </w:r>
-      <w:proofErr w:type="gramEnd"/>
-      <w:r>
-        <w:rPr>
-          <w:rFonts w:ascii="標楷體" w:eastAsia="標楷體" w:hAnsi="標楷體" w:hint="eastAsia"/>
-          <w:sz w:val="28"/>
-          <w:szCs w:val="28"/>
-        </w:rPr>
-        <w:t>白衣，也不亞於</w:t>
+        <w:t>風雲際會</w:t>
+      </w:r>
+      <w:r>
+        <w:rPr>
+          <w:rFonts w:ascii="標楷體" w:eastAsia="標楷體" w:hAnsi="標楷體" w:hint="eastAsia"/>
+          <w:sz w:val="28"/>
+          <w:szCs w:val="28"/>
+        </w:rPr>
+        <w:t>、步入仕途，那為何不好好縱情狂放一番？又何必去計較仕途上的得與失呢？我這般有才華的詞人，憑著傑出的文采，本來就是不穿官服、無須名爵的「民間丞相」。</w:t>
+      </w:r>
+    </w:p>
+    <w:p>
+      <w:pPr>
+        <w:spacing w:line="440" w:lineRule="exact"/>
+        <w:rPr>
+          <w:rFonts w:ascii="標楷體" w:eastAsia="標楷體" w:hAnsi="標楷體"/>
+          <w:sz w:val="28"/>
+          <w:szCs w:val="28"/>
+        </w:rPr>
+      </w:pPr>
+      <w:r>
+        <w:rPr>
+          <w:rFonts w:ascii="標楷體" w:eastAsia="標楷體" w:hAnsi="標楷體" w:hint="eastAsia"/>
+          <w:sz w:val="28"/>
+          <w:szCs w:val="28"/>
+        </w:rPr>
+        <w:t xml:space="preserve">    </w:t>
+      </w:r>
+      <w:r>
+        <w:rPr>
+          <w:rFonts w:ascii="標楷體" w:eastAsia="標楷體" w:hAnsi="標楷體" w:hint="eastAsia"/>
+          <w:sz w:val="28"/>
+          <w:szCs w:val="28"/>
+        </w:rPr>
+        <w:t>穿梭於繁華熱鬧的街巷深處，隱約可見繪有精美圖案的屏風</w:t>
       </w:r>
       <w:r>
         <w:rPr>
@@ -1322,62 +863,133 @@
           <w:sz w:val="28"/>
           <w:szCs w:val="28"/>
         </w:rPr>
-        <w:t>公卿將相</w:t>
-      </w:r>
-      <w:r>
-        <w:rPr>
-          <w:rFonts w:ascii="標楷體" w:eastAsia="標楷體" w:hAnsi="標楷體" w:hint="eastAsia"/>
-          <w:sz w:val="28"/>
-          <w:szCs w:val="28"/>
-        </w:rPr>
-        <w:t>。</w:t>
+        <w:t>風雅</w:t>
+      </w:r>
+      <w:r>
+        <w:rPr>
+          <w:rFonts w:ascii="標楷體" w:eastAsia="標楷體" w:hAnsi="標楷體" w:hint="eastAsia"/>
+          <w:sz w:val="28"/>
+          <w:szCs w:val="28"/>
+        </w:rPr>
+        <w:t>陳設。慶幸的是這裡有懂我的意中人，值得我專程前去尋訪。就這樣與佳人依偎相伴，享受著</w:t>
+      </w:r>
+      <w:r>
+        <w:rPr>
+          <w:rFonts w:ascii="標楷體" w:eastAsia="標楷體" w:hAnsi="標楷體" w:hint="eastAsia"/>
+          <w:b/>
+          <w:bCs/>
+          <w:sz w:val="28"/>
+          <w:szCs w:val="28"/>
+        </w:rPr>
+        <w:t>風流韻事</w:t>
+      </w:r>
+      <w:r>
+        <w:rPr>
+          <w:rFonts w:ascii="標楷體" w:eastAsia="標楷體" w:hAnsi="標楷體" w:hint="eastAsia"/>
+          <w:sz w:val="28"/>
+          <w:szCs w:val="28"/>
+        </w:rPr>
+        <w:t>，這才是我平生最舒暢快樂的事。青春年華不過是彈指間的短暫時光，我又怎麼忍心用這</w:t>
+      </w:r>
+      <w:r>
+        <w:rPr>
+          <w:rFonts w:ascii="標楷體" w:eastAsia="標楷體" w:hAnsi="標楷體" w:hint="eastAsia"/>
+          <w:b/>
+          <w:bCs/>
+          <w:sz w:val="28"/>
+          <w:szCs w:val="28"/>
+        </w:rPr>
+        <w:t>虛浮</w:t>
+      </w:r>
+      <w:r>
+        <w:rPr>
+          <w:rFonts w:ascii="標楷體" w:eastAsia="標楷體" w:hAnsi="標楷體" w:hint="eastAsia"/>
+          <w:sz w:val="28"/>
+          <w:szCs w:val="28"/>
+        </w:rPr>
+        <w:t>的名利，去換取一邊低聲吟唱、一邊淺斟慢飲的自在生活呢？</w:t>
       </w:r>
     </w:p>
     <w:p>
       <w:pPr>
+        <w:spacing w:beforeLines="50" w:before="180" w:line="440" w:lineRule="exact"/>
+        <w:rPr>
+          <w:rFonts w:ascii="標楷體" w:eastAsia="標楷體" w:hAnsi="標楷體"/>
+          <w:sz w:val="32"/>
+          <w:szCs w:val="32"/>
+        </w:rPr>
+      </w:pPr>
+      <w:r>
+        <w:rPr>
+          <w:rFonts w:ascii="標楷體" w:eastAsia="標楷體" w:hAnsi="標楷體" w:hint="eastAsia"/>
+          <w:sz w:val="32"/>
+          <w:szCs w:val="32"/>
+          <w:bdr w:val="single" w:sz="4" w:space="0" w:color="auto"/>
+        </w:rPr>
+        <w:t>賞</w:t>
+      </w:r>
+      <w:r>
+        <w:rPr>
+          <w:rFonts w:ascii="標楷體" w:eastAsia="標楷體" w:hAnsi="標楷體" w:hint="eastAsia"/>
+          <w:sz w:val="32"/>
+          <w:szCs w:val="32"/>
+          <w:bdr w:val="single" w:sz="4" w:space="0" w:color="auto"/>
+        </w:rPr>
+        <w:t>析</w:t>
+      </w:r>
+    </w:p>
+    <w:p>
+      <w:pPr>
         <w:spacing w:line="480" w:lineRule="exact"/>
-        <w:rPr>
-          <w:rFonts w:ascii="標楷體" w:eastAsia="標楷體" w:hAnsi="標楷體"/>
-          <w:sz w:val="28"/>
-          <w:szCs w:val="28"/>
-        </w:rPr>
-      </w:pPr>
-      <w:r>
-        <w:rPr>
-          <w:rFonts w:ascii="標楷體" w:eastAsia="標楷體" w:hAnsi="標楷體" w:hint="eastAsia"/>
-          <w:sz w:val="28"/>
-          <w:szCs w:val="28"/>
-        </w:rPr>
-        <w:t xml:space="preserve">    </w:t>
-      </w:r>
-      <w:proofErr w:type="gramStart"/>
-      <w:r>
-        <w:rPr>
-          <w:rFonts w:ascii="標楷體" w:eastAsia="標楷體" w:hAnsi="標楷體" w:hint="eastAsia"/>
-          <w:sz w:val="28"/>
-          <w:szCs w:val="28"/>
-        </w:rPr>
-        <w:t>在歌姬居住</w:t>
-      </w:r>
-      <w:proofErr w:type="gramEnd"/>
-      <w:r>
-        <w:rPr>
-          <w:rFonts w:ascii="標楷體" w:eastAsia="標楷體" w:hAnsi="標楷體" w:hint="eastAsia"/>
-          <w:sz w:val="28"/>
-          <w:szCs w:val="28"/>
-        </w:rPr>
-        <w:t>的街巷裡，有擺放著丹青畫屏的繡房。幸運的是那裡住著我的意中人，值得我細細地追求尋訪。與她們依偎，享受這風流的生活，才是我平生最大的歡樂。青春不過是片刻時間，我寧願把功名，換成手中淺淺的一杯</w:t>
-      </w:r>
-      <w:proofErr w:type="gramStart"/>
-      <w:r>
-        <w:rPr>
-          <w:rFonts w:ascii="標楷體" w:eastAsia="標楷體" w:hAnsi="標楷體" w:hint="eastAsia"/>
-          <w:sz w:val="28"/>
-          <w:szCs w:val="28"/>
-        </w:rPr>
-        <w:t>酒和耳畔</w:t>
-      </w:r>
-      <w:proofErr w:type="gramEnd"/>
+        <w:jc w:val="both"/>
+        <w:rPr>
+          <w:rFonts w:ascii="標楷體" w:eastAsia="標楷體" w:hAnsi="標楷體" w:hint="eastAsia"/>
+          <w:sz w:val="28"/>
+          <w:szCs w:val="28"/>
+        </w:rPr>
+      </w:pPr>
+      <w:r>
+        <w:rPr>
+          <w:rFonts w:ascii="標楷體" w:eastAsia="標楷體" w:hAnsi="標楷體" w:hint="eastAsia"/>
+          <w:sz w:val="28"/>
+          <w:szCs w:val="28"/>
+        </w:rPr>
+        <w:t xml:space="preserve">　　</w:t>
+      </w:r>
+      <w:r>
+        <w:rPr>
+          <w:rFonts w:ascii="標楷體" w:eastAsia="標楷體" w:hAnsi="標楷體" w:hint="eastAsia"/>
+          <w:sz w:val="28"/>
+          <w:szCs w:val="28"/>
+          <w:u w:val="single"/>
+        </w:rPr>
+        <w:t>柳永</w:t>
+      </w:r>
+      <w:r>
+        <w:rPr>
+          <w:rFonts w:ascii="標楷體" w:eastAsia="標楷體" w:hAnsi="標楷體" w:hint="eastAsia"/>
+          <w:sz w:val="28"/>
+          <w:szCs w:val="28"/>
+        </w:rPr>
+        <w:t>這首《鶴沖天·黃金榜上》寫於他科舉落榜之後，是</w:t>
+      </w:r>
+      <w:r>
+        <w:rPr>
+          <w:rFonts w:ascii="標楷體" w:eastAsia="標楷體" w:hAnsi="標楷體" w:hint="eastAsia"/>
+          <w:sz w:val="28"/>
+          <w:szCs w:val="28"/>
+          <w:u w:val="single"/>
+        </w:rPr>
+        <w:t>中國</w:t>
+      </w:r>
+      <w:r>
+        <w:rPr>
+          <w:rFonts w:ascii="標楷體" w:eastAsia="標楷體" w:hAnsi="標楷體" w:hint="eastAsia"/>
+          <w:sz w:val="28"/>
+          <w:szCs w:val="28"/>
+        </w:rPr>
+        <w:t>文學史上極具個人特色與反叛精神的抒情名篇。整首詞氣格豪邁又帶著酸楚，將</w:t>
+      </w:r>
       <w:r>
         <w:rPr>
           <w:rFonts w:ascii="標楷體" w:eastAsia="標楷體" w:hAnsi="標楷體" w:hint="eastAsia"/>
@@ -1386,9 +998,16 @@
           <w:sz w:val="28"/>
           <w:szCs w:val="28"/>
         </w:rPr>
-        <w:t>低</w:t>
-      </w:r>
-      <w:proofErr w:type="gramStart"/>
+        <w:t>科場</w:t>
+      </w:r>
+      <w:r>
+        <w:rPr>
+          <w:rFonts w:ascii="標楷體" w:eastAsia="標楷體" w:hAnsi="標楷體" w:hint="eastAsia"/>
+          <w:sz w:val="28"/>
+          <w:szCs w:val="28"/>
+        </w:rPr>
+        <w:t>失意的</w:t>
+      </w:r>
       <w:r>
         <w:rPr>
           <w:rFonts w:ascii="標楷體" w:eastAsia="標楷體" w:hAnsi="標楷體" w:hint="eastAsia"/>
@@ -1397,9 +1016,16 @@
           <w:sz w:val="28"/>
           <w:szCs w:val="28"/>
         </w:rPr>
-        <w:t>徊</w:t>
-      </w:r>
-      <w:proofErr w:type="gramEnd"/>
+        <w:t>憤懣</w:t>
+      </w:r>
+      <w:r>
+        <w:rPr>
+          <w:rFonts w:ascii="標楷體" w:eastAsia="標楷體" w:hAnsi="標楷體" w:hint="eastAsia"/>
+          <w:sz w:val="28"/>
+          <w:szCs w:val="28"/>
+        </w:rPr>
+        <w:t>，轉化為對世俗功名的</w:t>
+      </w:r>
       <w:r>
         <w:rPr>
           <w:rFonts w:ascii="標楷體" w:eastAsia="標楷體" w:hAnsi="標楷體" w:hint="eastAsia"/>
@@ -1408,22 +1034,23 @@
           <w:sz w:val="28"/>
           <w:szCs w:val="28"/>
         </w:rPr>
-        <w:t>婉轉</w:t>
-      </w:r>
-      <w:r>
-        <w:rPr>
-          <w:rFonts w:ascii="標楷體" w:eastAsia="標楷體" w:hAnsi="標楷體" w:hint="eastAsia"/>
-          <w:sz w:val="28"/>
-          <w:szCs w:val="28"/>
-        </w:rPr>
-        <w:t>的歌唱。</w:t>
+        <w:t>輕蔑</w:t>
+      </w:r>
+      <w:r>
+        <w:rPr>
+          <w:rFonts w:ascii="標楷體" w:eastAsia="標楷體" w:hAnsi="標楷體" w:hint="eastAsia"/>
+          <w:sz w:val="28"/>
+          <w:szCs w:val="28"/>
+        </w:rPr>
+        <w:t>與對個人才華的極致自信。</w:t>
       </w:r>
     </w:p>
     <w:p>
       <w:pPr>
-        <w:spacing w:line="480" w:lineRule="exact"/>
-        <w:rPr>
-          <w:rFonts w:ascii="標楷體" w:eastAsia="標楷體" w:hAnsi="標楷體"/>
+        <w:spacing w:line="440" w:lineRule="exact"/>
+        <w:jc w:val="both"/>
+        <w:rPr>
+          <w:rFonts w:ascii="標楷體" w:eastAsia="標楷體" w:hAnsi="標楷體" w:hint="eastAsia"/>
           <w:sz w:val="32"/>
           <w:szCs w:val="32"/>
           <w:bdr w:val="single" w:sz="4" w:space="0" w:color="auto"/>
@@ -1436,41 +1063,67 @@
           <w:docGrid w:type="lines" w:linePitch="360"/>
         </w:sectPr>
       </w:pPr>
+      <w:r>
+        <w:rPr>
+          <w:rFonts w:ascii="標楷體" w:eastAsia="標楷體" w:hAnsi="標楷體" w:hint="eastAsia"/>
+          <w:sz w:val="28"/>
+          <w:szCs w:val="28"/>
+        </w:rPr>
+        <w:t xml:space="preserve">　　</w:t>
+      </w:r>
+      <w:r>
+        <w:rPr>
+          <w:rFonts w:ascii="標楷體" w:eastAsia="標楷體" w:hAnsi="標楷體" w:hint="eastAsia"/>
+          <w:sz w:val="28"/>
+          <w:szCs w:val="28"/>
+        </w:rPr>
+        <w:t>全詞上片重在「破」，展現失意後的傲骨與心理轉折。開篇「黃金榜上，偶失龍</w:t>
+      </w:r>
     </w:p>
     <w:p>
       <w:pPr>
-        <w:spacing w:line="440" w:lineRule="exact"/>
-        <w:rPr>
-          <w:rFonts w:ascii="標楷體" w:eastAsia="標楷體" w:hAnsi="標楷體"/>
-          <w:sz w:val="32"/>
-          <w:szCs w:val="32"/>
-        </w:rPr>
-      </w:pPr>
-      <w:r>
-        <w:rPr>
-          <w:rFonts w:ascii="標楷體" w:eastAsia="標楷體" w:hAnsi="標楷體" w:hint="eastAsia"/>
-          <w:sz w:val="32"/>
-          <w:szCs w:val="32"/>
-          <w:bdr w:val="single" w:sz="4" w:space="0" w:color="auto"/>
+        <w:spacing w:line="480" w:lineRule="exact"/>
+        <w:jc w:val="both"/>
+        <w:rPr>
+          <w:rFonts w:ascii="標楷體" w:eastAsia="標楷體" w:hAnsi="標楷體" w:hint="eastAsia"/>
+          <w:sz w:val="28"/>
+          <w:szCs w:val="28"/>
+        </w:rPr>
+      </w:pPr>
+      <w:r>
+        <w:rPr>
+          <w:rFonts w:ascii="標楷體" w:eastAsia="標楷體" w:hAnsi="標楷體" w:hint="eastAsia"/>
+          <w:sz w:val="28"/>
+          <w:szCs w:val="28"/>
         </w:rPr>
         <w:lastRenderedPageBreak/>
-        <w:t>賞</w:t>
-      </w:r>
-      <w:r>
-        <w:rPr>
-          <w:rFonts w:ascii="標楷體" w:eastAsia="標楷體" w:hAnsi="標楷體" w:hint="eastAsia"/>
-          <w:sz w:val="32"/>
-          <w:szCs w:val="32"/>
-          <w:bdr w:val="single" w:sz="4" w:space="0" w:color="auto"/>
-        </w:rPr>
-        <w:t>析</w:t>
+        <w:t>頭望」先以輕描淡寫的「偶失」維護自尊，隨即以「明代暫遺賢，如何向」發出反問，看似稱讚當今聖明，實則帶有強烈的諷刺與不服氣。既然朝廷遺漏賢能，仕途無望，詞人索性拋開束縛，「爭不恣狂盪」——難道還不能放任自己縱情狂放嗎？緊接著，他拋出全詞最昂揚的警句：「才子詞人，自是白衣卿相。」這不僅打破了「學而優則仕」的傳統價值觀，更是對自我文學才華的至高肯定：即便身無官職（白衣），憑藉才華與詞作，在民間依然是</w:t>
+      </w:r>
+      <w:r>
+        <w:rPr>
+          <w:rFonts w:ascii="標楷體" w:eastAsia="標楷體" w:hAnsi="標楷體" w:hint="eastAsia"/>
+          <w:b/>
+          <w:bCs/>
+          <w:sz w:val="28"/>
+          <w:szCs w:val="28"/>
+        </w:rPr>
+        <w:t>位高權重</w:t>
+      </w:r>
+      <w:r>
+        <w:rPr>
+          <w:rFonts w:ascii="標楷體" w:eastAsia="標楷體" w:hAnsi="標楷體" w:hint="eastAsia"/>
+          <w:sz w:val="28"/>
+          <w:szCs w:val="28"/>
+        </w:rPr>
+        <w:t>的「卿相」。</w:t>
       </w:r>
     </w:p>
     <w:p>
       <w:pPr>
         <w:spacing w:line="480" w:lineRule="exact"/>
-        <w:rPr>
-          <w:rFonts w:ascii="標楷體" w:eastAsia="標楷體" w:hAnsi="標楷體"/>
+        <w:jc w:val="both"/>
+        <w:rPr>
+          <w:rFonts w:ascii="標楷體" w:eastAsia="標楷體" w:hAnsi="標楷體" w:hint="eastAsia"/>
           <w:sz w:val="28"/>
           <w:szCs w:val="28"/>
         </w:rPr>
@@ -1489,115 +1142,8 @@
           <w:sz w:val="28"/>
           <w:szCs w:val="28"/>
         </w:rPr>
-        <w:t>這首詞反映</w:t>
-      </w:r>
-      <w:proofErr w:type="gramStart"/>
-      <w:r>
-        <w:rPr>
-          <w:rFonts w:ascii="標楷體" w:eastAsia="標楷體" w:hAnsi="標楷體" w:hint="eastAsia"/>
-          <w:sz w:val="28"/>
-          <w:szCs w:val="28"/>
-        </w:rPr>
-        <w:t>了</w:t>
-      </w:r>
-      <w:r>
-        <w:rPr>
-          <w:rFonts w:ascii="標楷體" w:eastAsia="標楷體" w:hAnsi="標楷體" w:hint="eastAsia"/>
-          <w:sz w:val="28"/>
-          <w:szCs w:val="28"/>
-          <w:u w:val="single"/>
-        </w:rPr>
-        <w:t>柳永</w:t>
-      </w:r>
-      <w:r>
-        <w:rPr>
-          <w:rFonts w:ascii="標楷體" w:eastAsia="標楷體" w:hAnsi="標楷體" w:hint="eastAsia"/>
-          <w:sz w:val="28"/>
-          <w:szCs w:val="28"/>
-        </w:rPr>
-        <w:t>的</w:t>
-      </w:r>
-      <w:proofErr w:type="gramEnd"/>
-      <w:r>
-        <w:rPr>
-          <w:rFonts w:ascii="標楷體" w:eastAsia="標楷體" w:hAnsi="標楷體" w:hint="eastAsia"/>
-          <w:sz w:val="28"/>
-          <w:szCs w:val="28"/>
-        </w:rPr>
-        <w:t>反叛性格，也帶來了他人生路上一大波折。據傳說，</w:t>
-      </w:r>
-      <w:r>
-        <w:rPr>
-          <w:rFonts w:ascii="標楷體" w:eastAsia="標楷體" w:hAnsi="標楷體" w:hint="eastAsia"/>
-          <w:sz w:val="28"/>
-          <w:szCs w:val="28"/>
-          <w:u w:val="single"/>
-        </w:rPr>
-        <w:t>柳永</w:t>
-      </w:r>
-      <w:r>
-        <w:rPr>
-          <w:rFonts w:ascii="標楷體" w:eastAsia="標楷體" w:hAnsi="標楷體" w:hint="eastAsia"/>
-          <w:sz w:val="28"/>
-          <w:szCs w:val="28"/>
-        </w:rPr>
-        <w:t>善</w:t>
-      </w:r>
-      <w:proofErr w:type="gramStart"/>
-      <w:r>
-        <w:rPr>
-          <w:rFonts w:ascii="標楷體" w:eastAsia="標楷體" w:hAnsi="標楷體" w:hint="eastAsia"/>
-          <w:sz w:val="28"/>
-          <w:szCs w:val="28"/>
-        </w:rPr>
-        <w:t>作俗詞</w:t>
-      </w:r>
-      <w:proofErr w:type="gramEnd"/>
-      <w:r>
-        <w:rPr>
-          <w:rFonts w:ascii="標楷體" w:eastAsia="標楷體" w:hAnsi="標楷體" w:hint="eastAsia"/>
-          <w:sz w:val="28"/>
-          <w:szCs w:val="28"/>
-        </w:rPr>
-        <w:t>，而</w:t>
-      </w:r>
-      <w:r>
-        <w:rPr>
-          <w:rFonts w:ascii="標楷體" w:eastAsia="標楷體" w:hAnsi="標楷體" w:hint="eastAsia"/>
-          <w:sz w:val="28"/>
-          <w:szCs w:val="28"/>
-          <w:u w:val="single"/>
-        </w:rPr>
-        <w:t>宋仁宗</w:t>
-      </w:r>
-      <w:proofErr w:type="gramStart"/>
-      <w:r>
-        <w:rPr>
-          <w:rFonts w:ascii="標楷體" w:eastAsia="標楷體" w:hAnsi="標楷體" w:hint="eastAsia"/>
-          <w:sz w:val="28"/>
-          <w:szCs w:val="28"/>
-        </w:rPr>
-        <w:t>頗好雅詞</w:t>
-      </w:r>
-      <w:proofErr w:type="gramEnd"/>
-      <w:r>
-        <w:rPr>
-          <w:rFonts w:ascii="標楷體" w:eastAsia="標楷體" w:hAnsi="標楷體" w:hint="eastAsia"/>
-          <w:sz w:val="28"/>
-          <w:szCs w:val="28"/>
-        </w:rPr>
-        <w:t>。有一次，</w:t>
-      </w:r>
-      <w:r>
-        <w:rPr>
-          <w:rFonts w:ascii="標楷體" w:eastAsia="標楷體" w:hAnsi="標楷體" w:hint="eastAsia"/>
-          <w:sz w:val="28"/>
-          <w:szCs w:val="28"/>
-          <w:u w:val="single"/>
-        </w:rPr>
-        <w:t>宋仁宗</w:t>
-      </w:r>
-      <w:proofErr w:type="gramStart"/>
+        <w:t>下片則重在「立」，將生活重心轉向</w:t>
+      </w:r>
       <w:r>
         <w:rPr>
           <w:rFonts w:ascii="標楷體" w:eastAsia="標楷體" w:hAnsi="標楷體" w:hint="eastAsia"/>
@@ -1606,163 +1152,16 @@
           <w:sz w:val="28"/>
           <w:szCs w:val="28"/>
         </w:rPr>
-        <w:t>臨軒</w:t>
-      </w:r>
-      <w:r>
-        <w:rPr>
-          <w:rFonts w:ascii="標楷體" w:eastAsia="標楷體" w:hAnsi="標楷體" w:hint="eastAsia"/>
-          <w:sz w:val="28"/>
-          <w:szCs w:val="28"/>
-        </w:rPr>
-        <w:t>放</w:t>
-      </w:r>
-      <w:proofErr w:type="gramEnd"/>
-      <w:r>
-        <w:rPr>
-          <w:rFonts w:ascii="標楷體" w:eastAsia="標楷體" w:hAnsi="標楷體" w:hint="eastAsia"/>
-          <w:sz w:val="28"/>
-          <w:szCs w:val="28"/>
-        </w:rPr>
-        <w:t>榜</w:t>
-      </w:r>
-      <w:r>
-        <w:rPr>
-          <w:rFonts w:ascii="標楷體" w:eastAsia="標楷體" w:hAnsi="標楷體" w:hint="eastAsia"/>
-          <w:sz w:val="28"/>
-          <w:szCs w:val="28"/>
-        </w:rPr>
-        <w:t>時想起</w:t>
-      </w:r>
-      <w:proofErr w:type="gramStart"/>
-      <w:r>
-        <w:rPr>
-          <w:rFonts w:ascii="標楷體" w:eastAsia="標楷體" w:hAnsi="標楷體" w:hint="eastAsia"/>
-          <w:sz w:val="28"/>
-          <w:szCs w:val="28"/>
-          <w:u w:val="single"/>
-        </w:rPr>
-        <w:t>柳永</w:t>
-      </w:r>
-      <w:r>
-        <w:rPr>
-          <w:rFonts w:ascii="標楷體" w:eastAsia="標楷體" w:hAnsi="標楷體" w:hint="eastAsia"/>
-          <w:sz w:val="28"/>
-          <w:szCs w:val="28"/>
-        </w:rPr>
-        <w:t>這</w:t>
-      </w:r>
-      <w:proofErr w:type="gramEnd"/>
-      <w:r>
-        <w:rPr>
-          <w:rFonts w:ascii="標楷體" w:eastAsia="標楷體" w:hAnsi="標楷體" w:hint="eastAsia"/>
-          <w:sz w:val="28"/>
-          <w:szCs w:val="28"/>
-        </w:rPr>
-        <w:t>首詞中那句</w:t>
-      </w:r>
-      <w:r>
-        <w:rPr>
-          <w:rFonts w:ascii="標楷體" w:eastAsia="標楷體" w:hAnsi="標楷體" w:hint="eastAsia"/>
-          <w:sz w:val="28"/>
-          <w:szCs w:val="28"/>
-        </w:rPr>
-        <w:t>「</w:t>
-      </w:r>
-      <w:r>
-        <w:rPr>
-          <w:rFonts w:ascii="標楷體" w:eastAsia="標楷體" w:hAnsi="標楷體" w:hint="eastAsia"/>
-          <w:sz w:val="28"/>
-          <w:szCs w:val="28"/>
-        </w:rPr>
-        <w:t>忍把浮名，換了</w:t>
-      </w:r>
-      <w:proofErr w:type="gramStart"/>
-      <w:r>
-        <w:rPr>
-          <w:rFonts w:ascii="標楷體" w:eastAsia="標楷體" w:hAnsi="標楷體" w:hint="eastAsia"/>
-          <w:sz w:val="28"/>
-          <w:szCs w:val="28"/>
-        </w:rPr>
-        <w:t>淺斟低唱</w:t>
-      </w:r>
-      <w:proofErr w:type="gramEnd"/>
-      <w:r>
-        <w:rPr>
-          <w:rFonts w:ascii="標楷體" w:eastAsia="標楷體" w:hAnsi="標楷體" w:hint="eastAsia"/>
-          <w:sz w:val="28"/>
-          <w:szCs w:val="28"/>
-        </w:rPr>
-        <w:t>」</w:t>
-      </w:r>
-      <w:r>
-        <w:rPr>
-          <w:rFonts w:ascii="標楷體" w:eastAsia="標楷體" w:hAnsi="標楷體" w:hint="eastAsia"/>
-          <w:sz w:val="28"/>
-          <w:szCs w:val="28"/>
-        </w:rPr>
-        <w:t>，就說道：</w:t>
-      </w:r>
-      <w:r>
-        <w:rPr>
-          <w:rFonts w:ascii="標楷體" w:eastAsia="標楷體" w:hAnsi="標楷體" w:hint="eastAsia"/>
-          <w:sz w:val="28"/>
-          <w:szCs w:val="28"/>
-        </w:rPr>
-        <w:t>「</w:t>
-      </w:r>
-      <w:r>
-        <w:rPr>
-          <w:rFonts w:ascii="標楷體" w:eastAsia="標楷體" w:hAnsi="標楷體" w:hint="eastAsia"/>
-          <w:sz w:val="28"/>
-          <w:szCs w:val="28"/>
-        </w:rPr>
-        <w:t>且</w:t>
-      </w:r>
-      <w:proofErr w:type="gramStart"/>
-      <w:r>
-        <w:rPr>
-          <w:rFonts w:ascii="標楷體" w:eastAsia="標楷體" w:hAnsi="標楷體" w:hint="eastAsia"/>
-          <w:sz w:val="28"/>
-          <w:szCs w:val="28"/>
-        </w:rPr>
-        <w:t>去淺斟低</w:t>
-      </w:r>
-      <w:proofErr w:type="gramEnd"/>
-      <w:r>
-        <w:rPr>
-          <w:rFonts w:ascii="標楷體" w:eastAsia="標楷體" w:hAnsi="標楷體" w:hint="eastAsia"/>
-          <w:sz w:val="28"/>
-          <w:szCs w:val="28"/>
-        </w:rPr>
-        <w:t>唱，</w:t>
-      </w:r>
-      <w:proofErr w:type="gramStart"/>
-      <w:r>
-        <w:rPr>
-          <w:rFonts w:ascii="標楷體" w:eastAsia="標楷體" w:hAnsi="標楷體" w:hint="eastAsia"/>
-          <w:sz w:val="28"/>
-          <w:szCs w:val="28"/>
-        </w:rPr>
-        <w:t>何要浮名</w:t>
-      </w:r>
-      <w:proofErr w:type="gramEnd"/>
-      <w:r>
-        <w:rPr>
-          <w:rFonts w:ascii="標楷體" w:eastAsia="標楷體" w:hAnsi="標楷體" w:hint="eastAsia"/>
-          <w:sz w:val="28"/>
-          <w:szCs w:val="28"/>
-        </w:rPr>
-        <w:t>」</w:t>
-      </w:r>
-      <w:r>
-        <w:rPr>
-          <w:rFonts w:ascii="標楷體" w:eastAsia="標楷體" w:hAnsi="標楷體" w:hint="eastAsia"/>
-          <w:sz w:val="28"/>
-          <w:szCs w:val="28"/>
-        </w:rPr>
-        <w:t>，就這樣</w:t>
-      </w:r>
-      <w:proofErr w:type="gramStart"/>
+        <w:t>市井風月</w:t>
+      </w:r>
+      <w:r>
+        <w:rPr>
+          <w:rFonts w:ascii="標楷體" w:eastAsia="標楷體" w:hAnsi="標楷體" w:hint="eastAsia"/>
+          <w:sz w:val="28"/>
+          <w:szCs w:val="28"/>
+        </w:rPr>
+        <w:t>，尋求情感寄託。「煙花巷陌，依約丹青屏障」繪出溫柔鄉的風雅景象，在這裡，沒有科場的</w:t>
+      </w:r>
       <w:r>
         <w:rPr>
           <w:rFonts w:ascii="標楷體" w:eastAsia="標楷體" w:hAnsi="標楷體" w:hint="eastAsia"/>
@@ -1771,9 +1170,8 @@
           <w:sz w:val="28"/>
           <w:szCs w:val="28"/>
         </w:rPr>
-        <w:t>黜</w:t>
-      </w:r>
-      <w:proofErr w:type="gramEnd"/>
+        <w:t>爾虞</w:t>
+      </w:r>
       <w:r>
         <w:rPr>
           <w:rFonts w:ascii="標楷體" w:eastAsia="標楷體" w:hAnsi="標楷體" w:hint="eastAsia"/>
@@ -1782,76 +1180,8 @@
           <w:sz w:val="28"/>
           <w:szCs w:val="28"/>
         </w:rPr>
-        <w:t>落</w:t>
-      </w:r>
-      <w:r>
-        <w:rPr>
-          <w:rFonts w:ascii="標楷體" w:eastAsia="標楷體" w:hAnsi="標楷體" w:hint="eastAsia"/>
-          <w:sz w:val="28"/>
-          <w:szCs w:val="28"/>
-        </w:rPr>
-        <w:t>了他。從此，</w:t>
-      </w:r>
-      <w:proofErr w:type="gramStart"/>
-      <w:r>
-        <w:rPr>
-          <w:rFonts w:ascii="標楷體" w:eastAsia="標楷體" w:hAnsi="標楷體" w:hint="eastAsia"/>
-          <w:sz w:val="28"/>
-          <w:szCs w:val="28"/>
-          <w:u w:val="single"/>
-        </w:rPr>
-        <w:t>柳永</w:t>
-      </w:r>
-      <w:r>
-        <w:rPr>
-          <w:rFonts w:ascii="標楷體" w:eastAsia="標楷體" w:hAnsi="標楷體" w:hint="eastAsia"/>
-          <w:sz w:val="28"/>
-          <w:szCs w:val="28"/>
-        </w:rPr>
-        <w:t>便</w:t>
-      </w:r>
-      <w:proofErr w:type="gramEnd"/>
-      <w:r>
-        <w:rPr>
-          <w:rFonts w:ascii="標楷體" w:eastAsia="標楷體" w:hAnsi="標楷體" w:hint="eastAsia"/>
-          <w:sz w:val="28"/>
-          <w:szCs w:val="28"/>
-        </w:rPr>
-        <w:t>自稱</w:t>
-      </w:r>
-      <w:r>
-        <w:rPr>
-          <w:rFonts w:ascii="標楷體" w:eastAsia="標楷體" w:hAnsi="標楷體" w:hint="eastAsia"/>
-          <w:sz w:val="28"/>
-          <w:szCs w:val="28"/>
-        </w:rPr>
-        <w:t>「</w:t>
-      </w:r>
-      <w:r>
-        <w:rPr>
-          <w:rFonts w:ascii="標楷體" w:eastAsia="標楷體" w:hAnsi="標楷體" w:hint="eastAsia"/>
-          <w:sz w:val="28"/>
-          <w:szCs w:val="28"/>
-        </w:rPr>
-        <w:t>奉旨填詞柳三變</w:t>
-      </w:r>
-      <w:r>
-        <w:rPr>
-          <w:rFonts w:ascii="標楷體" w:eastAsia="標楷體" w:hAnsi="標楷體" w:hint="eastAsia"/>
-          <w:sz w:val="28"/>
-          <w:szCs w:val="28"/>
-        </w:rPr>
-        <w:t>」</w:t>
-      </w:r>
-      <w:r>
-        <w:rPr>
-          <w:rFonts w:ascii="標楷體" w:eastAsia="標楷體" w:hAnsi="標楷體" w:hint="eastAsia"/>
-          <w:sz w:val="28"/>
-          <w:szCs w:val="28"/>
-        </w:rPr>
-        <w:t>而長期</w:t>
-      </w:r>
-      <w:bookmarkStart w:id="1" w:name="_Hlk162164453"/>
+        <w:t>我</w:t>
+      </w:r>
       <w:r>
         <w:rPr>
           <w:rFonts w:ascii="標楷體" w:eastAsia="標楷體" w:hAnsi="標楷體" w:hint="eastAsia"/>
@@ -1860,254 +1190,43 @@
           <w:sz w:val="28"/>
           <w:szCs w:val="28"/>
         </w:rPr>
-        <w:t>流連於</w:t>
-      </w:r>
-      <w:proofErr w:type="gramStart"/>
-      <w:r>
-        <w:rPr>
-          <w:rFonts w:ascii="標楷體" w:eastAsia="標楷體" w:hAnsi="標楷體" w:hint="eastAsia"/>
-          <w:b/>
-          <w:bCs/>
-          <w:sz w:val="28"/>
-          <w:szCs w:val="28"/>
-        </w:rPr>
-        <w:t>坊曲之間</w:t>
-      </w:r>
-      <w:bookmarkEnd w:id="1"/>
-      <w:r>
-        <w:rPr>
-          <w:rFonts w:ascii="標楷體" w:eastAsia="標楷體" w:hAnsi="標楷體" w:hint="eastAsia"/>
-          <w:sz w:val="28"/>
-          <w:szCs w:val="28"/>
-        </w:rPr>
-        <w:t>、</w:t>
-      </w:r>
-      <w:r>
-        <w:rPr>
-          <w:rFonts w:ascii="標楷體" w:eastAsia="標楷體" w:hAnsi="標楷體" w:hint="eastAsia"/>
-          <w:b/>
-          <w:bCs/>
-          <w:sz w:val="28"/>
-          <w:szCs w:val="28"/>
-        </w:rPr>
-        <w:t>花柳叢</w:t>
-      </w:r>
-      <w:proofErr w:type="gramEnd"/>
-      <w:r>
-        <w:rPr>
-          <w:rFonts w:ascii="標楷體" w:eastAsia="標楷體" w:hAnsi="標楷體" w:hint="eastAsia"/>
-          <w:b/>
-          <w:bCs/>
-          <w:sz w:val="28"/>
-          <w:szCs w:val="28"/>
-        </w:rPr>
-        <w:t>中</w:t>
-      </w:r>
-      <w:r>
-        <w:rPr>
-          <w:rFonts w:ascii="標楷體" w:eastAsia="標楷體" w:hAnsi="標楷體" w:hint="eastAsia"/>
-          <w:sz w:val="28"/>
-          <w:szCs w:val="28"/>
-        </w:rPr>
-        <w:t>尋找生活的方向、精神的寄託。</w:t>
+        <w:t>詐</w:t>
+      </w:r>
+      <w:r>
+        <w:rPr>
+          <w:rFonts w:ascii="標楷體" w:eastAsia="標楷體" w:hAnsi="標楷體" w:hint="eastAsia"/>
+          <w:sz w:val="28"/>
+          <w:szCs w:val="28"/>
+        </w:rPr>
+        <w:t>，只有「幸有意中人，堪尋訪」的真情陪伴。詞人選擇「偎紅倚翠」，在尋歡作樂中體悟生命的真諦。最後，詞人在結句將情感推向最高潮：「青春都一餉。忍把浮名，換了淺斟低唱！」青春年華轉瞬即逝，怎能忍心為了虛無飄渺的功名利祿，去犧牲眼前閒適自在、淺斟低唱的快意人生？這既是自我解嘲，更是對封建官場價值體系的強烈反叛。</w:t>
       </w:r>
     </w:p>
     <w:p>
       <w:pPr>
         <w:spacing w:line="480" w:lineRule="exact"/>
-        <w:rPr>
-          <w:rFonts w:ascii="標楷體" w:eastAsia="標楷體" w:hAnsi="標楷體" w:hint="eastAsia"/>
-          <w:sz w:val="28"/>
-          <w:szCs w:val="28"/>
-        </w:rPr>
-      </w:pPr>
-      <w:r>
-        <w:rPr>
-          <w:rFonts w:ascii="標楷體" w:eastAsia="標楷體" w:hAnsi="標楷體" w:hint="eastAsia"/>
-          <w:sz w:val="28"/>
-          <w:szCs w:val="28"/>
-        </w:rPr>
-        <w:t xml:space="preserve">    「</w:t>
-      </w:r>
-      <w:r>
-        <w:rPr>
-          <w:rFonts w:ascii="標楷體" w:eastAsia="標楷體" w:hAnsi="標楷體" w:hint="eastAsia"/>
-          <w:sz w:val="28"/>
-          <w:szCs w:val="28"/>
-        </w:rPr>
-        <w:t>黃金榜上，</w:t>
-      </w:r>
-      <w:proofErr w:type="gramStart"/>
-      <w:r>
-        <w:rPr>
-          <w:rFonts w:ascii="標楷體" w:eastAsia="標楷體" w:hAnsi="標楷體" w:hint="eastAsia"/>
-          <w:sz w:val="28"/>
-          <w:szCs w:val="28"/>
-        </w:rPr>
-        <w:t>偶失龍頭</w:t>
-      </w:r>
-      <w:proofErr w:type="gramEnd"/>
-      <w:r>
-        <w:rPr>
-          <w:rFonts w:ascii="標楷體" w:eastAsia="標楷體" w:hAnsi="標楷體" w:hint="eastAsia"/>
-          <w:sz w:val="28"/>
-          <w:szCs w:val="28"/>
-        </w:rPr>
-        <w:t>望</w:t>
-      </w:r>
-      <w:r>
-        <w:rPr>
-          <w:rFonts w:ascii="標楷體" w:eastAsia="標楷體" w:hAnsi="標楷體" w:hint="eastAsia"/>
-          <w:sz w:val="28"/>
-          <w:szCs w:val="28"/>
-        </w:rPr>
-        <w:t>」</w:t>
-      </w:r>
-      <w:r>
-        <w:rPr>
-          <w:rFonts w:ascii="標楷體" w:eastAsia="標楷體" w:hAnsi="標楷體" w:hint="eastAsia"/>
-          <w:sz w:val="28"/>
-          <w:szCs w:val="28"/>
-        </w:rPr>
-        <w:t>，考科舉求功名，他並不滿足於登進士</w:t>
-      </w:r>
-      <w:proofErr w:type="gramStart"/>
-      <w:r>
-        <w:rPr>
-          <w:rFonts w:ascii="標楷體" w:eastAsia="標楷體" w:hAnsi="標楷體" w:hint="eastAsia"/>
-          <w:sz w:val="28"/>
-          <w:szCs w:val="28"/>
-        </w:rPr>
-        <w:t>第</w:t>
-      </w:r>
-      <w:proofErr w:type="gramEnd"/>
-      <w:r>
-        <w:rPr>
-          <w:rFonts w:ascii="標楷體" w:eastAsia="標楷體" w:hAnsi="標楷體" w:hint="eastAsia"/>
-          <w:sz w:val="28"/>
-          <w:szCs w:val="28"/>
-        </w:rPr>
-        <w:t>，而是把奪取</w:t>
-      </w:r>
-      <w:proofErr w:type="gramStart"/>
-      <w:r>
-        <w:rPr>
-          <w:rFonts w:ascii="標楷體" w:eastAsia="標楷體" w:hAnsi="標楷體" w:hint="eastAsia"/>
-          <w:sz w:val="28"/>
-          <w:szCs w:val="28"/>
-        </w:rPr>
-        <w:t>殿試頭名狀元</w:t>
-      </w:r>
-      <w:proofErr w:type="gramEnd"/>
-      <w:r>
-        <w:rPr>
-          <w:rFonts w:ascii="標楷體" w:eastAsia="標楷體" w:hAnsi="標楷體" w:hint="eastAsia"/>
-          <w:sz w:val="28"/>
-          <w:szCs w:val="28"/>
-        </w:rPr>
-        <w:t>作為目標。落榜只認為</w:t>
-      </w:r>
-      <w:r>
-        <w:rPr>
-          <w:rFonts w:ascii="標楷體" w:eastAsia="標楷體" w:hAnsi="標楷體" w:hint="eastAsia"/>
-          <w:sz w:val="28"/>
-          <w:szCs w:val="28"/>
-        </w:rPr>
-        <w:t>「</w:t>
-      </w:r>
-      <w:r>
-        <w:rPr>
-          <w:rFonts w:ascii="標楷體" w:eastAsia="標楷體" w:hAnsi="標楷體" w:hint="eastAsia"/>
-          <w:sz w:val="28"/>
-          <w:szCs w:val="28"/>
-        </w:rPr>
-        <w:t>偶然</w:t>
-      </w:r>
-      <w:r>
-        <w:rPr>
-          <w:rFonts w:ascii="標楷體" w:eastAsia="標楷體" w:hAnsi="標楷體" w:hint="eastAsia"/>
-          <w:sz w:val="28"/>
-          <w:szCs w:val="28"/>
-        </w:rPr>
-        <w:t>」</w:t>
-      </w:r>
-      <w:r>
-        <w:rPr>
-          <w:rFonts w:ascii="標楷體" w:eastAsia="標楷體" w:hAnsi="標楷體" w:hint="eastAsia"/>
-          <w:sz w:val="28"/>
-          <w:szCs w:val="28"/>
-        </w:rPr>
-        <w:t>，</w:t>
-      </w:r>
-      <w:r>
-        <w:rPr>
-          <w:rFonts w:ascii="標楷體" w:eastAsia="標楷體" w:hAnsi="標楷體" w:hint="eastAsia"/>
-          <w:sz w:val="28"/>
-          <w:szCs w:val="28"/>
-        </w:rPr>
-        <w:t>「</w:t>
-      </w:r>
-      <w:proofErr w:type="gramStart"/>
-      <w:r>
-        <w:rPr>
-          <w:rFonts w:ascii="標楷體" w:eastAsia="標楷體" w:hAnsi="標楷體" w:hint="eastAsia"/>
-          <w:sz w:val="28"/>
-          <w:szCs w:val="28"/>
-        </w:rPr>
-        <w:t>見遺</w:t>
-      </w:r>
-      <w:proofErr w:type="gramEnd"/>
-      <w:r>
-        <w:rPr>
-          <w:rFonts w:ascii="標楷體" w:eastAsia="標楷體" w:hAnsi="標楷體" w:hint="eastAsia"/>
-          <w:sz w:val="28"/>
-          <w:szCs w:val="28"/>
-        </w:rPr>
-        <w:t>」</w:t>
-      </w:r>
-      <w:proofErr w:type="gramStart"/>
-      <w:r>
-        <w:rPr>
-          <w:rFonts w:ascii="標楷體" w:eastAsia="標楷體" w:hAnsi="標楷體" w:hint="eastAsia"/>
-          <w:sz w:val="28"/>
-          <w:szCs w:val="28"/>
-        </w:rPr>
-        <w:t>只說是</w:t>
-      </w:r>
-      <w:proofErr w:type="gramEnd"/>
-      <w:r>
-        <w:rPr>
-          <w:rFonts w:ascii="標楷體" w:eastAsia="標楷體" w:hAnsi="標楷體" w:hint="eastAsia"/>
-          <w:sz w:val="28"/>
-          <w:szCs w:val="28"/>
-        </w:rPr>
-        <w:t>「</w:t>
-      </w:r>
-      <w:r>
-        <w:rPr>
-          <w:rFonts w:ascii="標楷體" w:eastAsia="標楷體" w:hAnsi="標楷體" w:hint="eastAsia"/>
-          <w:sz w:val="28"/>
-          <w:szCs w:val="28"/>
-        </w:rPr>
-        <w:t>暫</w:t>
-      </w:r>
-      <w:r>
-        <w:rPr>
-          <w:rFonts w:ascii="標楷體" w:eastAsia="標楷體" w:hAnsi="標楷體" w:hint="eastAsia"/>
-          <w:sz w:val="28"/>
-          <w:szCs w:val="28"/>
-        </w:rPr>
-        <w:t>」</w:t>
-      </w:r>
-      <w:r>
-        <w:rPr>
-          <w:rFonts w:ascii="標楷體" w:eastAsia="標楷體" w:hAnsi="標楷體" w:hint="eastAsia"/>
-          <w:sz w:val="28"/>
-          <w:szCs w:val="28"/>
-        </w:rPr>
-        <w:t>，由此可見</w:t>
-      </w:r>
-      <w:proofErr w:type="gramStart"/>
+        <w:jc w:val="both"/>
+        <w:rPr>
+          <w:rFonts w:ascii="標楷體" w:eastAsia="標楷體" w:hAnsi="標楷體"/>
+          <w:sz w:val="28"/>
+          <w:szCs w:val="28"/>
+        </w:rPr>
+      </w:pPr>
+      <w:r>
+        <w:rPr>
+          <w:rFonts w:ascii="標楷體" w:eastAsia="標楷體" w:hAnsi="標楷體" w:hint="eastAsia"/>
+          <w:sz w:val="28"/>
+          <w:szCs w:val="28"/>
+        </w:rPr>
+        <w:t xml:space="preserve">　　</w:t>
+      </w:r>
+      <w:r>
+        <w:rPr>
+          <w:rFonts w:ascii="標楷體" w:eastAsia="標楷體" w:hAnsi="標楷體" w:hint="eastAsia"/>
+          <w:sz w:val="28"/>
+          <w:szCs w:val="28"/>
+        </w:rPr>
+        <w:t>這首詞語言通俗自然，情感真摯流露。</w:t>
+      </w:r>
       <w:r>
         <w:rPr>
           <w:rFonts w:ascii="標楷體" w:eastAsia="標楷體" w:hAnsi="標楷體" w:hint="eastAsia"/>
@@ -2123,52 +1242,8 @@
           <w:sz w:val="28"/>
           <w:szCs w:val="28"/>
         </w:rPr>
-        <w:t>狂</w:t>
-      </w:r>
-      <w:proofErr w:type="gramEnd"/>
-      <w:r>
-        <w:rPr>
-          <w:rFonts w:ascii="標楷體" w:eastAsia="標楷體" w:hAnsi="標楷體" w:hint="eastAsia"/>
-          <w:sz w:val="28"/>
-          <w:szCs w:val="28"/>
-        </w:rPr>
-        <w:t>傲自負的性格。他自稱</w:t>
-      </w:r>
-      <w:r>
-        <w:rPr>
-          <w:rFonts w:ascii="標楷體" w:eastAsia="標楷體" w:hAnsi="標楷體" w:hint="eastAsia"/>
-          <w:sz w:val="28"/>
-          <w:szCs w:val="28"/>
-        </w:rPr>
-        <w:t>「</w:t>
-      </w:r>
-      <w:proofErr w:type="gramStart"/>
-      <w:r>
-        <w:rPr>
-          <w:rFonts w:ascii="標楷體" w:eastAsia="標楷體" w:hAnsi="標楷體" w:hint="eastAsia"/>
-          <w:sz w:val="28"/>
-          <w:szCs w:val="28"/>
-        </w:rPr>
-        <w:t>明代遺賢</w:t>
-      </w:r>
-      <w:proofErr w:type="gramEnd"/>
-      <w:r>
-        <w:rPr>
-          <w:rFonts w:ascii="標楷體" w:eastAsia="標楷體" w:hAnsi="標楷體" w:hint="eastAsia"/>
-          <w:sz w:val="28"/>
-          <w:szCs w:val="28"/>
-        </w:rPr>
-        <w:t>」</w:t>
-      </w:r>
-      <w:r>
-        <w:rPr>
-          <w:rFonts w:ascii="標楷體" w:eastAsia="標楷體" w:hAnsi="標楷體" w:hint="eastAsia"/>
-          <w:sz w:val="28"/>
-          <w:szCs w:val="28"/>
-        </w:rPr>
-        <w:t>是諷刺</w:t>
-      </w:r>
-      <w:proofErr w:type="gramStart"/>
+        <w:t>直白地吐露心聲，開創了</w:t>
+      </w:r>
       <w:r>
         <w:rPr>
           <w:rFonts w:ascii="標楷體" w:eastAsia="標楷體" w:hAnsi="標楷體" w:hint="eastAsia"/>
@@ -2176,346 +1251,16 @@
           <w:szCs w:val="28"/>
           <w:u w:val="single"/>
         </w:rPr>
-        <w:t>仁宗</w:t>
-      </w:r>
-      <w:r>
-        <w:rPr>
-          <w:rFonts w:ascii="標楷體" w:eastAsia="標楷體" w:hAnsi="標楷體" w:hint="eastAsia"/>
-          <w:sz w:val="28"/>
-          <w:szCs w:val="28"/>
-        </w:rPr>
-        <w:t>朝號稱</w:t>
-      </w:r>
-      <w:proofErr w:type="gramEnd"/>
-      <w:r>
-        <w:rPr>
-          <w:rFonts w:ascii="標楷體" w:eastAsia="標楷體" w:hAnsi="標楷體" w:hint="eastAsia"/>
-          <w:sz w:val="28"/>
-          <w:szCs w:val="28"/>
-        </w:rPr>
-        <w:t>清明盛世，卻不能做到</w:t>
-      </w:r>
-      <w:r>
-        <w:rPr>
-          <w:rFonts w:ascii="標楷體" w:eastAsia="標楷體" w:hAnsi="標楷體" w:hint="eastAsia"/>
-          <w:sz w:val="28"/>
-          <w:szCs w:val="28"/>
-        </w:rPr>
-        <w:t>「</w:t>
-      </w:r>
-      <w:proofErr w:type="gramStart"/>
-      <w:r>
-        <w:rPr>
-          <w:rFonts w:ascii="標楷體" w:eastAsia="標楷體" w:hAnsi="標楷體" w:hint="eastAsia"/>
-          <w:sz w:val="28"/>
-          <w:szCs w:val="28"/>
-        </w:rPr>
-        <w:t>野無遺賢</w:t>
-      </w:r>
-      <w:proofErr w:type="gramEnd"/>
-      <w:r>
-        <w:rPr>
-          <w:rFonts w:ascii="標楷體" w:eastAsia="標楷體" w:hAnsi="標楷體" w:hint="eastAsia"/>
-          <w:sz w:val="28"/>
-          <w:szCs w:val="28"/>
-        </w:rPr>
-        <w:t>」</w:t>
-      </w:r>
-      <w:r>
-        <w:rPr>
-          <w:rFonts w:ascii="標楷體" w:eastAsia="標楷體" w:hAnsi="標楷體" w:hint="eastAsia"/>
-          <w:sz w:val="28"/>
-          <w:szCs w:val="28"/>
-        </w:rPr>
-        <w:t>。但既然已落第，下一步該怎</w:t>
-      </w:r>
-      <w:r>
-        <w:rPr>
-          <w:rFonts w:ascii="標楷體" w:eastAsia="標楷體" w:hAnsi="標楷體" w:hint="eastAsia"/>
-          <w:sz w:val="28"/>
-          <w:szCs w:val="28"/>
-        </w:rPr>
-        <w:t>麼</w:t>
-      </w:r>
-      <w:r>
-        <w:rPr>
-          <w:rFonts w:ascii="標楷體" w:eastAsia="標楷體" w:hAnsi="標楷體" w:hint="eastAsia"/>
-          <w:sz w:val="28"/>
-          <w:szCs w:val="28"/>
-        </w:rPr>
-        <w:t>辦呢？</w:t>
-      </w:r>
-      <w:r>
-        <w:rPr>
-          <w:rFonts w:ascii="標楷體" w:eastAsia="標楷體" w:hAnsi="標楷體" w:hint="eastAsia"/>
-          <w:sz w:val="28"/>
-          <w:szCs w:val="28"/>
-        </w:rPr>
-        <w:t>「</w:t>
-      </w:r>
-      <w:r>
-        <w:rPr>
-          <w:rFonts w:ascii="標楷體" w:eastAsia="標楷體" w:hAnsi="標楷體" w:hint="eastAsia"/>
-          <w:sz w:val="28"/>
-          <w:szCs w:val="28"/>
-        </w:rPr>
-        <w:t>風雲際會</w:t>
-      </w:r>
-      <w:r>
-        <w:rPr>
-          <w:rFonts w:ascii="標楷體" w:eastAsia="標楷體" w:hAnsi="標楷體" w:hint="eastAsia"/>
-          <w:sz w:val="28"/>
-          <w:szCs w:val="28"/>
-        </w:rPr>
-        <w:t>」</w:t>
-      </w:r>
-      <w:r>
-        <w:rPr>
-          <w:rFonts w:ascii="標楷體" w:eastAsia="標楷體" w:hAnsi="標楷體" w:hint="eastAsia"/>
-          <w:sz w:val="28"/>
-          <w:szCs w:val="28"/>
-        </w:rPr>
-        <w:t>，施展抱負是封建時代士子的奮鬥目標，既然</w:t>
-      </w:r>
-      <w:r>
-        <w:rPr>
-          <w:rFonts w:ascii="標楷體" w:eastAsia="標楷體" w:hAnsi="標楷體" w:hint="eastAsia"/>
-          <w:sz w:val="28"/>
-          <w:szCs w:val="28"/>
-        </w:rPr>
-        <w:t>「</w:t>
-      </w:r>
-      <w:r>
-        <w:rPr>
-          <w:rFonts w:ascii="標楷體" w:eastAsia="標楷體" w:hAnsi="標楷體" w:hint="eastAsia"/>
-          <w:sz w:val="28"/>
-          <w:szCs w:val="28"/>
-        </w:rPr>
-        <w:t>未遂風雲便</w:t>
-      </w:r>
-      <w:r>
-        <w:rPr>
-          <w:rFonts w:ascii="標楷體" w:eastAsia="標楷體" w:hAnsi="標楷體" w:hint="eastAsia"/>
-          <w:sz w:val="28"/>
-          <w:szCs w:val="28"/>
-        </w:rPr>
-        <w:t>」</w:t>
-      </w:r>
-      <w:r>
-        <w:rPr>
-          <w:rFonts w:ascii="標楷體" w:eastAsia="標楷體" w:hAnsi="標楷體" w:hint="eastAsia"/>
-          <w:sz w:val="28"/>
-          <w:szCs w:val="28"/>
-        </w:rPr>
-        <w:t>，理想落空了，於是他就轉向了另一個極端，</w:t>
-      </w:r>
-      <w:r>
-        <w:rPr>
-          <w:rFonts w:ascii="標楷體" w:eastAsia="標楷體" w:hAnsi="標楷體" w:hint="eastAsia"/>
-          <w:sz w:val="28"/>
-          <w:szCs w:val="28"/>
-        </w:rPr>
-        <w:t>「</w:t>
-      </w:r>
-      <w:r>
-        <w:rPr>
-          <w:rFonts w:ascii="標楷體" w:eastAsia="標楷體" w:hAnsi="標楷體" w:hint="eastAsia"/>
-          <w:sz w:val="28"/>
-          <w:szCs w:val="28"/>
-        </w:rPr>
-        <w:t>爭不</w:t>
-      </w:r>
-      <w:proofErr w:type="gramStart"/>
-      <w:r>
-        <w:rPr>
-          <w:rFonts w:ascii="標楷體" w:eastAsia="標楷體" w:hAnsi="標楷體" w:hint="eastAsia"/>
-          <w:sz w:val="28"/>
-          <w:szCs w:val="28"/>
-        </w:rPr>
-        <w:t>恣</w:t>
-      </w:r>
-      <w:proofErr w:type="gramEnd"/>
-      <w:r>
-        <w:rPr>
-          <w:rFonts w:ascii="標楷體" w:eastAsia="標楷體" w:hAnsi="標楷體" w:hint="eastAsia"/>
-          <w:sz w:val="28"/>
-          <w:szCs w:val="28"/>
-        </w:rPr>
-        <w:t>狂</w:t>
-      </w:r>
-      <w:proofErr w:type="gramStart"/>
-      <w:r>
-        <w:rPr>
-          <w:rFonts w:ascii="標楷體" w:eastAsia="標楷體" w:hAnsi="標楷體" w:hint="eastAsia"/>
-          <w:sz w:val="28"/>
-          <w:szCs w:val="28"/>
-        </w:rPr>
-        <w:t>盪</w:t>
-      </w:r>
-      <w:proofErr w:type="gramEnd"/>
-      <w:r>
-        <w:rPr>
-          <w:rFonts w:ascii="標楷體" w:eastAsia="標楷體" w:hAnsi="標楷體" w:hint="eastAsia"/>
-          <w:sz w:val="28"/>
-          <w:szCs w:val="28"/>
-        </w:rPr>
-        <w:t>」</w:t>
-      </w:r>
-      <w:r>
-        <w:rPr>
-          <w:rFonts w:ascii="標楷體" w:eastAsia="標楷體" w:hAnsi="標楷體" w:hint="eastAsia"/>
-          <w:sz w:val="28"/>
-          <w:szCs w:val="28"/>
-        </w:rPr>
-        <w:t>，表示要無拘無束地過那種為一般封建士人所不齒的</w:t>
-      </w:r>
-      <w:proofErr w:type="gramStart"/>
-      <w:r>
-        <w:rPr>
-          <w:rFonts w:ascii="標楷體" w:eastAsia="標楷體" w:hAnsi="標楷體" w:hint="eastAsia"/>
-          <w:sz w:val="28"/>
-          <w:szCs w:val="28"/>
-        </w:rPr>
-        <w:t>流連坊曲的</w:t>
-      </w:r>
-      <w:proofErr w:type="gramEnd"/>
-      <w:r>
-        <w:rPr>
-          <w:rFonts w:ascii="標楷體" w:eastAsia="標楷體" w:hAnsi="標楷體" w:hint="eastAsia"/>
-          <w:sz w:val="28"/>
-          <w:szCs w:val="28"/>
-        </w:rPr>
-        <w:t>狂</w:t>
-      </w:r>
-      <w:proofErr w:type="gramStart"/>
-      <w:r>
-        <w:rPr>
-          <w:rFonts w:ascii="標楷體" w:eastAsia="標楷體" w:hAnsi="標楷體" w:hint="eastAsia"/>
-          <w:sz w:val="28"/>
-          <w:szCs w:val="28"/>
-        </w:rPr>
-        <w:t>盪</w:t>
-      </w:r>
-      <w:proofErr w:type="gramEnd"/>
-      <w:r>
-        <w:rPr>
-          <w:rFonts w:ascii="標楷體" w:eastAsia="標楷體" w:hAnsi="標楷體" w:hint="eastAsia"/>
-          <w:sz w:val="28"/>
-          <w:szCs w:val="28"/>
-        </w:rPr>
-        <w:t>生活。</w:t>
-      </w:r>
-      <w:r>
-        <w:rPr>
-          <w:rFonts w:ascii="標楷體" w:eastAsia="標楷體" w:hAnsi="標楷體" w:hint="eastAsia"/>
-          <w:sz w:val="28"/>
-          <w:szCs w:val="28"/>
-        </w:rPr>
-        <w:t>「</w:t>
-      </w:r>
-      <w:proofErr w:type="gramStart"/>
-      <w:r>
-        <w:rPr>
-          <w:rFonts w:ascii="標楷體" w:eastAsia="標楷體" w:hAnsi="標楷體" w:hint="eastAsia"/>
-          <w:sz w:val="28"/>
-          <w:szCs w:val="28"/>
-        </w:rPr>
-        <w:t>偎紅倚翠</w:t>
-      </w:r>
-      <w:proofErr w:type="gramEnd"/>
-      <w:r>
-        <w:rPr>
-          <w:rFonts w:ascii="標楷體" w:eastAsia="標楷體" w:hAnsi="標楷體" w:hint="eastAsia"/>
-          <w:sz w:val="28"/>
-          <w:szCs w:val="28"/>
-        </w:rPr>
-        <w:t>」</w:t>
-      </w:r>
-      <w:r>
-        <w:rPr>
-          <w:rFonts w:ascii="標楷體" w:eastAsia="標楷體" w:hAnsi="標楷體" w:hint="eastAsia"/>
-          <w:sz w:val="28"/>
-          <w:szCs w:val="28"/>
-        </w:rPr>
-        <w:t>、</w:t>
-      </w:r>
-      <w:r>
-        <w:rPr>
-          <w:rFonts w:ascii="標楷體" w:eastAsia="標楷體" w:hAnsi="標楷體" w:hint="eastAsia"/>
-          <w:sz w:val="28"/>
-          <w:szCs w:val="28"/>
-        </w:rPr>
-        <w:t>「</w:t>
-      </w:r>
-      <w:proofErr w:type="gramStart"/>
-      <w:r>
-        <w:rPr>
-          <w:rFonts w:ascii="標楷體" w:eastAsia="標楷體" w:hAnsi="標楷體" w:hint="eastAsia"/>
-          <w:sz w:val="28"/>
-          <w:szCs w:val="28"/>
-        </w:rPr>
-        <w:t>淺斟低唱</w:t>
-      </w:r>
-      <w:proofErr w:type="gramEnd"/>
-      <w:r>
-        <w:rPr>
-          <w:rFonts w:ascii="標楷體" w:eastAsia="標楷體" w:hAnsi="標楷體" w:hint="eastAsia"/>
-          <w:sz w:val="28"/>
-          <w:szCs w:val="28"/>
-        </w:rPr>
-        <w:t>」</w:t>
-      </w:r>
-      <w:r>
-        <w:rPr>
-          <w:rFonts w:ascii="標楷體" w:eastAsia="標楷體" w:hAnsi="標楷體" w:hint="eastAsia"/>
-          <w:sz w:val="28"/>
-          <w:szCs w:val="28"/>
-        </w:rPr>
-        <w:t>，是對</w:t>
-      </w:r>
-      <w:r>
-        <w:rPr>
-          <w:rFonts w:ascii="標楷體" w:eastAsia="標楷體" w:hAnsi="標楷體" w:hint="eastAsia"/>
-          <w:sz w:val="28"/>
-          <w:szCs w:val="28"/>
-        </w:rPr>
-        <w:t>「</w:t>
-      </w:r>
-      <w:r>
-        <w:rPr>
-          <w:rFonts w:ascii="標楷體" w:eastAsia="標楷體" w:hAnsi="標楷體" w:hint="eastAsia"/>
-          <w:sz w:val="28"/>
-          <w:szCs w:val="28"/>
-        </w:rPr>
-        <w:t>狂</w:t>
-      </w:r>
-      <w:proofErr w:type="gramStart"/>
-      <w:r>
-        <w:rPr>
-          <w:rFonts w:ascii="標楷體" w:eastAsia="標楷體" w:hAnsi="標楷體" w:hint="eastAsia"/>
-          <w:sz w:val="28"/>
-          <w:szCs w:val="28"/>
-        </w:rPr>
-        <w:t>盪</w:t>
-      </w:r>
-      <w:proofErr w:type="gramEnd"/>
-      <w:r>
-        <w:rPr>
-          <w:rFonts w:ascii="標楷體" w:eastAsia="標楷體" w:hAnsi="標楷體" w:hint="eastAsia"/>
-          <w:sz w:val="28"/>
-          <w:szCs w:val="28"/>
-        </w:rPr>
-        <w:t>」</w:t>
-      </w:r>
-      <w:r>
-        <w:rPr>
-          <w:rFonts w:ascii="標楷體" w:eastAsia="標楷體" w:hAnsi="標楷體" w:hint="eastAsia"/>
-          <w:sz w:val="28"/>
-          <w:szCs w:val="28"/>
-        </w:rPr>
-        <w:t>的具體說明。</w:t>
-      </w:r>
-      <w:proofErr w:type="gramStart"/>
+        <w:t>宋</w:t>
+      </w:r>
+      <w:r>
+        <w:rPr>
+          <w:rFonts w:ascii="標楷體" w:eastAsia="標楷體" w:hAnsi="標楷體" w:hint="eastAsia"/>
+          <w:sz w:val="28"/>
+          <w:szCs w:val="28"/>
+        </w:rPr>
+        <w:t>詞寫實與抒情結合的新境界。歷史上，這首詞甚至傳入宮中，</w:t>
+      </w:r>
       <w:r>
         <w:rPr>
           <w:rFonts w:ascii="標楷體" w:eastAsia="標楷體" w:hAnsi="標楷體" w:hint="eastAsia"/>
@@ -2523,6 +1268,23 @@
           <w:szCs w:val="28"/>
           <w:u w:val="single"/>
         </w:rPr>
+        <w:t>宋仁宗</w:t>
+      </w:r>
+      <w:r>
+        <w:rPr>
+          <w:rFonts w:ascii="標楷體" w:eastAsia="標楷體" w:hAnsi="標楷體" w:hint="eastAsia"/>
+          <w:sz w:val="28"/>
+          <w:szCs w:val="28"/>
+        </w:rPr>
+        <w:t>複審榜單時便說：「此人何用要浮名？且去淺斟低唱！」因而抹去其名，成就了</w:t>
+      </w:r>
+      <w:r>
+        <w:rPr>
+          <w:rFonts w:ascii="標楷體" w:eastAsia="標楷體" w:hAnsi="標楷體" w:hint="eastAsia"/>
+          <w:sz w:val="28"/>
+          <w:szCs w:val="28"/>
+          <w:u w:val="single"/>
+        </w:rPr>
         <w:t>柳永</w:t>
       </w:r>
       <w:r>
@@ -2531,676 +1293,16 @@
           <w:sz w:val="28"/>
           <w:szCs w:val="28"/>
         </w:rPr>
-        <w:t>這樣</w:t>
-      </w:r>
-      <w:proofErr w:type="gramEnd"/>
-      <w:r>
-        <w:rPr>
-          <w:rFonts w:ascii="標楷體" w:eastAsia="標楷體" w:hAnsi="標楷體" w:hint="eastAsia"/>
-          <w:sz w:val="28"/>
-          <w:szCs w:val="28"/>
-        </w:rPr>
-        <w:t>寫，</w:t>
-      </w:r>
-      <w:proofErr w:type="gramStart"/>
-      <w:r>
-        <w:rPr>
-          <w:rFonts w:ascii="標楷體" w:eastAsia="標楷體" w:hAnsi="標楷體" w:hint="eastAsia"/>
-          <w:sz w:val="28"/>
-          <w:szCs w:val="28"/>
-        </w:rPr>
-        <w:t>是</w:t>
-      </w:r>
-      <w:r>
-        <w:rPr>
-          <w:rFonts w:ascii="標楷體" w:eastAsia="標楷體" w:hAnsi="標楷體" w:hint="eastAsia"/>
-          <w:b/>
-          <w:bCs/>
-          <w:sz w:val="28"/>
-          <w:szCs w:val="28"/>
-        </w:rPr>
-        <w:t>恃才</w:t>
-      </w:r>
-      <w:proofErr w:type="gramEnd"/>
-      <w:r>
-        <w:rPr>
-          <w:rFonts w:ascii="標楷體" w:eastAsia="標楷體" w:hAnsi="標楷體" w:hint="eastAsia"/>
-          <w:b/>
-          <w:bCs/>
-          <w:sz w:val="28"/>
-          <w:szCs w:val="28"/>
-        </w:rPr>
-        <w:t>負氣</w:t>
-      </w:r>
-      <w:r>
-        <w:rPr>
-          <w:rFonts w:ascii="標楷體" w:eastAsia="標楷體" w:hAnsi="標楷體" w:hint="eastAsia"/>
-          <w:sz w:val="28"/>
-          <w:szCs w:val="28"/>
-        </w:rPr>
-        <w:t>的表現，也是表示抗爭的一種方式。科舉落第，使他產生了一種</w:t>
-      </w:r>
-      <w:r>
-        <w:rPr>
-          <w:rFonts w:ascii="標楷體" w:eastAsia="標楷體" w:hAnsi="標楷體" w:hint="eastAsia"/>
-          <w:b/>
-          <w:bCs/>
-          <w:sz w:val="28"/>
-          <w:szCs w:val="28"/>
-        </w:rPr>
-        <w:t>逆反心理</w:t>
-      </w:r>
-      <w:r>
-        <w:rPr>
-          <w:rFonts w:ascii="標楷體" w:eastAsia="標楷體" w:hAnsi="標楷體" w:hint="eastAsia"/>
-          <w:sz w:val="28"/>
-          <w:szCs w:val="28"/>
-        </w:rPr>
-        <w:t>，只有以極端對極端才能求得平衡。所以，他故意要造成驚世駭俗的效果以保持自己心理上的優勢。</w:t>
-      </w:r>
-      <w:proofErr w:type="gramStart"/>
-      <w:r>
-        <w:rPr>
-          <w:rFonts w:ascii="標楷體" w:eastAsia="標楷體" w:hAnsi="標楷體" w:hint="eastAsia"/>
-          <w:sz w:val="28"/>
-          <w:szCs w:val="28"/>
-          <w:u w:val="single"/>
-        </w:rPr>
-        <w:t>柳永</w:t>
-      </w:r>
-      <w:r>
-        <w:rPr>
-          <w:rFonts w:ascii="標楷體" w:eastAsia="標楷體" w:hAnsi="標楷體" w:hint="eastAsia"/>
-          <w:sz w:val="28"/>
-          <w:szCs w:val="28"/>
-        </w:rPr>
-        <w:t>的</w:t>
-      </w:r>
-      <w:proofErr w:type="gramEnd"/>
-      <w:r>
-        <w:rPr>
-          <w:rFonts w:ascii="標楷體" w:eastAsia="標楷體" w:hAnsi="標楷體" w:hint="eastAsia"/>
-          <w:sz w:val="28"/>
-          <w:szCs w:val="28"/>
-        </w:rPr>
-        <w:t>「</w:t>
-      </w:r>
-      <w:r>
-        <w:rPr>
-          <w:rFonts w:ascii="標楷體" w:eastAsia="標楷體" w:hAnsi="標楷體" w:hint="eastAsia"/>
-          <w:sz w:val="28"/>
-          <w:szCs w:val="28"/>
-        </w:rPr>
-        <w:t>狂</w:t>
-      </w:r>
-      <w:proofErr w:type="gramStart"/>
-      <w:r>
-        <w:rPr>
-          <w:rFonts w:ascii="標楷體" w:eastAsia="標楷體" w:hAnsi="標楷體" w:hint="eastAsia"/>
-          <w:sz w:val="28"/>
-          <w:szCs w:val="28"/>
-        </w:rPr>
-        <w:t>盪</w:t>
-      </w:r>
-      <w:proofErr w:type="gramEnd"/>
-      <w:r>
-        <w:rPr>
-          <w:rFonts w:ascii="標楷體" w:eastAsia="標楷體" w:hAnsi="標楷體" w:hint="eastAsia"/>
-          <w:sz w:val="28"/>
-          <w:szCs w:val="28"/>
-        </w:rPr>
-        <w:t>」</w:t>
-      </w:r>
-      <w:r>
-        <w:rPr>
-          <w:rFonts w:ascii="標楷體" w:eastAsia="標楷體" w:hAnsi="標楷體" w:hint="eastAsia"/>
-          <w:sz w:val="28"/>
-          <w:szCs w:val="28"/>
-        </w:rPr>
-        <w:t>之中仍然有著嚴肅的一面，</w:t>
-      </w:r>
-      <w:bookmarkStart w:id="2" w:name="_Hlk162164992"/>
-      <w:r>
-        <w:rPr>
-          <w:rFonts w:ascii="標楷體" w:eastAsia="標楷體" w:hAnsi="標楷體" w:hint="eastAsia"/>
-          <w:b/>
-          <w:bCs/>
-          <w:sz w:val="28"/>
-          <w:szCs w:val="28"/>
-        </w:rPr>
-        <w:t>狂</w:t>
-      </w:r>
-      <w:proofErr w:type="gramStart"/>
-      <w:r>
-        <w:rPr>
-          <w:rFonts w:ascii="標楷體" w:eastAsia="標楷體" w:hAnsi="標楷體" w:hint="eastAsia"/>
-          <w:b/>
-          <w:bCs/>
-          <w:sz w:val="28"/>
-          <w:szCs w:val="28"/>
-        </w:rPr>
-        <w:t>盪</w:t>
-      </w:r>
-      <w:proofErr w:type="gramEnd"/>
-      <w:r>
-        <w:rPr>
-          <w:rFonts w:ascii="標楷體" w:eastAsia="標楷體" w:hAnsi="標楷體" w:hint="eastAsia"/>
-          <w:b/>
-          <w:bCs/>
-          <w:sz w:val="28"/>
-          <w:szCs w:val="28"/>
-        </w:rPr>
-        <w:t>以傲</w:t>
-      </w:r>
-      <w:proofErr w:type="gramStart"/>
-      <w:r>
-        <w:rPr>
-          <w:rFonts w:ascii="標楷體" w:eastAsia="標楷體" w:hAnsi="標楷體" w:hint="eastAsia"/>
-          <w:b/>
-          <w:bCs/>
-          <w:sz w:val="28"/>
-          <w:szCs w:val="28"/>
-        </w:rPr>
-        <w:t>世</w:t>
-      </w:r>
-      <w:proofErr w:type="gramEnd"/>
-      <w:r>
-        <w:rPr>
-          <w:rFonts w:ascii="標楷體" w:eastAsia="標楷體" w:hAnsi="標楷體" w:hint="eastAsia"/>
-          <w:b/>
-          <w:bCs/>
-          <w:sz w:val="28"/>
-          <w:szCs w:val="28"/>
-        </w:rPr>
-        <w:t>，嚴肅以自律</w:t>
-      </w:r>
-      <w:bookmarkEnd w:id="2"/>
-      <w:r>
-        <w:rPr>
-          <w:rFonts w:ascii="標楷體" w:eastAsia="標楷體" w:hAnsi="標楷體" w:hint="eastAsia"/>
-          <w:sz w:val="28"/>
-          <w:szCs w:val="28"/>
-        </w:rPr>
-        <w:t>，這才是</w:t>
-      </w:r>
-      <w:r>
-        <w:rPr>
-          <w:rFonts w:ascii="標楷體" w:eastAsia="標楷體" w:hAnsi="標楷體" w:hint="eastAsia"/>
-          <w:sz w:val="28"/>
-          <w:szCs w:val="28"/>
-        </w:rPr>
-        <w:t>「</w:t>
-      </w:r>
-      <w:r>
-        <w:rPr>
-          <w:rFonts w:ascii="標楷體" w:eastAsia="標楷體" w:hAnsi="標楷體" w:hint="eastAsia"/>
-          <w:sz w:val="28"/>
-          <w:szCs w:val="28"/>
-        </w:rPr>
-        <w:t>才子詞人</w:t>
-      </w:r>
-      <w:r>
-        <w:rPr>
-          <w:rFonts w:ascii="標楷體" w:eastAsia="標楷體" w:hAnsi="標楷體" w:hint="eastAsia"/>
-          <w:sz w:val="28"/>
-          <w:szCs w:val="28"/>
-        </w:rPr>
-        <w:t>」</w:t>
-      </w:r>
-      <w:r>
-        <w:rPr>
-          <w:rFonts w:ascii="標楷體" w:eastAsia="標楷體" w:hAnsi="標楷體" w:hint="eastAsia"/>
-          <w:sz w:val="28"/>
-          <w:szCs w:val="28"/>
-        </w:rPr>
-        <w:t>、</w:t>
-      </w:r>
-      <w:r>
-        <w:rPr>
-          <w:rFonts w:ascii="標楷體" w:eastAsia="標楷體" w:hAnsi="標楷體" w:hint="eastAsia"/>
-          <w:sz w:val="28"/>
-          <w:szCs w:val="28"/>
-        </w:rPr>
-        <w:t>「</w:t>
-      </w:r>
-      <w:proofErr w:type="gramStart"/>
-      <w:r>
-        <w:rPr>
-          <w:rFonts w:ascii="標楷體" w:eastAsia="標楷體" w:hAnsi="標楷體" w:hint="eastAsia"/>
-          <w:sz w:val="28"/>
-          <w:szCs w:val="28"/>
-        </w:rPr>
-        <w:t>白衣卿相</w:t>
-      </w:r>
-      <w:proofErr w:type="gramEnd"/>
-      <w:r>
-        <w:rPr>
-          <w:rFonts w:ascii="標楷體" w:eastAsia="標楷體" w:hAnsi="標楷體" w:hint="eastAsia"/>
-          <w:sz w:val="28"/>
-          <w:szCs w:val="28"/>
-        </w:rPr>
-        <w:t>」</w:t>
-      </w:r>
-      <w:r>
-        <w:rPr>
-          <w:rFonts w:ascii="標楷體" w:eastAsia="標楷體" w:hAnsi="標楷體" w:hint="eastAsia"/>
-          <w:sz w:val="28"/>
-          <w:szCs w:val="28"/>
-        </w:rPr>
-        <w:t>的真面目。</w:t>
-      </w:r>
-      <w:proofErr w:type="gramStart"/>
-      <w:r>
-        <w:rPr>
-          <w:rFonts w:ascii="標楷體" w:eastAsia="標楷體" w:hAnsi="標楷體" w:hint="eastAsia"/>
-          <w:sz w:val="28"/>
-          <w:szCs w:val="28"/>
-        </w:rPr>
-        <w:t>柳永把</w:t>
-      </w:r>
-      <w:proofErr w:type="gramEnd"/>
-      <w:r>
-        <w:rPr>
-          <w:rFonts w:ascii="標楷體" w:eastAsia="標楷體" w:hAnsi="標楷體" w:hint="eastAsia"/>
-          <w:sz w:val="28"/>
-          <w:szCs w:val="28"/>
-        </w:rPr>
-        <w:t>他內心深處的矛盾想法抒寫出來，說明落第這件事情給他帶來了多</w:t>
-      </w:r>
-      <w:r>
-        <w:rPr>
-          <w:rFonts w:ascii="標楷體" w:eastAsia="標楷體" w:hAnsi="標楷體" w:hint="eastAsia"/>
-          <w:sz w:val="28"/>
-          <w:szCs w:val="28"/>
-        </w:rPr>
-        <w:t>麼</w:t>
-      </w:r>
-      <w:r>
-        <w:rPr>
-          <w:rFonts w:ascii="標楷體" w:eastAsia="標楷體" w:hAnsi="標楷體" w:hint="eastAsia"/>
-          <w:sz w:val="28"/>
-          <w:szCs w:val="28"/>
-        </w:rPr>
-        <w:t>深重的苦惱和多</w:t>
-      </w:r>
-      <w:r>
-        <w:rPr>
-          <w:rFonts w:ascii="標楷體" w:eastAsia="標楷體" w:hAnsi="標楷體" w:hint="eastAsia"/>
-          <w:sz w:val="28"/>
-          <w:szCs w:val="28"/>
-        </w:rPr>
-        <w:t>麼</w:t>
-      </w:r>
-      <w:r>
-        <w:rPr>
-          <w:rFonts w:ascii="標楷體" w:eastAsia="標楷體" w:hAnsi="標楷體" w:hint="eastAsia"/>
-          <w:sz w:val="28"/>
-          <w:szCs w:val="28"/>
-        </w:rPr>
-        <w:t>煩雜的困擾，也說明他為了擺脫這種苦惱和困擾曾經進行了多</w:t>
-      </w:r>
-      <w:r>
-        <w:rPr>
-          <w:rFonts w:ascii="標楷體" w:eastAsia="標楷體" w:hAnsi="標楷體" w:hint="eastAsia"/>
-          <w:sz w:val="28"/>
-          <w:szCs w:val="28"/>
-        </w:rPr>
-        <w:t>麼</w:t>
-      </w:r>
-      <w:r>
-        <w:rPr>
-          <w:rFonts w:ascii="標楷體" w:eastAsia="標楷體" w:hAnsi="標楷體" w:hint="eastAsia"/>
-          <w:sz w:val="28"/>
-          <w:szCs w:val="28"/>
-        </w:rPr>
-        <w:t>痛苦的掙扎。寫到最後，</w:t>
-      </w:r>
-      <w:r>
-        <w:rPr>
-          <w:rFonts w:ascii="標楷體" w:eastAsia="標楷體" w:hAnsi="標楷體" w:hint="eastAsia"/>
-          <w:sz w:val="28"/>
-          <w:szCs w:val="28"/>
-          <w:u w:val="single"/>
-        </w:rPr>
-        <w:t>柳永</w:t>
-      </w:r>
-      <w:r>
-        <w:rPr>
-          <w:rFonts w:ascii="標楷體" w:eastAsia="標楷體" w:hAnsi="標楷體" w:hint="eastAsia"/>
-          <w:sz w:val="28"/>
-          <w:szCs w:val="28"/>
-        </w:rPr>
-        <w:t>得出結論：</w:t>
-      </w:r>
-      <w:r>
-        <w:rPr>
-          <w:rFonts w:ascii="標楷體" w:eastAsia="標楷體" w:hAnsi="標楷體" w:hint="eastAsia"/>
-          <w:sz w:val="28"/>
-          <w:szCs w:val="28"/>
-        </w:rPr>
-        <w:t>「</w:t>
-      </w:r>
-      <w:r>
-        <w:rPr>
-          <w:rFonts w:ascii="標楷體" w:eastAsia="標楷體" w:hAnsi="標楷體" w:hint="eastAsia"/>
-          <w:sz w:val="28"/>
-          <w:szCs w:val="28"/>
-        </w:rPr>
-        <w:t>青春都</w:t>
-      </w:r>
-      <w:proofErr w:type="gramStart"/>
-      <w:r>
-        <w:rPr>
-          <w:rFonts w:ascii="標楷體" w:eastAsia="標楷體" w:hAnsi="標楷體" w:hint="eastAsia"/>
-          <w:sz w:val="28"/>
-          <w:szCs w:val="28"/>
-        </w:rPr>
-        <w:t>一</w:t>
-      </w:r>
-      <w:proofErr w:type="gramEnd"/>
-      <w:r>
-        <w:rPr>
-          <w:rFonts w:ascii="標楷體" w:eastAsia="標楷體" w:hAnsi="標楷體" w:hint="eastAsia"/>
-          <w:sz w:val="28"/>
-          <w:szCs w:val="28"/>
-        </w:rPr>
-        <w:t>餉。忍把浮名，換了</w:t>
-      </w:r>
-      <w:proofErr w:type="gramStart"/>
-      <w:r>
-        <w:rPr>
-          <w:rFonts w:ascii="標楷體" w:eastAsia="標楷體" w:hAnsi="標楷體" w:hint="eastAsia"/>
-          <w:sz w:val="28"/>
-          <w:szCs w:val="28"/>
-        </w:rPr>
-        <w:t>淺斟低唱</w:t>
-      </w:r>
-      <w:proofErr w:type="gramEnd"/>
-      <w:r>
-        <w:rPr>
-          <w:rFonts w:ascii="標楷體" w:eastAsia="標楷體" w:hAnsi="標楷體" w:hint="eastAsia"/>
-          <w:sz w:val="28"/>
-          <w:szCs w:val="28"/>
-        </w:rPr>
-        <w:t>！</w:t>
-      </w:r>
-      <w:r>
-        <w:rPr>
-          <w:rFonts w:ascii="標楷體" w:eastAsia="標楷體" w:hAnsi="標楷體" w:hint="eastAsia"/>
-          <w:sz w:val="28"/>
-          <w:szCs w:val="28"/>
-        </w:rPr>
-        <w:t>」</w:t>
-      </w:r>
-      <w:r>
-        <w:rPr>
-          <w:rFonts w:ascii="標楷體" w:eastAsia="標楷體" w:hAnsi="標楷體" w:hint="eastAsia"/>
-          <w:sz w:val="28"/>
-          <w:szCs w:val="28"/>
-        </w:rPr>
-        <w:t>謂青春短暫，</w:t>
-      </w:r>
-      <w:proofErr w:type="gramStart"/>
-      <w:r>
-        <w:rPr>
-          <w:rFonts w:ascii="標楷體" w:eastAsia="標楷體" w:hAnsi="標楷體" w:hint="eastAsia"/>
-          <w:sz w:val="28"/>
-          <w:szCs w:val="28"/>
-        </w:rPr>
-        <w:t>怎忍虛</w:t>
-      </w:r>
-      <w:proofErr w:type="gramEnd"/>
-      <w:r>
-        <w:rPr>
-          <w:rFonts w:ascii="標楷體" w:eastAsia="標楷體" w:hAnsi="標楷體" w:hint="eastAsia"/>
-          <w:sz w:val="28"/>
-          <w:szCs w:val="28"/>
-        </w:rPr>
-        <w:t>擲，為</w:t>
-      </w:r>
-      <w:r>
-        <w:rPr>
-          <w:rFonts w:ascii="標楷體" w:eastAsia="標楷體" w:hAnsi="標楷體" w:hint="eastAsia"/>
-          <w:sz w:val="28"/>
-          <w:szCs w:val="28"/>
-        </w:rPr>
-        <w:t>「</w:t>
-      </w:r>
-      <w:r>
-        <w:rPr>
-          <w:rFonts w:ascii="標楷體" w:eastAsia="標楷體" w:hAnsi="標楷體" w:hint="eastAsia"/>
-          <w:sz w:val="28"/>
-          <w:szCs w:val="28"/>
-        </w:rPr>
-        <w:t>浮名</w:t>
-      </w:r>
-      <w:r>
-        <w:rPr>
-          <w:rFonts w:ascii="標楷體" w:eastAsia="標楷體" w:hAnsi="標楷體" w:hint="eastAsia"/>
-          <w:sz w:val="28"/>
-          <w:szCs w:val="28"/>
-        </w:rPr>
-        <w:t>」</w:t>
-      </w:r>
-      <w:r>
-        <w:rPr>
-          <w:rFonts w:ascii="標楷體" w:eastAsia="標楷體" w:hAnsi="標楷體" w:hint="eastAsia"/>
-          <w:sz w:val="28"/>
-          <w:szCs w:val="28"/>
-        </w:rPr>
-        <w:t>而犧牲賞心樂事。所以，只要快樂就行，</w:t>
-      </w:r>
-      <w:r>
-        <w:rPr>
-          <w:rFonts w:ascii="標楷體" w:eastAsia="標楷體" w:hAnsi="標楷體" w:hint="eastAsia"/>
-          <w:sz w:val="28"/>
-          <w:szCs w:val="28"/>
-        </w:rPr>
-        <w:t>「</w:t>
-      </w:r>
-      <w:r>
-        <w:rPr>
-          <w:rFonts w:ascii="標楷體" w:eastAsia="標楷體" w:hAnsi="標楷體" w:hint="eastAsia"/>
-          <w:sz w:val="28"/>
-          <w:szCs w:val="28"/>
-        </w:rPr>
-        <w:t>浮名</w:t>
-      </w:r>
-      <w:r>
-        <w:rPr>
-          <w:rFonts w:ascii="標楷體" w:eastAsia="標楷體" w:hAnsi="標楷體" w:hint="eastAsia"/>
-          <w:sz w:val="28"/>
-          <w:szCs w:val="28"/>
-        </w:rPr>
-        <w:t>」</w:t>
-      </w:r>
-      <w:r>
-        <w:rPr>
-          <w:rFonts w:ascii="標楷體" w:eastAsia="標楷體" w:hAnsi="標楷體" w:hint="eastAsia"/>
-          <w:sz w:val="28"/>
-          <w:szCs w:val="28"/>
-        </w:rPr>
-        <w:t>算不了什麼。</w:t>
+        <w:t>「奉旨填詞」的傳奇一生。</w:t>
       </w:r>
     </w:p>
     <w:p>
       <w:pPr>
-        <w:spacing w:line="480" w:lineRule="exact"/>
+        <w:spacing w:beforeLines="50" w:before="180" w:line="480" w:lineRule="exact"/>
         <w:rPr>
           <w:rFonts w:ascii="標楷體" w:eastAsia="標楷體" w:hAnsi="標楷體"/>
           <w:sz w:val="36"/>
           <w:szCs w:val="36"/>
-          <w:bdr w:val="single" w:sz="4" w:space="0" w:color="auto"/>
-        </w:rPr>
-        <w:sectPr>
-          <w:pgSz w:w="11906" w:h="16838"/>
-          <w:pgMar w:top="567" w:right="851" w:bottom="567" w:left="851" w:header="567" w:footer="0" w:gutter="0"/>
-          <w:cols w:space="425"/>
-          <w:docGrid w:type="lines" w:linePitch="360"/>
-        </w:sectPr>
-      </w:pPr>
-      <w:r>
-        <w:rPr>
-          <w:rFonts w:ascii="標楷體" w:eastAsia="標楷體" w:hAnsi="標楷體" w:hint="eastAsia"/>
-          <w:sz w:val="28"/>
-          <w:szCs w:val="28"/>
-        </w:rPr>
-        <w:t xml:space="preserve">    </w:t>
-      </w:r>
-      <w:r>
-        <w:rPr>
-          <w:rFonts w:ascii="標楷體" w:eastAsia="標楷體" w:hAnsi="標楷體" w:hint="eastAsia"/>
-          <w:sz w:val="28"/>
-          <w:szCs w:val="28"/>
-        </w:rPr>
-        <w:t>這首詞是</w:t>
-      </w:r>
-      <w:proofErr w:type="gramStart"/>
-      <w:r>
-        <w:rPr>
-          <w:rFonts w:ascii="標楷體" w:eastAsia="標楷體" w:hAnsi="標楷體" w:hint="eastAsia"/>
-          <w:sz w:val="28"/>
-          <w:szCs w:val="28"/>
-          <w:u w:val="single"/>
-        </w:rPr>
-        <w:t>柳永</w:t>
-      </w:r>
-      <w:r>
-        <w:rPr>
-          <w:rFonts w:ascii="標楷體" w:eastAsia="標楷體" w:hAnsi="標楷體" w:hint="eastAsia"/>
-          <w:sz w:val="28"/>
-          <w:szCs w:val="28"/>
-        </w:rPr>
-        <w:t>進士科考</w:t>
-      </w:r>
-      <w:proofErr w:type="gramEnd"/>
-      <w:r>
-        <w:rPr>
-          <w:rFonts w:ascii="標楷體" w:eastAsia="標楷體" w:hAnsi="標楷體" w:hint="eastAsia"/>
-          <w:sz w:val="28"/>
-          <w:szCs w:val="28"/>
-        </w:rPr>
-        <w:t>落第之後的一紙</w:t>
-      </w:r>
-      <w:r>
-        <w:rPr>
-          <w:rFonts w:ascii="標楷體" w:eastAsia="標楷體" w:hAnsi="標楷體" w:hint="eastAsia"/>
-          <w:sz w:val="28"/>
-          <w:szCs w:val="28"/>
-        </w:rPr>
-        <w:t>「</w:t>
-      </w:r>
-      <w:r>
-        <w:rPr>
-          <w:rFonts w:ascii="標楷體" w:eastAsia="標楷體" w:hAnsi="標楷體" w:hint="eastAsia"/>
-          <w:sz w:val="28"/>
-          <w:szCs w:val="28"/>
-        </w:rPr>
-        <w:t>牢騷言</w:t>
-      </w:r>
-      <w:r>
-        <w:rPr>
-          <w:rFonts w:ascii="標楷體" w:eastAsia="標楷體" w:hAnsi="標楷體" w:hint="eastAsia"/>
-          <w:sz w:val="28"/>
-          <w:szCs w:val="28"/>
-        </w:rPr>
-        <w:t>」</w:t>
-      </w:r>
-      <w:r>
-        <w:rPr>
-          <w:rFonts w:ascii="標楷體" w:eastAsia="標楷體" w:hAnsi="標楷體" w:hint="eastAsia"/>
-          <w:sz w:val="28"/>
-          <w:szCs w:val="28"/>
-        </w:rPr>
-        <w:t>，在</w:t>
-      </w:r>
-      <w:r>
-        <w:rPr>
-          <w:rFonts w:ascii="標楷體" w:eastAsia="標楷體" w:hAnsi="標楷體" w:hint="eastAsia"/>
-          <w:sz w:val="28"/>
-          <w:szCs w:val="28"/>
-          <w:u w:val="single"/>
-        </w:rPr>
-        <w:t>宋</w:t>
-      </w:r>
-      <w:r>
-        <w:rPr>
-          <w:rFonts w:ascii="標楷體" w:eastAsia="標楷體" w:hAnsi="標楷體" w:hint="eastAsia"/>
-          <w:sz w:val="28"/>
-          <w:szCs w:val="28"/>
-        </w:rPr>
-        <w:t xml:space="preserve"> </w:t>
-      </w:r>
-      <w:r>
-        <w:rPr>
-          <w:rFonts w:ascii="標楷體" w:eastAsia="標楷體" w:hAnsi="標楷體" w:hint="eastAsia"/>
-          <w:sz w:val="28"/>
-          <w:szCs w:val="28"/>
-          <w:u w:val="single"/>
-        </w:rPr>
-        <w:t>元</w:t>
-      </w:r>
-      <w:r>
-        <w:rPr>
-          <w:rFonts w:ascii="標楷體" w:eastAsia="標楷體" w:hAnsi="標楷體" w:hint="eastAsia"/>
-          <w:sz w:val="28"/>
-          <w:szCs w:val="28"/>
-        </w:rPr>
-        <w:t>時代有著重大的意義和反響。它正面鼓吹文人士者與統治者分離，而與歌</w:t>
-      </w:r>
-      <w:proofErr w:type="gramStart"/>
-      <w:r>
-        <w:rPr>
-          <w:rFonts w:ascii="標楷體" w:eastAsia="標楷體" w:hAnsi="標楷體" w:hint="eastAsia"/>
-          <w:sz w:val="28"/>
-          <w:szCs w:val="28"/>
-        </w:rPr>
-        <w:t>妓</w:t>
-      </w:r>
-      <w:proofErr w:type="gramEnd"/>
-      <w:r>
-        <w:rPr>
-          <w:rFonts w:ascii="標楷體" w:eastAsia="標楷體" w:hAnsi="標楷體" w:hint="eastAsia"/>
-          <w:sz w:val="28"/>
-          <w:szCs w:val="28"/>
-        </w:rPr>
-        <w:t>等下層人民接近，有一定的思想進步性。</w:t>
-      </w:r>
-      <w:r>
-        <w:rPr>
-          <w:rFonts w:ascii="標楷體" w:eastAsia="標楷體" w:hAnsi="標楷體" w:hint="eastAsia"/>
-          <w:sz w:val="28"/>
-          <w:szCs w:val="28"/>
-        </w:rPr>
-        <w:t>(資料來源：</w:t>
-      </w:r>
-      <w:hyperlink r:id="rId8" w:history="1">
-        <w:r>
-          <w:rPr>
-            <w:rStyle w:val="a4"/>
-            <w:rFonts w:ascii="標楷體" w:eastAsia="標楷體" w:hAnsi="標楷體"/>
-            <w:sz w:val="28"/>
-            <w:szCs w:val="28"/>
-          </w:rPr>
-          <w:t>https://bit.ly/43yJ5du</w:t>
-        </w:r>
-      </w:hyperlink>
-      <w:r>
-        <w:rPr>
-          <w:rFonts w:ascii="標楷體" w:eastAsia="標楷體" w:hAnsi="標楷體" w:hint="eastAsia"/>
-          <w:sz w:val="28"/>
-          <w:szCs w:val="28"/>
-        </w:rPr>
-        <w:t>)</w:t>
-      </w:r>
-    </w:p>
-    <w:p>
-      <w:pPr>
-        <w:spacing w:line="480" w:lineRule="exact"/>
-        <w:rPr>
-          <w:rFonts w:ascii="標楷體" w:eastAsia="標楷體" w:hAnsi="標楷體"/>
-          <w:sz w:val="36"/>
-          <w:szCs w:val="36"/>
         </w:rPr>
       </w:pPr>
       <w:r>
@@ -3210,7 +1312,6 @@
           <w:szCs w:val="36"/>
           <w:bdr w:val="single" w:sz="4" w:space="0" w:color="auto"/>
         </w:rPr>
-        <w:lastRenderedPageBreak/>
         <w:t>補充</w:t>
       </w:r>
     </w:p>
@@ -3222,7 +1323,7 @@
           <w:numId w:val="5"/>
         </w:numPr>
         <w:spacing w:line="480" w:lineRule="exact"/>
-        <w:ind w:leftChars="0"/>
+        <w:ind w:leftChars="0" w:left="284" w:hanging="284"/>
         <w:rPr>
           <w:rFonts w:ascii="標楷體" w:eastAsia="標楷體" w:hAnsi="標楷體"/>
           <w:sz w:val="28"/>
@@ -3231,11 +1332,11 @@
       </w:pPr>
       <w:r>
         <w:rPr>
-          <w:rFonts w:ascii="標楷體" w:eastAsia="標楷體" w:hAnsi="標楷體" w:hint="eastAsia"/>
-          <w:sz w:val="28"/>
-          <w:szCs w:val="28"/>
-        </w:rPr>
-        <w:t>公卿</w:t>
+          <w:rFonts w:ascii="標楷體" w:eastAsia="標楷體" w:hAnsi="標楷體"/>
+          <w:sz w:val="28"/>
+          <w:szCs w:val="28"/>
+        </w:rPr>
+        <w:t>風雲際會</w:t>
       </w:r>
       <w:r>
         <w:rPr>
@@ -3247,431 +1348,11 @@
       </w:r>
       <w:r>
         <w:rPr>
-          <w:rFonts w:ascii="標楷體" w:eastAsia="標楷體" w:hAnsi="標楷體" w:hint="eastAsia"/>
-          <w:sz w:val="28"/>
-          <w:szCs w:val="28"/>
-        </w:rPr>
-        <w:t>三公九卿的簡稱</w:t>
-      </w:r>
-      <w:r>
-        <w:rPr>
-          <w:rFonts w:ascii="標楷體" w:eastAsia="標楷體" w:hAnsi="標楷體" w:hint="eastAsia"/>
-          <w:sz w:val="28"/>
-          <w:szCs w:val="28"/>
-        </w:rPr>
-        <w:t>；</w:t>
-      </w:r>
-      <w:r>
-        <w:rPr>
-          <w:rFonts w:ascii="標楷體" w:eastAsia="標楷體" w:hAnsi="標楷體" w:hint="eastAsia"/>
-          <w:sz w:val="28"/>
-          <w:szCs w:val="28"/>
-        </w:rPr>
-        <w:t>比喻高位、高官</w:t>
-      </w:r>
-      <w:r>
-        <w:rPr>
-          <w:rFonts w:ascii="標楷體" w:eastAsia="標楷體" w:hAnsi="標楷體" w:hint="eastAsia"/>
-          <w:sz w:val="28"/>
-          <w:szCs w:val="28"/>
-        </w:rPr>
-        <w:t>絡。</w:t>
-      </w:r>
-    </w:p>
-    <w:p>
-      <w:pPr>
-        <w:pStyle w:val="a6"/>
-        <w:numPr>
-          <w:ilvl w:val="0"/>
-          <w:numId w:val="29"/>
-        </w:numPr>
-        <w:spacing w:line="480" w:lineRule="exact"/>
-        <w:ind w:leftChars="0"/>
-        <w:rPr>
           <w:rFonts w:ascii="標楷體" w:eastAsia="標楷體" w:hAnsi="標楷體"/>
           <w:sz w:val="28"/>
           <w:szCs w:val="28"/>
         </w:rPr>
-      </w:pPr>
-      <w:r>
-        <w:rPr>
-          <w:rFonts w:ascii="標楷體" w:eastAsia="標楷體" w:hAnsi="標楷體" w:hint="eastAsia"/>
-          <w:sz w:val="28"/>
-          <w:szCs w:val="28"/>
-        </w:rPr>
-        <w:t>三公：</w:t>
-      </w:r>
-      <w:r>
-        <w:rPr>
-          <w:rFonts w:ascii="標楷體" w:eastAsia="標楷體" w:hAnsi="標楷體" w:hint="eastAsia"/>
-          <w:sz w:val="28"/>
-          <w:szCs w:val="28"/>
-        </w:rPr>
-        <w:t>三公是秦朝至漢初中央政府的最高長官，分別是：</w:t>
-      </w:r>
-    </w:p>
-    <w:p>
-      <w:pPr>
-        <w:spacing w:line="480" w:lineRule="exact"/>
-        <w:ind w:left="960"/>
-        <w:rPr>
-          <w:rFonts w:ascii="標楷體" w:eastAsia="標楷體" w:hAnsi="標楷體" w:hint="eastAsia"/>
-          <w:sz w:val="28"/>
-          <w:szCs w:val="28"/>
-        </w:rPr>
-      </w:pPr>
-      <w:r>
-        <w:rPr>
-          <w:rFonts w:ascii="標楷體" w:eastAsia="標楷體" w:hAnsi="標楷體" w:hint="eastAsia"/>
-          <w:sz w:val="28"/>
-          <w:szCs w:val="28"/>
-        </w:rPr>
-        <w:t>丞相：輔佐皇帝處理全國事務，是皇帝的助手。</w:t>
-      </w:r>
-    </w:p>
-    <w:p>
-      <w:pPr>
-        <w:spacing w:line="480" w:lineRule="exact"/>
-        <w:ind w:left="960"/>
-        <w:rPr>
-          <w:rFonts w:ascii="標楷體" w:eastAsia="標楷體" w:hAnsi="標楷體" w:hint="eastAsia"/>
-          <w:sz w:val="28"/>
-          <w:szCs w:val="28"/>
-        </w:rPr>
-      </w:pPr>
-      <w:r>
-        <w:rPr>
-          <w:rFonts w:ascii="標楷體" w:eastAsia="標楷體" w:hAnsi="標楷體" w:hint="eastAsia"/>
-          <w:sz w:val="28"/>
-          <w:szCs w:val="28"/>
-        </w:rPr>
-        <w:t>太尉：協助皇帝掌管全國軍隊。</w:t>
-      </w:r>
-    </w:p>
-    <w:p>
-      <w:pPr>
-        <w:spacing w:line="480" w:lineRule="exact"/>
-        <w:ind w:left="960"/>
-        <w:rPr>
-          <w:rFonts w:ascii="標楷體" w:eastAsia="標楷體" w:hAnsi="標楷體"/>
-          <w:sz w:val="28"/>
-          <w:szCs w:val="28"/>
-        </w:rPr>
-      </w:pPr>
-      <w:r>
-        <w:rPr>
-          <w:rFonts w:ascii="標楷體" w:eastAsia="標楷體" w:hAnsi="標楷體" w:hint="eastAsia"/>
-          <w:sz w:val="28"/>
-          <w:szCs w:val="28"/>
-        </w:rPr>
-        <w:t>御史大夫：為丞相的助手，掌圖籍章奏，監察百官，相當於副丞相。</w:t>
-      </w:r>
-    </w:p>
-    <w:p>
-      <w:pPr>
-        <w:pStyle w:val="a6"/>
-        <w:numPr>
-          <w:ilvl w:val="0"/>
-          <w:numId w:val="29"/>
-        </w:numPr>
-        <w:spacing w:line="480" w:lineRule="exact"/>
-        <w:ind w:leftChars="0"/>
-        <w:rPr>
-          <w:rFonts w:ascii="標楷體" w:eastAsia="標楷體" w:hAnsi="標楷體"/>
-          <w:sz w:val="28"/>
-          <w:szCs w:val="28"/>
-        </w:rPr>
-      </w:pPr>
-      <w:r>
-        <w:rPr>
-          <w:rFonts w:ascii="標楷體" w:eastAsia="標楷體" w:hAnsi="標楷體" w:hint="eastAsia"/>
-          <w:sz w:val="28"/>
-          <w:szCs w:val="28"/>
-        </w:rPr>
-        <w:t>九卿：</w:t>
-      </w:r>
-      <w:r>
-        <w:rPr>
-          <w:rFonts w:ascii="標楷體" w:eastAsia="標楷體" w:hAnsi="標楷體" w:hint="eastAsia"/>
-          <w:sz w:val="28"/>
-          <w:szCs w:val="28"/>
-        </w:rPr>
-        <w:t>九卿是秦朝至漢初中央政府的九個主要官職，分別是：</w:t>
-      </w:r>
-    </w:p>
-    <w:p>
-      <w:pPr>
-        <w:spacing w:line="480" w:lineRule="exact"/>
-        <w:ind w:leftChars="400" w:left="960"/>
-        <w:rPr>
-          <w:rFonts w:ascii="標楷體" w:eastAsia="標楷體" w:hAnsi="標楷體" w:hint="eastAsia"/>
-          <w:sz w:val="28"/>
-          <w:szCs w:val="28"/>
-        </w:rPr>
-      </w:pPr>
-      <w:proofErr w:type="gramStart"/>
-      <w:r>
-        <w:rPr>
-          <w:rFonts w:ascii="標楷體" w:eastAsia="標楷體" w:hAnsi="標楷體" w:hint="eastAsia"/>
-          <w:sz w:val="28"/>
-          <w:szCs w:val="28"/>
-        </w:rPr>
-        <w:t>奉常</w:t>
-      </w:r>
-      <w:proofErr w:type="gramEnd"/>
-      <w:r>
-        <w:rPr>
-          <w:rFonts w:ascii="標楷體" w:eastAsia="標楷體" w:hAnsi="標楷體" w:hint="eastAsia"/>
-          <w:sz w:val="28"/>
-          <w:szCs w:val="28"/>
-        </w:rPr>
-        <w:t>（漢景帝改太常）：掌宗廟禮儀。</w:t>
-      </w:r>
-    </w:p>
-    <w:p>
-      <w:pPr>
-        <w:spacing w:line="480" w:lineRule="exact"/>
-        <w:ind w:leftChars="400" w:left="960"/>
-        <w:rPr>
-          <w:rFonts w:ascii="標楷體" w:eastAsia="標楷體" w:hAnsi="標楷體" w:hint="eastAsia"/>
-          <w:sz w:val="28"/>
-          <w:szCs w:val="28"/>
-        </w:rPr>
-      </w:pPr>
-      <w:r>
-        <w:rPr>
-          <w:rFonts w:ascii="標楷體" w:eastAsia="標楷體" w:hAnsi="標楷體" w:hint="eastAsia"/>
-          <w:sz w:val="28"/>
-          <w:szCs w:val="28"/>
-        </w:rPr>
-        <w:t>郎中令（漢武帝時改稱光祿勳，東漢時復舊）：掌皇帝侍衛和宮廷警衛。</w:t>
-      </w:r>
-    </w:p>
-    <w:p>
-      <w:pPr>
-        <w:spacing w:line="480" w:lineRule="exact"/>
-        <w:ind w:leftChars="400" w:left="960"/>
-        <w:rPr>
-          <w:rFonts w:ascii="標楷體" w:eastAsia="標楷體" w:hAnsi="標楷體" w:hint="eastAsia"/>
-          <w:sz w:val="28"/>
-          <w:szCs w:val="28"/>
-        </w:rPr>
-      </w:pPr>
-      <w:r>
-        <w:rPr>
-          <w:rFonts w:ascii="標楷體" w:eastAsia="標楷體" w:hAnsi="標楷體" w:hint="eastAsia"/>
-          <w:sz w:val="28"/>
-          <w:szCs w:val="28"/>
-        </w:rPr>
-        <w:t>衛尉：掌宮廷警衛和京師治安。</w:t>
-      </w:r>
-    </w:p>
-    <w:p>
-      <w:pPr>
-        <w:spacing w:line="480" w:lineRule="exact"/>
-        <w:ind w:leftChars="400" w:left="960"/>
-        <w:rPr>
-          <w:rFonts w:ascii="標楷體" w:eastAsia="標楷體" w:hAnsi="標楷體" w:hint="eastAsia"/>
-          <w:sz w:val="28"/>
-          <w:szCs w:val="28"/>
-        </w:rPr>
-      </w:pPr>
-      <w:r>
-        <w:rPr>
-          <w:rFonts w:ascii="標楷體" w:eastAsia="標楷體" w:hAnsi="標楷體" w:hint="eastAsia"/>
-          <w:sz w:val="28"/>
-          <w:szCs w:val="28"/>
-        </w:rPr>
-        <w:t>太</w:t>
-      </w:r>
-      <w:proofErr w:type="gramStart"/>
-      <w:r>
-        <w:rPr>
-          <w:rFonts w:ascii="標楷體" w:eastAsia="標楷體" w:hAnsi="標楷體" w:hint="eastAsia"/>
-          <w:sz w:val="28"/>
-          <w:szCs w:val="28"/>
-        </w:rPr>
-        <w:t>僕</w:t>
-      </w:r>
-      <w:proofErr w:type="gramEnd"/>
-      <w:r>
-        <w:rPr>
-          <w:rFonts w:ascii="標楷體" w:eastAsia="標楷體" w:hAnsi="標楷體" w:hint="eastAsia"/>
-          <w:sz w:val="28"/>
-          <w:szCs w:val="28"/>
-        </w:rPr>
-        <w:t>：掌管馬匹、車輛和畜牧。</w:t>
-      </w:r>
-    </w:p>
-    <w:p>
-      <w:pPr>
-        <w:spacing w:line="480" w:lineRule="exact"/>
-        <w:ind w:leftChars="400" w:left="960"/>
-        <w:rPr>
-          <w:rFonts w:ascii="標楷體" w:eastAsia="標楷體" w:hAnsi="標楷體" w:hint="eastAsia"/>
-          <w:sz w:val="28"/>
-          <w:szCs w:val="28"/>
-        </w:rPr>
-      </w:pPr>
-      <w:proofErr w:type="gramStart"/>
-      <w:r>
-        <w:rPr>
-          <w:rFonts w:ascii="標楷體" w:eastAsia="標楷體" w:hAnsi="標楷體" w:hint="eastAsia"/>
-          <w:sz w:val="28"/>
-          <w:szCs w:val="28"/>
-        </w:rPr>
-        <w:t>廷尉</w:t>
-      </w:r>
-      <w:proofErr w:type="gramEnd"/>
-      <w:r>
-        <w:rPr>
-          <w:rFonts w:ascii="標楷體" w:eastAsia="標楷體" w:hAnsi="標楷體" w:hint="eastAsia"/>
-          <w:sz w:val="28"/>
-          <w:szCs w:val="28"/>
-        </w:rPr>
-        <w:t>：掌管司法審判。</w:t>
-      </w:r>
-    </w:p>
-    <w:p>
-      <w:pPr>
-        <w:spacing w:line="480" w:lineRule="exact"/>
-        <w:ind w:leftChars="400" w:left="960"/>
-        <w:rPr>
-          <w:rFonts w:ascii="標楷體" w:eastAsia="標楷體" w:hAnsi="標楷體" w:hint="eastAsia"/>
-          <w:sz w:val="28"/>
-          <w:szCs w:val="28"/>
-        </w:rPr>
-      </w:pPr>
-      <w:proofErr w:type="gramStart"/>
-      <w:r>
-        <w:rPr>
-          <w:rFonts w:ascii="標楷體" w:eastAsia="標楷體" w:hAnsi="標楷體" w:hint="eastAsia"/>
-          <w:sz w:val="28"/>
-          <w:szCs w:val="28"/>
-        </w:rPr>
-        <w:t>典客（漢改</w:t>
-      </w:r>
-      <w:proofErr w:type="gramEnd"/>
-      <w:r>
-        <w:rPr>
-          <w:rFonts w:ascii="標楷體" w:eastAsia="標楷體" w:hAnsi="標楷體" w:hint="eastAsia"/>
-          <w:sz w:val="28"/>
-          <w:szCs w:val="28"/>
-        </w:rPr>
-        <w:t>大行令、武帝時又改大鴻</w:t>
-      </w:r>
-      <w:proofErr w:type="gramStart"/>
-      <w:r>
-        <w:rPr>
-          <w:rFonts w:ascii="標楷體" w:eastAsia="標楷體" w:hAnsi="標楷體" w:hint="eastAsia"/>
-          <w:sz w:val="28"/>
-          <w:szCs w:val="28"/>
-        </w:rPr>
-        <w:t>臚</w:t>
-      </w:r>
-      <w:proofErr w:type="gramEnd"/>
-      <w:r>
-        <w:rPr>
-          <w:rFonts w:ascii="標楷體" w:eastAsia="標楷體" w:hAnsi="標楷體" w:hint="eastAsia"/>
-          <w:sz w:val="28"/>
-          <w:szCs w:val="28"/>
-        </w:rPr>
-        <w:t>）：掌管外交事務。</w:t>
-      </w:r>
-    </w:p>
-    <w:p>
-      <w:pPr>
-        <w:spacing w:line="480" w:lineRule="exact"/>
-        <w:ind w:leftChars="400" w:left="960"/>
-        <w:rPr>
-          <w:rFonts w:ascii="標楷體" w:eastAsia="標楷體" w:hAnsi="標楷體" w:hint="eastAsia"/>
-          <w:sz w:val="28"/>
-          <w:szCs w:val="28"/>
-        </w:rPr>
-      </w:pPr>
-      <w:r>
-        <w:rPr>
-          <w:rFonts w:ascii="標楷體" w:eastAsia="標楷體" w:hAnsi="標楷體" w:hint="eastAsia"/>
-          <w:sz w:val="28"/>
-          <w:szCs w:val="28"/>
-        </w:rPr>
-        <w:t>宗正：掌管皇族事務。</w:t>
-      </w:r>
-    </w:p>
-    <w:p>
-      <w:pPr>
-        <w:spacing w:line="480" w:lineRule="exact"/>
-        <w:ind w:leftChars="400" w:left="960"/>
-        <w:rPr>
-          <w:rFonts w:ascii="標楷體" w:eastAsia="標楷體" w:hAnsi="標楷體" w:hint="eastAsia"/>
-          <w:sz w:val="28"/>
-          <w:szCs w:val="28"/>
-        </w:rPr>
-      </w:pPr>
-      <w:proofErr w:type="gramStart"/>
-      <w:r>
-        <w:rPr>
-          <w:rFonts w:ascii="標楷體" w:eastAsia="標楷體" w:hAnsi="標楷體" w:hint="eastAsia"/>
-          <w:sz w:val="28"/>
-          <w:szCs w:val="28"/>
-        </w:rPr>
-        <w:t>治粟內史</w:t>
-      </w:r>
-      <w:proofErr w:type="gramEnd"/>
-      <w:r>
-        <w:rPr>
-          <w:rFonts w:ascii="標楷體" w:eastAsia="標楷體" w:hAnsi="標楷體" w:hint="eastAsia"/>
-          <w:sz w:val="28"/>
-          <w:szCs w:val="28"/>
-        </w:rPr>
-        <w:t>（漢武帝時改大司農）：掌管財政和糧食。</w:t>
-      </w:r>
-    </w:p>
-    <w:p>
-      <w:pPr>
-        <w:spacing w:line="480" w:lineRule="exact"/>
-        <w:ind w:leftChars="400" w:left="960"/>
-        <w:rPr>
-          <w:rFonts w:ascii="標楷體" w:eastAsia="標楷體" w:hAnsi="標楷體" w:hint="eastAsia"/>
-          <w:sz w:val="28"/>
-          <w:szCs w:val="28"/>
-        </w:rPr>
-      </w:pPr>
-      <w:proofErr w:type="gramStart"/>
-      <w:r>
-        <w:rPr>
-          <w:rFonts w:ascii="標楷體" w:eastAsia="標楷體" w:hAnsi="標楷體" w:hint="eastAsia"/>
-          <w:sz w:val="28"/>
-          <w:szCs w:val="28"/>
-        </w:rPr>
-        <w:t>少府</w:t>
-      </w:r>
-      <w:proofErr w:type="gramEnd"/>
-      <w:r>
-        <w:rPr>
-          <w:rFonts w:ascii="標楷體" w:eastAsia="標楷體" w:hAnsi="標楷體" w:hint="eastAsia"/>
-          <w:sz w:val="28"/>
-          <w:szCs w:val="28"/>
-        </w:rPr>
-        <w:t>：掌管皇帝的私庫和山</w:t>
-      </w:r>
-      <w:proofErr w:type="gramStart"/>
-      <w:r>
-        <w:rPr>
-          <w:rFonts w:ascii="標楷體" w:eastAsia="標楷體" w:hAnsi="標楷體" w:hint="eastAsia"/>
-          <w:sz w:val="28"/>
-          <w:szCs w:val="28"/>
-        </w:rPr>
-        <w:t>海池澤</w:t>
-      </w:r>
-      <w:proofErr w:type="gramEnd"/>
-      <w:r>
-        <w:rPr>
-          <w:rFonts w:ascii="標楷體" w:eastAsia="標楷體" w:hAnsi="標楷體" w:hint="eastAsia"/>
-          <w:sz w:val="28"/>
-          <w:szCs w:val="28"/>
-        </w:rPr>
-        <w:t>。</w:t>
+        <w:t>風與雲交會聚集。比喻有才華的人遭遇時機，獲得施展抱負的機會。</w:t>
       </w:r>
     </w:p>
     <w:p>
@@ -3682,7 +1363,7 @@
           <w:numId w:val="5"/>
         </w:numPr>
         <w:spacing w:line="480" w:lineRule="exact"/>
-        <w:ind w:leftChars="0"/>
+        <w:ind w:leftChars="0" w:left="284" w:hanging="284"/>
         <w:rPr>
           <w:rFonts w:ascii="標楷體" w:eastAsia="標楷體" w:hAnsi="標楷體"/>
           <w:sz w:val="28"/>
@@ -3691,19 +1372,27 @@
       </w:pPr>
       <w:r>
         <w:rPr>
-          <w:rFonts w:ascii="標楷體" w:eastAsia="標楷體" w:hAnsi="標楷體" w:hint="eastAsia"/>
-          <w:sz w:val="28"/>
-          <w:szCs w:val="28"/>
-        </w:rPr>
-        <w:t>將相：</w:t>
-      </w:r>
-      <w:r>
-        <w:rPr>
-          <w:rFonts w:ascii="標楷體" w:eastAsia="標楷體" w:hAnsi="標楷體" w:hint="eastAsia"/>
-          <w:sz w:val="28"/>
-          <w:szCs w:val="28"/>
-        </w:rPr>
-        <w:t>將帥和宰相，亦為文武官員的通稱。</w:t>
+          <w:rFonts w:ascii="標楷體" w:eastAsia="標楷體" w:hAnsi="標楷體"/>
+          <w:sz w:val="28"/>
+          <w:szCs w:val="28"/>
+        </w:rPr>
+        <w:t>風雅</w:t>
+      </w:r>
+      <w:r>
+        <w:rPr>
+          <w:rFonts w:ascii="標楷體" w:eastAsia="標楷體" w:hAnsi="標楷體" w:hint="eastAsia"/>
+          <w:sz w:val="28"/>
+          <w:szCs w:val="28"/>
+        </w:rPr>
+        <w:t>：</w:t>
+      </w:r>
+      <w:r>
+        <w:rPr>
+          <w:rFonts w:ascii="標楷體" w:eastAsia="標楷體" w:hAnsi="標楷體"/>
+          <w:sz w:val="28"/>
+          <w:szCs w:val="28"/>
+        </w:rPr>
+        <w:t>指超越俗氣的文化審美，展現出高雅的生活格調與藝術品味。</w:t>
       </w:r>
     </w:p>
     <w:p>
@@ -3714,7 +1403,7 @@
           <w:numId w:val="5"/>
         </w:numPr>
         <w:spacing w:line="480" w:lineRule="exact"/>
-        <w:ind w:leftChars="0"/>
+        <w:ind w:leftChars="0" w:left="284" w:hanging="284"/>
         <w:rPr>
           <w:rFonts w:ascii="標楷體" w:eastAsia="標楷體" w:hAnsi="標楷體"/>
           <w:sz w:val="28"/>
@@ -3723,29 +1412,11 @@
       </w:pPr>
       <w:r>
         <w:rPr>
-          <w:rFonts w:ascii="標楷體" w:eastAsia="標楷體" w:hAnsi="標楷體" w:hint="eastAsia"/>
-          <w:sz w:val="28"/>
-          <w:szCs w:val="28"/>
-        </w:rPr>
-        <w:t>低</w:t>
-      </w:r>
-      <w:proofErr w:type="gramStart"/>
-      <w:r>
-        <w:rPr>
-          <w:rFonts w:ascii="標楷體" w:eastAsia="標楷體" w:hAnsi="標楷體" w:hint="eastAsia"/>
-          <w:sz w:val="28"/>
-          <w:szCs w:val="28"/>
-        </w:rPr>
-        <w:t>徊</w:t>
-      </w:r>
-      <w:proofErr w:type="gramEnd"/>
-      <w:r>
-        <w:rPr>
-          <w:rFonts w:ascii="標楷體" w:eastAsia="標楷體" w:hAnsi="標楷體" w:hint="eastAsia"/>
-          <w:sz w:val="28"/>
-          <w:szCs w:val="28"/>
-        </w:rPr>
-        <w:t>婉轉</w:t>
+          <w:rFonts w:ascii="標楷體" w:eastAsia="標楷體" w:hAnsi="標楷體"/>
+          <w:sz w:val="28"/>
+          <w:szCs w:val="28"/>
+        </w:rPr>
+        <w:t>風流韻事</w:t>
       </w:r>
       <w:r>
         <w:rPr>
@@ -3757,11 +1428,11 @@
       </w:r>
       <w:r>
         <w:rPr>
-          <w:rFonts w:ascii="標楷體" w:eastAsia="標楷體" w:hAnsi="標楷體" w:hint="eastAsia"/>
-          <w:sz w:val="28"/>
-          <w:szCs w:val="28"/>
-        </w:rPr>
-        <w:t>聲音或情意迴旋往復，委婉動聽。</w:t>
+          <w:rFonts w:ascii="標楷體" w:eastAsia="標楷體" w:hAnsi="標楷體"/>
+          <w:sz w:val="28"/>
+          <w:szCs w:val="28"/>
+        </w:rPr>
+        <w:t>指男女情愛中風雅、浪漫且傳為佳話的軼事。在文中指詞人與意中人相知相伴的情愛往來，帶有灑脫不羈的情致。</w:t>
       </w:r>
     </w:p>
     <w:p>
@@ -3772,30 +1443,20 @@
           <w:numId w:val="5"/>
         </w:numPr>
         <w:spacing w:line="480" w:lineRule="exact"/>
-        <w:ind w:leftChars="0"/>
+        <w:ind w:leftChars="0" w:left="284" w:hanging="284"/>
         <w:rPr>
           <w:rFonts w:ascii="標楷體" w:eastAsia="標楷體" w:hAnsi="標楷體"/>
           <w:sz w:val="28"/>
           <w:szCs w:val="28"/>
         </w:rPr>
       </w:pPr>
-      <w:proofErr w:type="gramStart"/>
-      <w:r>
-        <w:rPr>
-          <w:rFonts w:ascii="標楷體" w:eastAsia="標楷體" w:hAnsi="標楷體" w:hint="eastAsia"/>
-          <w:sz w:val="28"/>
-          <w:szCs w:val="28"/>
-        </w:rPr>
-        <w:t>臨軒放</w:t>
-      </w:r>
-      <w:proofErr w:type="gramEnd"/>
-      <w:r>
-        <w:rPr>
-          <w:rFonts w:ascii="標楷體" w:eastAsia="標楷體" w:hAnsi="標楷體" w:hint="eastAsia"/>
-          <w:sz w:val="28"/>
-          <w:szCs w:val="28"/>
-        </w:rPr>
-        <w:t>榜</w:t>
+      <w:r>
+        <w:rPr>
+          <w:rFonts w:ascii="標楷體" w:eastAsia="標楷體" w:hAnsi="標楷體"/>
+          <w:sz w:val="28"/>
+          <w:szCs w:val="28"/>
+        </w:rPr>
+        <w:t>虛浮</w:t>
       </w:r>
       <w:r>
         <w:rPr>
@@ -3807,72 +1468,11 @@
       </w:r>
       <w:r>
         <w:rPr>
-          <w:rFonts w:ascii="標楷體" w:eastAsia="標楷體" w:hAnsi="標楷體" w:hint="eastAsia"/>
-          <w:sz w:val="28"/>
-          <w:szCs w:val="28"/>
-          <w:u w:val="single"/>
-        </w:rPr>
-        <w:t>中國</w:t>
-      </w:r>
-      <w:r>
-        <w:rPr>
-          <w:rFonts w:ascii="標楷體" w:eastAsia="標楷體" w:hAnsi="標楷體" w:hint="eastAsia"/>
-          <w:sz w:val="28"/>
-          <w:szCs w:val="28"/>
-        </w:rPr>
-        <w:t>古代科舉制度中的用語，是</w:t>
-      </w:r>
-      <w:r>
-        <w:rPr>
-          <w:rFonts w:ascii="標楷體" w:eastAsia="標楷體" w:hAnsi="標楷體" w:hint="eastAsia"/>
-          <w:sz w:val="28"/>
-          <w:szCs w:val="28"/>
-        </w:rPr>
-        <w:t>說</w:t>
-      </w:r>
-      <w:r>
-        <w:rPr>
-          <w:rFonts w:ascii="標楷體" w:eastAsia="標楷體" w:hAnsi="標楷體" w:hint="eastAsia"/>
-          <w:sz w:val="28"/>
-          <w:szCs w:val="28"/>
-        </w:rPr>
-        <w:t>皇帝親自到考場外張榜公布考試結果。「</w:t>
-      </w:r>
-      <w:proofErr w:type="gramStart"/>
-      <w:r>
-        <w:rPr>
-          <w:rFonts w:ascii="標楷體" w:eastAsia="標楷體" w:hAnsi="標楷體" w:hint="eastAsia"/>
-          <w:sz w:val="28"/>
-          <w:szCs w:val="28"/>
-        </w:rPr>
-        <w:t>臨軒</w:t>
-      </w:r>
-      <w:proofErr w:type="gramEnd"/>
-      <w:r>
-        <w:rPr>
-          <w:rFonts w:ascii="標楷體" w:eastAsia="標楷體" w:hAnsi="標楷體" w:hint="eastAsia"/>
-          <w:sz w:val="28"/>
-          <w:szCs w:val="28"/>
-        </w:rPr>
-        <w:t>」的「臨」是親自到某個地方，「軒」是古代建築中的一種，通常指皇帝的宮殿或高台。因此，「</w:t>
-      </w:r>
-      <w:proofErr w:type="gramStart"/>
-      <w:r>
-        <w:rPr>
-          <w:rFonts w:ascii="標楷體" w:eastAsia="標楷體" w:hAnsi="標楷體" w:hint="eastAsia"/>
-          <w:sz w:val="28"/>
-          <w:szCs w:val="28"/>
-        </w:rPr>
-        <w:t>臨軒</w:t>
-      </w:r>
-      <w:proofErr w:type="gramEnd"/>
-      <w:r>
-        <w:rPr>
-          <w:rFonts w:ascii="標楷體" w:eastAsia="標楷體" w:hAnsi="標楷體" w:hint="eastAsia"/>
-          <w:sz w:val="28"/>
-          <w:szCs w:val="28"/>
-        </w:rPr>
-        <w:t>」是皇帝親自到宮殿或高台。</w:t>
+          <w:rFonts w:ascii="標楷體" w:eastAsia="標楷體" w:hAnsi="標楷體"/>
+          <w:sz w:val="28"/>
+          <w:szCs w:val="28"/>
+        </w:rPr>
+        <w:t>指世俗追求的名利地位轉眼即逝，缺乏對生命本質的真正價值。</w:t>
       </w:r>
     </w:p>
     <w:p>
@@ -3883,86 +1483,36 @@
           <w:numId w:val="5"/>
         </w:numPr>
         <w:spacing w:line="480" w:lineRule="exact"/>
-        <w:ind w:leftChars="0"/>
-        <w:rPr>
-          <w:rFonts w:ascii="標楷體" w:eastAsia="標楷體" w:hAnsi="標楷體" w:hint="eastAsia"/>
-          <w:sz w:val="28"/>
-          <w:szCs w:val="28"/>
-        </w:rPr>
-      </w:pPr>
-      <w:proofErr w:type="gramStart"/>
-      <w:r>
-        <w:rPr>
-          <w:rFonts w:ascii="標楷體" w:eastAsia="標楷體" w:hAnsi="標楷體" w:hint="eastAsia"/>
-          <w:sz w:val="28"/>
-          <w:szCs w:val="28"/>
-        </w:rPr>
-        <w:t>黜</w:t>
-      </w:r>
-      <w:proofErr w:type="gramEnd"/>
-      <w:r>
-        <w:rPr>
-          <w:rFonts w:ascii="標楷體" w:eastAsia="標楷體" w:hAnsi="標楷體" w:hint="eastAsia"/>
-          <w:sz w:val="28"/>
-          <w:szCs w:val="28"/>
-        </w:rPr>
-        <w:t>落：</w:t>
-      </w:r>
-      <w:r>
-        <w:rPr>
-          <w:rFonts w:ascii="標楷體" w:eastAsia="標楷體" w:hAnsi="標楷體" w:hint="eastAsia"/>
-          <w:sz w:val="28"/>
-          <w:szCs w:val="28"/>
-        </w:rPr>
-        <w:t>指科</w:t>
-      </w:r>
-      <w:r>
-        <w:rPr>
-          <w:rFonts w:ascii="標楷體" w:eastAsia="標楷體" w:hAnsi="標楷體" w:hint="eastAsia"/>
-          <w:sz w:val="28"/>
-          <w:szCs w:val="28"/>
-        </w:rPr>
-        <w:t>場</w:t>
-      </w:r>
-      <w:r>
-        <w:rPr>
-          <w:rFonts w:ascii="標楷體" w:eastAsia="標楷體" w:hAnsi="標楷體" w:hint="eastAsia"/>
-          <w:sz w:val="28"/>
-          <w:szCs w:val="28"/>
-        </w:rPr>
-        <w:t>除名</w:t>
-      </w:r>
-      <w:r>
-        <w:rPr>
-          <w:rFonts w:ascii="標楷體" w:eastAsia="標楷體" w:hAnsi="標楷體" w:hint="eastAsia"/>
-          <w:sz w:val="28"/>
-          <w:szCs w:val="28"/>
-        </w:rPr>
-        <w:t>、</w:t>
-      </w:r>
-      <w:r>
-        <w:rPr>
-          <w:rFonts w:ascii="標楷體" w:eastAsia="標楷體" w:hAnsi="標楷體" w:hint="eastAsia"/>
-          <w:sz w:val="28"/>
-          <w:szCs w:val="28"/>
-        </w:rPr>
-        <w:t>落第</w:t>
-      </w:r>
-      <w:r>
-        <w:rPr>
-          <w:rFonts w:ascii="標楷體" w:eastAsia="標楷體" w:hAnsi="標楷體" w:hint="eastAsia"/>
-          <w:sz w:val="28"/>
-          <w:szCs w:val="28"/>
-        </w:rPr>
-        <w:t>、</w:t>
-      </w:r>
-      <w:r>
-        <w:rPr>
-          <w:rFonts w:ascii="標楷體" w:eastAsia="標楷體" w:hAnsi="標楷體" w:hint="eastAsia"/>
-          <w:sz w:val="28"/>
-          <w:szCs w:val="28"/>
-        </w:rPr>
-        <w:t>落榜。</w:t>
+        <w:ind w:leftChars="0" w:left="284" w:hanging="284"/>
+        <w:rPr>
+          <w:rFonts w:ascii="標楷體" w:eastAsia="標楷體" w:hAnsi="標楷體"/>
+          <w:sz w:val="28"/>
+          <w:szCs w:val="28"/>
+        </w:rPr>
+      </w:pPr>
+      <w:r>
+        <w:rPr>
+          <w:rFonts w:ascii="標楷體" w:eastAsia="標楷體" w:hAnsi="標楷體"/>
+          <w:sz w:val="28"/>
+          <w:szCs w:val="28"/>
+        </w:rPr>
+        <w:t>科場</w:t>
+      </w:r>
+      <w:r>
+        <w:rPr>
+          <w:rFonts w:ascii="標楷體" w:eastAsia="標楷體" w:hAnsi="標楷體" w:hint="eastAsia"/>
+          <w:sz w:val="28"/>
+          <w:szCs w:val="28"/>
+        </w:rPr>
+        <w:t>：</w:t>
+      </w:r>
+      <w:r>
+        <w:rPr>
+          <w:rFonts w:ascii="標楷體" w:eastAsia="標楷體" w:hAnsi="標楷體"/>
+          <w:sz w:val="28"/>
+          <w:szCs w:val="28"/>
+        </w:rPr>
+        <w:t>古代舉行科舉考試的場所，亦泛指科舉考試制度。</w:t>
       </w:r>
     </w:p>
     <w:p>
@@ -3973,7 +1523,7 @@
           <w:numId w:val="5"/>
         </w:numPr>
         <w:spacing w:line="480" w:lineRule="exact"/>
-        <w:ind w:leftChars="0"/>
+        <w:ind w:leftChars="0" w:left="284" w:hanging="284"/>
         <w:rPr>
           <w:rFonts w:ascii="標楷體" w:eastAsia="標楷體" w:hAnsi="標楷體"/>
           <w:sz w:val="28"/>
@@ -3982,79 +1532,44 @@
       </w:pPr>
       <w:r>
         <w:rPr>
-          <w:rFonts w:ascii="標楷體" w:eastAsia="標楷體" w:hAnsi="標楷體" w:hint="eastAsia"/>
-          <w:sz w:val="28"/>
-          <w:szCs w:val="28"/>
-        </w:rPr>
-        <w:t>流連</w:t>
-      </w:r>
-      <w:proofErr w:type="gramStart"/>
-      <w:r>
-        <w:rPr>
-          <w:rFonts w:ascii="標楷體" w:eastAsia="標楷體" w:hAnsi="標楷體" w:hint="eastAsia"/>
-          <w:sz w:val="28"/>
-          <w:szCs w:val="28"/>
-        </w:rPr>
-        <w:t>於坊曲之間</w:t>
-      </w:r>
-      <w:proofErr w:type="gramEnd"/>
-      <w:r>
-        <w:rPr>
-          <w:rFonts w:ascii="標楷體" w:eastAsia="標楷體" w:hAnsi="標楷體" w:hint="eastAsia"/>
-          <w:sz w:val="28"/>
-          <w:szCs w:val="28"/>
-        </w:rPr>
-        <w:t>：</w:t>
-      </w:r>
-      <w:r>
-        <w:rPr>
-          <w:rFonts w:ascii="標楷體" w:eastAsia="標楷體" w:hAnsi="標楷體" w:hint="eastAsia"/>
-          <w:sz w:val="28"/>
-          <w:szCs w:val="28"/>
-        </w:rPr>
-        <w:t>經常出入妓院、酒樓等娛樂場所，尋歡作樂。</w:t>
-      </w:r>
-    </w:p>
-    <w:p>
-      <w:pPr>
-        <w:pStyle w:val="a6"/>
-        <w:numPr>
-          <w:ilvl w:val="0"/>
-          <w:numId w:val="29"/>
-        </w:numPr>
-        <w:spacing w:line="480" w:lineRule="exact"/>
-        <w:ind w:leftChars="0"/>
-        <w:rPr>
           <w:rFonts w:ascii="標楷體" w:eastAsia="標楷體" w:hAnsi="標楷體"/>
           <w:sz w:val="28"/>
           <w:szCs w:val="28"/>
         </w:rPr>
-      </w:pPr>
-      <w:proofErr w:type="gramStart"/>
-      <w:r>
-        <w:rPr>
-          <w:rFonts w:ascii="標楷體" w:eastAsia="標楷體" w:hAnsi="標楷體" w:hint="eastAsia"/>
-          <w:sz w:val="28"/>
-          <w:szCs w:val="28"/>
-        </w:rPr>
-        <w:t>坊曲</w:t>
-      </w:r>
-      <w:proofErr w:type="gramEnd"/>
-      <w:r>
-        <w:rPr>
-          <w:rFonts w:ascii="標楷體" w:eastAsia="標楷體" w:hAnsi="標楷體" w:hint="eastAsia"/>
-          <w:sz w:val="28"/>
-          <w:szCs w:val="28"/>
-        </w:rPr>
-        <w:t>：</w:t>
-      </w:r>
-      <w:r>
-        <w:rPr>
-          <w:rFonts w:ascii="標楷體" w:eastAsia="標楷體" w:hAnsi="標楷體" w:hint="eastAsia"/>
-          <w:sz w:val="28"/>
-          <w:szCs w:val="28"/>
-        </w:rPr>
-        <w:t>是古代城市中妓院、酒樓等娛樂場所聚集的地方。</w:t>
+        <w:t>憤懣</w:t>
+      </w:r>
+      <w:r>
+        <w:rPr>
+          <w:rFonts w:ascii="標楷體" w:eastAsia="標楷體" w:hAnsi="標楷體" w:hint="eastAsia"/>
+          <w:sz w:val="28"/>
+          <w:szCs w:val="28"/>
+        </w:rPr>
+        <w:t>（</w:t>
+      </w:r>
+      <w:r>
+        <w:rPr>
+          <w:rFonts w:ascii="標楷體" w:eastAsia="標楷體" w:hAnsi="標楷體" w:hint="eastAsia"/>
+          <w:color w:val="EE0000"/>
+          <w:sz w:val="16"/>
+          <w:szCs w:val="16"/>
+        </w:rPr>
+        <w:t>ㄇㄣˋ</w:t>
+      </w:r>
+      <w:r>
+        <w:rPr>
+          <w:rFonts w:ascii="標楷體" w:eastAsia="標楷體" w:hAnsi="標楷體" w:hint="eastAsia"/>
+          <w:sz w:val="28"/>
+          <w:szCs w:val="28"/>
+        </w:rPr>
+        <w:t>）：</w:t>
+      </w:r>
+      <w:r>
+        <w:rPr>
+          <w:rFonts w:ascii="標楷體" w:eastAsia="標楷體" w:hAnsi="標楷體"/>
+          <w:sz w:val="28"/>
+          <w:szCs w:val="28"/>
+        </w:rPr>
+        <w:t>心中充滿怨恨、不滿與鬱悶的情緒。指名落孫山後，對體制的不公或運氣不佳所產生的強烈不平與壓抑。</w:t>
       </w:r>
     </w:p>
     <w:p>
@@ -4065,23 +1580,46 @@
           <w:numId w:val="5"/>
         </w:numPr>
         <w:spacing w:line="480" w:lineRule="exact"/>
-        <w:ind w:leftChars="0"/>
+        <w:ind w:leftChars="0" w:left="284" w:hanging="284"/>
         <w:rPr>
           <w:rFonts w:ascii="標楷體" w:eastAsia="標楷體" w:hAnsi="標楷體"/>
           <w:sz w:val="28"/>
           <w:szCs w:val="28"/>
         </w:rPr>
       </w:pPr>
-      <w:proofErr w:type="gramStart"/>
-      <w:r>
-        <w:rPr>
-          <w:rFonts w:ascii="標楷體" w:eastAsia="標楷體" w:hAnsi="標楷體" w:hint="eastAsia"/>
-          <w:sz w:val="28"/>
-          <w:szCs w:val="28"/>
-        </w:rPr>
-        <w:t>花柳叢中</w:t>
-      </w:r>
-      <w:proofErr w:type="gramEnd"/>
+      <w:r>
+        <w:rPr>
+          <w:rFonts w:ascii="標楷體" w:eastAsia="標楷體" w:hAnsi="標楷體"/>
+          <w:sz w:val="28"/>
+          <w:szCs w:val="28"/>
+        </w:rPr>
+        <w:t>輕蔑</w:t>
+      </w:r>
+      <w:r>
+        <w:rPr>
+          <w:rFonts w:ascii="標楷體" w:eastAsia="標楷體" w:hAnsi="標楷體" w:hint="eastAsia"/>
+          <w:sz w:val="28"/>
+          <w:szCs w:val="28"/>
+        </w:rPr>
+        <w:t>（</w:t>
+      </w:r>
+      <w:r>
+        <w:rPr>
+          <w:rFonts w:ascii="標楷體" w:eastAsia="標楷體" w:hAnsi="標楷體" w:hint="eastAsia"/>
+          <w:color w:val="EE0000"/>
+          <w:sz w:val="16"/>
+          <w:szCs w:val="16"/>
+        </w:rPr>
+        <w:t>ㄇ一ㄝˋ</w:t>
+      </w:r>
+      <w:r>
+        <w:rPr>
+          <w:rFonts w:ascii="標楷體" w:eastAsia="標楷體" w:hAnsi="標楷體" w:hint="eastAsia"/>
+          <w:sz w:val="28"/>
+          <w:szCs w:val="28"/>
+        </w:rPr>
+        <w:t>）</w:t>
+      </w:r>
       <w:r>
         <w:rPr>
           <w:rFonts w:ascii="標楷體" w:eastAsia="標楷體" w:hAnsi="標楷體" w:hint="eastAsia"/>
@@ -4092,11 +1630,11 @@
       </w:r>
       <w:r>
         <w:rPr>
-          <w:rFonts w:ascii="標楷體" w:eastAsia="標楷體" w:hAnsi="標楷體" w:hint="eastAsia"/>
-          <w:sz w:val="28"/>
-          <w:szCs w:val="28"/>
-        </w:rPr>
-        <w:t>妓院、酒樓等娛樂場所的代稱。</w:t>
+          <w:rFonts w:ascii="標楷體" w:eastAsia="標楷體" w:hAnsi="標楷體"/>
+          <w:sz w:val="28"/>
+          <w:szCs w:val="28"/>
+        </w:rPr>
+        <w:t>輕視、看不起，認為不值一提。詞人將心態從落榜的打擊轉化為高傲，反過來鄙視世俗所尊崇的功名利祿。</w:t>
       </w:r>
     </w:p>
     <w:p>
@@ -4107,23 +1645,21 @@
           <w:numId w:val="5"/>
         </w:numPr>
         <w:spacing w:line="480" w:lineRule="exact"/>
-        <w:ind w:leftChars="0"/>
+        <w:ind w:leftChars="0" w:left="284" w:hanging="284"/>
         <w:rPr>
           <w:rFonts w:ascii="標楷體" w:eastAsia="標楷體" w:hAnsi="標楷體"/>
           <w:sz w:val="28"/>
           <w:szCs w:val="28"/>
         </w:rPr>
       </w:pPr>
-      <w:proofErr w:type="gramStart"/>
-      <w:r>
-        <w:rPr>
-          <w:rFonts w:ascii="標楷體" w:eastAsia="標楷體" w:hAnsi="標楷體" w:hint="eastAsia"/>
-          <w:sz w:val="28"/>
-          <w:szCs w:val="28"/>
-        </w:rPr>
-        <w:t>恃才負氣</w:t>
-      </w:r>
-      <w:proofErr w:type="gramEnd"/>
+      <w:r>
+        <w:rPr>
+          <w:rFonts w:ascii="標楷體" w:eastAsia="標楷體" w:hAnsi="標楷體"/>
+          <w:sz w:val="28"/>
+          <w:szCs w:val="28"/>
+        </w:rPr>
+        <w:t>位高權重</w:t>
+      </w:r>
       <w:r>
         <w:rPr>
           <w:rFonts w:ascii="標楷體" w:eastAsia="標楷體" w:hAnsi="標楷體" w:hint="eastAsia"/>
@@ -4134,11 +1670,11 @@
       </w:r>
       <w:r>
         <w:rPr>
-          <w:rFonts w:ascii="標楷體" w:eastAsia="標楷體" w:hAnsi="標楷體" w:hint="eastAsia"/>
-          <w:sz w:val="28"/>
-          <w:szCs w:val="28"/>
-        </w:rPr>
-        <w:t>倚仗自己的才能而驕矜自負。</w:t>
+          <w:rFonts w:ascii="標楷體" w:eastAsia="標楷體" w:hAnsi="標楷體"/>
+          <w:sz w:val="28"/>
+          <w:szCs w:val="28"/>
+        </w:rPr>
+        <w:t>官位崇高，權力巨大。用來形容朝廷重臣、高層長官或握有實權的核心人物。在文中指那些高居官位、握有決策大權的朝廷卿相。</w:t>
       </w:r>
     </w:p>
     <w:p>
@@ -4149,7 +1685,7 @@
           <w:numId w:val="5"/>
         </w:numPr>
         <w:spacing w:line="480" w:lineRule="exact"/>
-        <w:ind w:leftChars="0"/>
+        <w:ind w:leftChars="0" w:left="284" w:hanging="284"/>
         <w:rPr>
           <w:rFonts w:ascii="標楷體" w:eastAsia="標楷體" w:hAnsi="標楷體"/>
           <w:sz w:val="28"/>
@@ -4158,11 +1694,11 @@
       </w:pPr>
       <w:r>
         <w:rPr>
-          <w:rFonts w:ascii="標楷體" w:eastAsia="標楷體" w:hAnsi="標楷體" w:hint="eastAsia"/>
-          <w:sz w:val="28"/>
-          <w:szCs w:val="28"/>
-        </w:rPr>
-        <w:t>逆反心理</w:t>
+          <w:rFonts w:ascii="標楷體" w:eastAsia="標楷體" w:hAnsi="標楷體"/>
+          <w:sz w:val="28"/>
+          <w:szCs w:val="28"/>
+        </w:rPr>
+        <w:t>市井風月</w:t>
       </w:r>
       <w:r>
         <w:rPr>
@@ -4174,11 +1710,11 @@
       </w:r>
       <w:r>
         <w:rPr>
-          <w:rFonts w:ascii="標楷體" w:eastAsia="標楷體" w:hAnsi="標楷體" w:hint="eastAsia"/>
-          <w:sz w:val="28"/>
-          <w:szCs w:val="28"/>
-        </w:rPr>
-        <w:t>一種心理現象，是指人們在受到外界的限制或壓力時，會產生與之相反的心理或行為傾向。</w:t>
+          <w:rFonts w:ascii="標楷體" w:eastAsia="標楷體" w:hAnsi="標楷體"/>
+          <w:sz w:val="28"/>
+          <w:szCs w:val="28"/>
+        </w:rPr>
+        <w:t>指民間街巷中的男女情愛、娛樂場所與俗世生活。相對於嚴肅冷酷的官場，代表溫暖、自由且充滿人情味的庶民文化空間。</w:t>
       </w:r>
     </w:p>
     <w:p>
@@ -4189,56 +1725,53 @@
           <w:numId w:val="5"/>
         </w:numPr>
         <w:spacing w:line="480" w:lineRule="exact"/>
-        <w:ind w:leftChars="0"/>
-        <w:rPr>
-          <w:rFonts w:ascii="標楷體" w:eastAsia="標楷體" w:hAnsi="標楷體" w:hint="eastAsia"/>
-          <w:sz w:val="28"/>
-          <w:szCs w:val="28"/>
-        </w:rPr>
-      </w:pPr>
-      <w:r>
-        <w:rPr>
-          <w:rFonts w:ascii="標楷體" w:eastAsia="標楷體" w:hAnsi="標楷體" w:hint="eastAsia"/>
-          <w:sz w:val="28"/>
-          <w:szCs w:val="28"/>
-        </w:rPr>
-        <w:t>狂</w:t>
-      </w:r>
-      <w:proofErr w:type="gramStart"/>
-      <w:r>
-        <w:rPr>
-          <w:rFonts w:ascii="標楷體" w:eastAsia="標楷體" w:hAnsi="標楷體" w:hint="eastAsia"/>
-          <w:sz w:val="28"/>
-          <w:szCs w:val="28"/>
-        </w:rPr>
-        <w:t>盪</w:t>
-      </w:r>
-      <w:proofErr w:type="gramEnd"/>
-      <w:r>
-        <w:rPr>
-          <w:rFonts w:ascii="標楷體" w:eastAsia="標楷體" w:hAnsi="標楷體" w:hint="eastAsia"/>
-          <w:sz w:val="28"/>
-          <w:szCs w:val="28"/>
-        </w:rPr>
-        <w:t>以傲</w:t>
-      </w:r>
-      <w:proofErr w:type="gramStart"/>
-      <w:r>
-        <w:rPr>
-          <w:rFonts w:ascii="標楷體" w:eastAsia="標楷體" w:hAnsi="標楷體" w:hint="eastAsia"/>
-          <w:sz w:val="28"/>
-          <w:szCs w:val="28"/>
-        </w:rPr>
-        <w:t>世</w:t>
-      </w:r>
-      <w:proofErr w:type="gramEnd"/>
-      <w:r>
-        <w:rPr>
-          <w:rFonts w:ascii="標楷體" w:eastAsia="標楷體" w:hAnsi="標楷體" w:hint="eastAsia"/>
-          <w:sz w:val="28"/>
-          <w:szCs w:val="28"/>
-        </w:rPr>
-        <w:t>，嚴肅以自律</w:t>
+        <w:ind w:leftChars="0" w:left="284" w:hanging="426"/>
+        <w:rPr>
+          <w:rFonts w:ascii="標楷體" w:eastAsia="標楷體" w:hAnsi="標楷體" w:hint="eastAsia"/>
+          <w:sz w:val="28"/>
+          <w:szCs w:val="28"/>
+        </w:rPr>
+      </w:pPr>
+      <w:r>
+        <w:rPr>
+          <w:rFonts w:ascii="標楷體" w:eastAsia="標楷體" w:hAnsi="標楷體"/>
+          <w:sz w:val="28"/>
+          <w:szCs w:val="28"/>
+        </w:rPr>
+        <w:t>爾虞</w:t>
+      </w:r>
+      <w:r>
+        <w:rPr>
+          <w:rFonts w:ascii="標楷體" w:eastAsia="標楷體" w:hAnsi="標楷體" w:hint="eastAsia"/>
+          <w:sz w:val="28"/>
+          <w:szCs w:val="28"/>
+        </w:rPr>
+        <w:t>（</w:t>
+      </w:r>
+      <w:r>
+        <w:rPr>
+          <w:rFonts w:ascii="標楷體" w:eastAsia="標楷體" w:hAnsi="標楷體" w:hint="eastAsia"/>
+          <w:color w:val="EE0000"/>
+          <w:sz w:val="16"/>
+          <w:szCs w:val="16"/>
+        </w:rPr>
+        <w:t>ㄩˊ</w:t>
+      </w:r>
+      <w:r>
+        <w:rPr>
+          <w:rFonts w:ascii="標楷體" w:eastAsia="標楷體" w:hAnsi="標楷體" w:hint="eastAsia"/>
+          <w:sz w:val="28"/>
+          <w:szCs w:val="28"/>
+        </w:rPr>
+        <w:t>）我</w:t>
+      </w:r>
+      <w:r>
+        <w:rPr>
+          <w:rFonts w:ascii="標楷體" w:eastAsia="標楷體" w:hAnsi="標楷體"/>
+          <w:sz w:val="28"/>
+          <w:szCs w:val="28"/>
+        </w:rPr>
+        <w:t>詐</w:t>
       </w:r>
       <w:r>
         <w:rPr>
@@ -4250,11 +1783,11 @@
       </w:r>
       <w:r>
         <w:rPr>
-          <w:rFonts w:ascii="標楷體" w:eastAsia="標楷體" w:hAnsi="標楷體" w:hint="eastAsia"/>
-          <w:sz w:val="28"/>
-          <w:szCs w:val="28"/>
-        </w:rPr>
-        <w:t>這句話體現了一種灑脫的人生態度。對待世俗，我們可以放蕩不羈，不拘小節，不受世俗的規矩束縛。但對待自己，我們要嚴肅認真，時刻約束自己，不斷進步。</w:t>
+          <w:rFonts w:ascii="標楷體" w:eastAsia="標楷體" w:hAnsi="標楷體"/>
+          <w:sz w:val="28"/>
+          <w:szCs w:val="28"/>
+        </w:rPr>
+        <w:t>彼此互相欺騙、耍弄手段。指官場或權力鬥爭中虛偽狡詐、勾心鬥角的醜陋生態。</w:t>
       </w:r>
     </w:p>
     <w:sectPr>
@@ -4268,7 +1801,7 @@
 </file>
 
 <file path=word/endnotes.xml><?xml version="1.0" encoding="utf-8"?>
-<w:endnotes xmlns:wpc="http://schemas.microsoft.com/office/word/2010/wordprocessingCanvas" xmlns:cx="http://schemas.microsoft.com/office/drawing/2014/chartex" xmlns:cx1="http://schemas.microsoft.com/office/drawing/2015/9/8/chartex" xmlns:cx2="http://schemas.microsoft.com/office/drawing/2015/10/21/chartex" xmlns:cx3="http://schemas.microsoft.com/office/drawing/2016/5/9/chartex" xmlns:cx4="http://schemas.microsoft.com/office/drawing/2016/5/10/chartex" xmlns:cx5="http://schemas.microsoft.com/office/drawing/2016/5/11/chartex" xmlns:cx6="http://schemas.microsoft.com/office/drawing/2016/5/12/chartex" xmlns:cx7="http://schemas.microsoft.com/office/drawing/2016/5/13/chartex" xmlns:cx8="http://schemas.microsoft.com/office/drawing/2016/5/14/chartex" xmlns:mc="http://schemas.openxmlformats.org/markup-compatibility/2006" xmlns:aink="http://schemas.microsoft.com/office/drawing/2016/ink" xmlns:am3d="http://schemas.microsoft.com/office/drawing/2017/model3d" xmlns:o="urn:schemas-microsoft-com:office:office" xmlns:oel="http://schemas.microsoft.com/office/2019/extlst" xmlns:r="http://schemas.openxmlformats.org/officeDocument/2006/relationships" xmlns:m="http://schemas.openxmlformats.org/officeDocument/2006/math" xmlns:v="urn:schemas-microsoft-com:vml" xmlns:wp14="http://schemas.microsoft.com/office/word/2010/wordprocessingDrawing" xmlns:wp="http://schemas.openxmlformats.org/drawingml/2006/wordprocessingDrawing" xmlns:w10="urn:schemas-microsoft-com:office:word" xmlns:w="http://schemas.openxmlformats.org/wordprocessingml/2006/main" xmlns:w14="http://schemas.microsoft.com/office/word/2010/wordml" xmlns:w15="http://schemas.microsoft.com/office/word/2012/wordml" xmlns:w16cex="http://schemas.microsoft.com/office/word/2018/wordml/cex" xmlns:w16cid="http://schemas.microsoft.com/office/word/2016/wordml/cid" xmlns:w16="http://schemas.microsoft.com/office/word/2018/wordml" xmlns:w16du="http://schemas.microsoft.com/office/word/2023/wordml/word16du" xmlns:w16sdtdh="http://schemas.microsoft.com/office/word/2020/wordml/sdtdatahash" xmlns:w16se="http://schemas.microsoft.com/office/word/2015/wordml/symex" xmlns:wpg="http://schemas.microsoft.com/office/word/2010/wordprocessingGroup" xmlns:wpi="http://schemas.microsoft.com/office/word/2010/wordprocessingInk" xmlns:wne="http://schemas.microsoft.com/office/word/2006/wordml" xmlns:wps="http://schemas.microsoft.com/office/word/2010/wordprocessingShape" mc:Ignorable="w14 w15 w16se w16cid w16 w16cex w16sdtdh w16du wp14">
+<w:endnotes xmlns:wpc="http://schemas.microsoft.com/office/word/2010/wordprocessingCanvas" xmlns:cx="http://schemas.microsoft.com/office/drawing/2014/chartex" xmlns:cx1="http://schemas.microsoft.com/office/drawing/2015/9/8/chartex" xmlns:cx2="http://schemas.microsoft.com/office/drawing/2015/10/21/chartex" xmlns:cx3="http://schemas.microsoft.com/office/drawing/2016/5/9/chartex" xmlns:cx4="http://schemas.microsoft.com/office/drawing/2016/5/10/chartex" xmlns:cx5="http://schemas.microsoft.com/office/drawing/2016/5/11/chartex" xmlns:cx6="http://schemas.microsoft.com/office/drawing/2016/5/12/chartex" xmlns:cx7="http://schemas.microsoft.com/office/drawing/2016/5/13/chartex" xmlns:cx8="http://schemas.microsoft.com/office/drawing/2016/5/14/chartex" xmlns:mc="http://schemas.openxmlformats.org/markup-compatibility/2006" xmlns:aink="http://schemas.microsoft.com/office/drawing/2016/ink" xmlns:am3d="http://schemas.microsoft.com/office/drawing/2017/model3d" xmlns:o="urn:schemas-microsoft-com:office:office" xmlns:oel="http://schemas.microsoft.com/office/2019/extlst" xmlns:r="http://schemas.openxmlformats.org/officeDocument/2006/relationships" xmlns:m="http://schemas.openxmlformats.org/officeDocument/2006/math" xmlns:v="urn:schemas-microsoft-com:vml" xmlns:wp14="http://schemas.microsoft.com/office/word/2010/wordprocessingDrawing" xmlns:wp="http://schemas.openxmlformats.org/drawingml/2006/wordprocessingDrawing" xmlns:w10="urn:schemas-microsoft-com:office:word" xmlns:w="http://schemas.openxmlformats.org/wordprocessingml/2006/main" xmlns:w14="http://schemas.microsoft.com/office/word/2010/wordml" xmlns:w15="http://schemas.microsoft.com/office/word/2012/wordml" xmlns:w16cex="http://schemas.microsoft.com/office/word/2018/wordml/cex" xmlns:w16cid="http://schemas.microsoft.com/office/word/2016/wordml/cid" xmlns:w16="http://schemas.microsoft.com/office/word/2018/wordml" xmlns:w16du="http://schemas.microsoft.com/office/word/2023/wordml/word16du" xmlns:w16sdtdh="http://schemas.microsoft.com/office/word/2020/wordml/sdtdatahash" xmlns:w16sdtfl="http://schemas.microsoft.com/office/word/2024/wordml/sdtformatlock" xmlns:w16se="http://schemas.microsoft.com/office/word/2015/wordml/symex" xmlns:wpg="http://schemas.microsoft.com/office/word/2010/wordprocessingGroup" xmlns:wpi="http://schemas.microsoft.com/office/word/2010/wordprocessingInk" xmlns:wne="http://schemas.microsoft.com/office/word/2006/wordml" xmlns:wps="http://schemas.microsoft.com/office/word/2010/wordprocessingShape" mc:Ignorable="w14 w15 w16se w16cid w16 w16cex w16sdtdh w16sdtfl w16du wp14">
   <w:endnote w:type="separator" w:id="-1">
     <w:p>
       <w:r>
@@ -4287,7 +1820,7 @@
 </file>
 
 <file path=word/footer1.xml><?xml version="1.0" encoding="utf-8"?>
-<w:ftr xmlns:wpc="http://schemas.microsoft.com/office/word/2010/wordprocessingCanvas" xmlns:cx="http://schemas.microsoft.com/office/drawing/2014/chartex" xmlns:cx1="http://schemas.microsoft.com/office/drawing/2015/9/8/chartex" xmlns:cx2="http://schemas.microsoft.com/office/drawing/2015/10/21/chartex" xmlns:cx3="http://schemas.microsoft.com/office/drawing/2016/5/9/chartex" xmlns:cx4="http://schemas.microsoft.com/office/drawing/2016/5/10/chartex" xmlns:cx5="http://schemas.microsoft.com/office/drawing/2016/5/11/chartex" xmlns:cx6="http://schemas.microsoft.com/office/drawing/2016/5/12/chartex" xmlns:cx7="http://schemas.microsoft.com/office/drawing/2016/5/13/chartex" xmlns:cx8="http://schemas.microsoft.com/office/drawing/2016/5/14/chartex" xmlns:mc="http://schemas.openxmlformats.org/markup-compatibility/2006" xmlns:aink="http://schemas.microsoft.com/office/drawing/2016/ink" xmlns:am3d="http://schemas.microsoft.com/office/drawing/2017/model3d" xmlns:o="urn:schemas-microsoft-com:office:office" xmlns:oel="http://schemas.microsoft.com/office/2019/extlst" xmlns:r="http://schemas.openxmlformats.org/officeDocument/2006/relationships" xmlns:m="http://schemas.openxmlformats.org/officeDocument/2006/math" xmlns:v="urn:schemas-microsoft-com:vml" xmlns:wp14="http://schemas.microsoft.com/office/word/2010/wordprocessingDrawing" xmlns:wp="http://schemas.openxmlformats.org/drawingml/2006/wordprocessingDrawing" xmlns:w10="urn:schemas-microsoft-com:office:word" xmlns:w="http://schemas.openxmlformats.org/wordprocessingml/2006/main" xmlns:w14="http://schemas.microsoft.com/office/word/2010/wordml" xmlns:w15="http://schemas.microsoft.com/office/word/2012/wordml" xmlns:w16cex="http://schemas.microsoft.com/office/word/2018/wordml/cex" xmlns:w16cid="http://schemas.microsoft.com/office/word/2016/wordml/cid" xmlns:w16="http://schemas.microsoft.com/office/word/2018/wordml" xmlns:w16du="http://schemas.microsoft.com/office/word/2023/wordml/word16du" xmlns:w16sdtdh="http://schemas.microsoft.com/office/word/2020/wordml/sdtdatahash" xmlns:w16se="http://schemas.microsoft.com/office/word/2015/wordml/symex" xmlns:wpg="http://schemas.microsoft.com/office/word/2010/wordprocessingGroup" xmlns:wpi="http://schemas.microsoft.com/office/word/2010/wordprocessingInk" xmlns:wne="http://schemas.microsoft.com/office/word/2006/wordml" xmlns:wps="http://schemas.microsoft.com/office/word/2010/wordprocessingShape" mc:Ignorable="w14 w15 w16se w16cid w16 w16cex w16sdtdh w16du wp14">
+<w:ftr xmlns:wpc="http://schemas.microsoft.com/office/word/2010/wordprocessingCanvas" xmlns:cx="http://schemas.microsoft.com/office/drawing/2014/chartex" xmlns:cx1="http://schemas.microsoft.com/office/drawing/2015/9/8/chartex" xmlns:cx2="http://schemas.microsoft.com/office/drawing/2015/10/21/chartex" xmlns:cx3="http://schemas.microsoft.com/office/drawing/2016/5/9/chartex" xmlns:cx4="http://schemas.microsoft.com/office/drawing/2016/5/10/chartex" xmlns:cx5="http://schemas.microsoft.com/office/drawing/2016/5/11/chartex" xmlns:cx6="http://schemas.microsoft.com/office/drawing/2016/5/12/chartex" xmlns:cx7="http://schemas.microsoft.com/office/drawing/2016/5/13/chartex" xmlns:cx8="http://schemas.microsoft.com/office/drawing/2016/5/14/chartex" xmlns:mc="http://schemas.openxmlformats.org/markup-compatibility/2006" xmlns:aink="http://schemas.microsoft.com/office/drawing/2016/ink" xmlns:am3d="http://schemas.microsoft.com/office/drawing/2017/model3d" xmlns:o="urn:schemas-microsoft-com:office:office" xmlns:oel="http://schemas.microsoft.com/office/2019/extlst" xmlns:r="http://schemas.openxmlformats.org/officeDocument/2006/relationships" xmlns:m="http://schemas.openxmlformats.org/officeDocument/2006/math" xmlns:v="urn:schemas-microsoft-com:vml" xmlns:wp14="http://schemas.microsoft.com/office/word/2010/wordprocessingDrawing" xmlns:wp="http://schemas.openxmlformats.org/drawingml/2006/wordprocessingDrawing" xmlns:w10="urn:schemas-microsoft-com:office:word" xmlns:w="http://schemas.openxmlformats.org/wordprocessingml/2006/main" xmlns:w14="http://schemas.microsoft.com/office/word/2010/wordml" xmlns:w15="http://schemas.microsoft.com/office/word/2012/wordml" xmlns:w16cex="http://schemas.microsoft.com/office/word/2018/wordml/cex" xmlns:w16cid="http://schemas.microsoft.com/office/word/2016/wordml/cid" xmlns:w16="http://schemas.microsoft.com/office/word/2018/wordml" xmlns:w16du="http://schemas.microsoft.com/office/word/2023/wordml/word16du" xmlns:w16sdtdh="http://schemas.microsoft.com/office/word/2020/wordml/sdtdatahash" xmlns:w16sdtfl="http://schemas.microsoft.com/office/word/2024/wordml/sdtformatlock" xmlns:w16se="http://schemas.microsoft.com/office/word/2015/wordml/symex" xmlns:wpg="http://schemas.microsoft.com/office/word/2010/wordprocessingGroup" xmlns:wpi="http://schemas.microsoft.com/office/word/2010/wordprocessingInk" xmlns:wne="http://schemas.microsoft.com/office/word/2006/wordml" xmlns:wps="http://schemas.microsoft.com/office/word/2010/wordprocessingShape" mc:Ignorable="w14 w15 w16se w16cid w16 w16cex w16sdtdh w16sdtfl w16du wp14">
   <w:sdt>
     <w:sdtPr>
       <w:id w:val="-1230224358"/>
@@ -4302,7 +1835,6 @@
           <w:pStyle w:val="a9"/>
           <w:jc w:val="right"/>
         </w:pPr>
-        <w:proofErr w:type="gramStart"/>
         <w:r>
           <w:rPr>
             <w:rFonts w:ascii="標楷體" w:eastAsia="標楷體" w:hAnsi="標楷體" w:hint="eastAsia"/>
@@ -4321,7 +1853,6 @@
           </w:rPr>
           <w:t>》</w:t>
         </w:r>
-        <w:proofErr w:type="gramEnd"/>
         <w:r>
           <w:fldChar w:fldCharType="begin"/>
         </w:r>
@@ -4352,7 +1883,7 @@
 </file>
 
 <file path=word/footnotes.xml><?xml version="1.0" encoding="utf-8"?>
-<w:footnotes xmlns:wpc="http://schemas.microsoft.com/office/word/2010/wordprocessingCanvas" xmlns:cx="http://schemas.microsoft.com/office/drawing/2014/chartex" xmlns:cx1="http://schemas.microsoft.com/office/drawing/2015/9/8/chartex" xmlns:cx2="http://schemas.microsoft.com/office/drawing/2015/10/21/chartex" xmlns:cx3="http://schemas.microsoft.com/office/drawing/2016/5/9/chartex" xmlns:cx4="http://schemas.microsoft.com/office/drawing/2016/5/10/chartex" xmlns:cx5="http://schemas.microsoft.com/office/drawing/2016/5/11/chartex" xmlns:cx6="http://schemas.microsoft.com/office/drawing/2016/5/12/chartex" xmlns:cx7="http://schemas.microsoft.com/office/drawing/2016/5/13/chartex" xmlns:cx8="http://schemas.microsoft.com/office/drawing/2016/5/14/chartex" xmlns:mc="http://schemas.openxmlformats.org/markup-compatibility/2006" xmlns:aink="http://schemas.microsoft.com/office/drawing/2016/ink" xmlns:am3d="http://schemas.microsoft.com/office/drawing/2017/model3d" xmlns:o="urn:schemas-microsoft-com:office:office" xmlns:oel="http://schemas.microsoft.com/office/2019/extlst" xmlns:r="http://schemas.openxmlformats.org/officeDocument/2006/relationships" xmlns:m="http://schemas.openxmlformats.org/officeDocument/2006/math" xmlns:v="urn:schemas-microsoft-com:vml" xmlns:wp14="http://schemas.microsoft.com/office/word/2010/wordprocessingDrawing" xmlns:wp="http://schemas.openxmlformats.org/drawingml/2006/wordprocessingDrawing" xmlns:w10="urn:schemas-microsoft-com:office:word" xmlns:w="http://schemas.openxmlformats.org/wordprocessingml/2006/main" xmlns:w14="http://schemas.microsoft.com/office/word/2010/wordml" xmlns:w15="http://schemas.microsoft.com/office/word/2012/wordml" xmlns:w16cex="http://schemas.microsoft.com/office/word/2018/wordml/cex" xmlns:w16cid="http://schemas.microsoft.com/office/word/2016/wordml/cid" xmlns:w16="http://schemas.microsoft.com/office/word/2018/wordml" xmlns:w16du="http://schemas.microsoft.com/office/word/2023/wordml/word16du" xmlns:w16sdtdh="http://schemas.microsoft.com/office/word/2020/wordml/sdtdatahash" xmlns:w16se="http://schemas.microsoft.com/office/word/2015/wordml/symex" xmlns:wpg="http://schemas.microsoft.com/office/word/2010/wordprocessingGroup" xmlns:wpi="http://schemas.microsoft.com/office/word/2010/wordprocessingInk" xmlns:wne="http://schemas.microsoft.com/office/word/2006/wordml" xmlns:wps="http://schemas.microsoft.com/office/word/2010/wordprocessingShape" mc:Ignorable="w14 w15 w16se w16cid w16 w16cex w16sdtdh w16du wp14">
+<w:footnotes xmlns:wpc="http://schemas.microsoft.com/office/word/2010/wordprocessingCanvas" xmlns:cx="http://schemas.microsoft.com/office/drawing/2014/chartex" xmlns:cx1="http://schemas.microsoft.com/office/drawing/2015/9/8/chartex" xmlns:cx2="http://schemas.microsoft.com/office/drawing/2015/10/21/chartex" xmlns:cx3="http://schemas.microsoft.com/office/drawing/2016/5/9/chartex" xmlns:cx4="http://schemas.microsoft.com/office/drawing/2016/5/10/chartex" xmlns:cx5="http://schemas.microsoft.com/office/drawing/2016/5/11/chartex" xmlns:cx6="http://schemas.microsoft.com/office/drawing/2016/5/12/chartex" xmlns:cx7="http://schemas.microsoft.com/office/drawing/2016/5/13/chartex" xmlns:cx8="http://schemas.microsoft.com/office/drawing/2016/5/14/chartex" xmlns:mc="http://schemas.openxmlformats.org/markup-compatibility/2006" xmlns:aink="http://schemas.microsoft.com/office/drawing/2016/ink" xmlns:am3d="http://schemas.microsoft.com/office/drawing/2017/model3d" xmlns:o="urn:schemas-microsoft-com:office:office" xmlns:oel="http://schemas.microsoft.com/office/2019/extlst" xmlns:r="http://schemas.openxmlformats.org/officeDocument/2006/relationships" xmlns:m="http://schemas.openxmlformats.org/officeDocument/2006/math" xmlns:v="urn:schemas-microsoft-com:vml" xmlns:wp14="http://schemas.microsoft.com/office/word/2010/wordprocessingDrawing" xmlns:wp="http://schemas.openxmlformats.org/drawingml/2006/wordprocessingDrawing" xmlns:w10="urn:schemas-microsoft-com:office:word" xmlns:w="http://schemas.openxmlformats.org/wordprocessingml/2006/main" xmlns:w14="http://schemas.microsoft.com/office/word/2010/wordml" xmlns:w15="http://schemas.microsoft.com/office/word/2012/wordml" xmlns:w16cex="http://schemas.microsoft.com/office/word/2018/wordml/cex" xmlns:w16cid="http://schemas.microsoft.com/office/word/2016/wordml/cid" xmlns:w16="http://schemas.microsoft.com/office/word/2018/wordml" xmlns:w16du="http://schemas.microsoft.com/office/word/2023/wordml/word16du" xmlns:w16sdtdh="http://schemas.microsoft.com/office/word/2020/wordml/sdtdatahash" xmlns:w16sdtfl="http://schemas.microsoft.com/office/word/2024/wordml/sdtformatlock" xmlns:w16se="http://schemas.microsoft.com/office/word/2015/wordml/symex" xmlns:wpg="http://schemas.microsoft.com/office/word/2010/wordprocessingGroup" xmlns:wpi="http://schemas.microsoft.com/office/word/2010/wordprocessingInk" xmlns:wne="http://schemas.microsoft.com/office/word/2006/wordml" xmlns:wps="http://schemas.microsoft.com/office/word/2010/wordprocessingShape" mc:Ignorable="w14 w15 w16se w16cid w16 w16cex w16sdtdh w16sdtfl w16du wp14">
   <w:footnote w:type="separator" w:id="-1">
     <w:p>
       <w:r>
@@ -4371,7 +1902,7 @@
 </file>
 
 <file path=word/numbering.xml><?xml version="1.0" encoding="utf-8"?>
-<w:numbering xmlns:wpc="http://schemas.microsoft.com/office/word/2010/wordprocessingCanvas" xmlns:cx="http://schemas.microsoft.com/office/drawing/2014/chartex" xmlns:cx1="http://schemas.microsoft.com/office/drawing/2015/9/8/chartex" xmlns:cx2="http://schemas.microsoft.com/office/drawing/2015/10/21/chartex" xmlns:cx3="http://schemas.microsoft.com/office/drawing/2016/5/9/chartex" xmlns:cx4="http://schemas.microsoft.com/office/drawing/2016/5/10/chartex" xmlns:cx5="http://schemas.microsoft.com/office/drawing/2016/5/11/chartex" xmlns:cx6="http://schemas.microsoft.com/office/drawing/2016/5/12/chartex" xmlns:cx7="http://schemas.microsoft.com/office/drawing/2016/5/13/chartex" xmlns:cx8="http://schemas.microsoft.com/office/drawing/2016/5/14/chartex" xmlns:mc="http://schemas.openxmlformats.org/markup-compatibility/2006" xmlns:aink="http://schemas.microsoft.com/office/drawing/2016/ink" xmlns:am3d="http://schemas.microsoft.com/office/drawing/2017/model3d" xmlns:o="urn:schemas-microsoft-com:office:office" xmlns:oel="http://schemas.microsoft.com/office/2019/extlst" xmlns:r="http://schemas.openxmlformats.org/officeDocument/2006/relationships" xmlns:m="http://schemas.openxmlformats.org/officeDocument/2006/math" xmlns:v="urn:schemas-microsoft-com:vml" xmlns:wp14="http://schemas.microsoft.com/office/word/2010/wordprocessingDrawing" xmlns:wp="http://schemas.openxmlformats.org/drawingml/2006/wordprocessingDrawing" xmlns:w10="urn:schemas-microsoft-com:office:word" xmlns:w="http://schemas.openxmlformats.org/wordprocessingml/2006/main" xmlns:w14="http://schemas.microsoft.com/office/word/2010/wordml" xmlns:w15="http://schemas.microsoft.com/office/word/2012/wordml" xmlns:w16cex="http://schemas.microsoft.com/office/word/2018/wordml/cex" xmlns:w16cid="http://schemas.microsoft.com/office/word/2016/wordml/cid" xmlns:w16="http://schemas.microsoft.com/office/word/2018/wordml" xmlns:w16du="http://schemas.microsoft.com/office/word/2023/wordml/word16du" xmlns:w16sdtdh="http://schemas.microsoft.com/office/word/2020/wordml/sdtdatahash" xmlns:w16se="http://schemas.microsoft.com/office/word/2015/wordml/symex" xmlns:wpg="http://schemas.microsoft.com/office/word/2010/wordprocessingGroup" xmlns:wpi="http://schemas.microsoft.com/office/word/2010/wordprocessingInk" xmlns:wne="http://schemas.microsoft.com/office/word/2006/wordml" xmlns:wps="http://schemas.microsoft.com/office/word/2010/wordprocessingShape" mc:Ignorable="w14 w15 w16se w16cid w16 w16cex w16sdtdh w16du wp14">
+<w:numbering xmlns:wpc="http://schemas.microsoft.com/office/word/2010/wordprocessingCanvas" xmlns:cx="http://schemas.microsoft.com/office/drawing/2014/chartex" xmlns:cx1="http://schemas.microsoft.com/office/drawing/2015/9/8/chartex" xmlns:cx2="http://schemas.microsoft.com/office/drawing/2015/10/21/chartex" xmlns:cx3="http://schemas.microsoft.com/office/drawing/2016/5/9/chartex" xmlns:cx4="http://schemas.microsoft.com/office/drawing/2016/5/10/chartex" xmlns:cx5="http://schemas.microsoft.com/office/drawing/2016/5/11/chartex" xmlns:cx6="http://schemas.microsoft.com/office/drawing/2016/5/12/chartex" xmlns:cx7="http://schemas.microsoft.com/office/drawing/2016/5/13/chartex" xmlns:cx8="http://schemas.microsoft.com/office/drawing/2016/5/14/chartex" xmlns:mc="http://schemas.openxmlformats.org/markup-compatibility/2006" xmlns:aink="http://schemas.microsoft.com/office/drawing/2016/ink" xmlns:am3d="http://schemas.microsoft.com/office/drawing/2017/model3d" xmlns:o="urn:schemas-microsoft-com:office:office" xmlns:oel="http://schemas.microsoft.com/office/2019/extlst" xmlns:r="http://schemas.openxmlformats.org/officeDocument/2006/relationships" xmlns:m="http://schemas.openxmlformats.org/officeDocument/2006/math" xmlns:v="urn:schemas-microsoft-com:vml" xmlns:wp14="http://schemas.microsoft.com/office/word/2010/wordprocessingDrawing" xmlns:wp="http://schemas.openxmlformats.org/drawingml/2006/wordprocessingDrawing" xmlns:w10="urn:schemas-microsoft-com:office:word" xmlns:w="http://schemas.openxmlformats.org/wordprocessingml/2006/main" xmlns:w14="http://schemas.microsoft.com/office/word/2010/wordml" xmlns:w15="http://schemas.microsoft.com/office/word/2012/wordml" xmlns:w16cex="http://schemas.microsoft.com/office/word/2018/wordml/cex" xmlns:w16cid="http://schemas.microsoft.com/office/word/2016/wordml/cid" xmlns:w16="http://schemas.microsoft.com/office/word/2018/wordml" xmlns:w16du="http://schemas.microsoft.com/office/word/2023/wordml/word16du" xmlns:w16sdtdh="http://schemas.microsoft.com/office/word/2020/wordml/sdtdatahash" xmlns:w16sdtfl="http://schemas.microsoft.com/office/word/2024/wordml/sdtformatlock" xmlns:w16se="http://schemas.microsoft.com/office/word/2015/wordml/symex" xmlns:wpg="http://schemas.microsoft.com/office/word/2010/wordprocessingGroup" xmlns:wpi="http://schemas.microsoft.com/office/word/2010/wordprocessingInk" xmlns:wne="http://schemas.microsoft.com/office/word/2006/wordml" xmlns:wps="http://schemas.microsoft.com/office/word/2010/wordprocessingShape" mc:Ignorable="w14 w15 w16se w16cid w16 w16cex w16sdtdh w16sdtfl w16du wp14">
   <w:abstractNum w:abstractNumId="0" w15:restartNumberingAfterBreak="0">
     <w:nsid w:val="FFFFFF89"/>
     <w:multiLevelType w:val="singleLevel"/>
@@ -7557,7 +5088,7 @@
 </file>
 
 <file path=word/styles.xml><?xml version="1.0" encoding="utf-8"?>
-<w:styles xmlns:mc="http://schemas.openxmlformats.org/markup-compatibility/2006" xmlns:r="http://schemas.openxmlformats.org/officeDocument/2006/relationships" xmlns:w="http://schemas.openxmlformats.org/wordprocessingml/2006/main" xmlns:w14="http://schemas.microsoft.com/office/word/2010/wordml" xmlns:w15="http://schemas.microsoft.com/office/word/2012/wordml" xmlns:w16cex="http://schemas.microsoft.com/office/word/2018/wordml/cex" xmlns:w16cid="http://schemas.microsoft.com/office/word/2016/wordml/cid" xmlns:w16="http://schemas.microsoft.com/office/word/2018/wordml" xmlns:w16du="http://schemas.microsoft.com/office/word/2023/wordml/word16du" xmlns:w16sdtdh="http://schemas.microsoft.com/office/word/2020/wordml/sdtdatahash" xmlns:w16se="http://schemas.microsoft.com/office/word/2015/wordml/symex" mc:Ignorable="w14 w15 w16se w16cid w16 w16cex w16sdtdh w16du">
+<w:styles xmlns:mc="http://schemas.openxmlformats.org/markup-compatibility/2006" xmlns:r="http://schemas.openxmlformats.org/officeDocument/2006/relationships" xmlns:w="http://schemas.openxmlformats.org/wordprocessingml/2006/main" xmlns:w14="http://schemas.microsoft.com/office/word/2010/wordml" xmlns:w15="http://schemas.microsoft.com/office/word/2012/wordml" xmlns:w16cex="http://schemas.microsoft.com/office/word/2018/wordml/cex" xmlns:w16cid="http://schemas.microsoft.com/office/word/2016/wordml/cid" xmlns:w16="http://schemas.microsoft.com/office/word/2018/wordml" xmlns:w16du="http://schemas.microsoft.com/office/word/2023/wordml/word16du" xmlns:w16sdtdh="http://schemas.microsoft.com/office/word/2020/wordml/sdtdatahash" xmlns:w16sdtfl="http://schemas.microsoft.com/office/word/2024/wordml/sdtformatlock" xmlns:w16se="http://schemas.microsoft.com/office/word/2015/wordml/symex" mc:Ignorable="w14 w15 w16se w16cid w16 w16cex w16sdtdh w16sdtfl w16du">
   <w:docDefaults>
     <w:rPrDefault>
       <w:rPr>
